--- a/papers/N business proposal.docx
+++ b/papers/N business proposal.docx
@@ -174,7 +174,36 @@
           <w:szCs w:val="20"/>
         </w:rPr>
         <w:tab/>
-        <w:t>There are applications for everything from education systems, to theology institutions.</w:t>
+        <w:t>The actual factor may be something more like a third of that.</w:t>
+      </w:r>
+    </w:p>
+    <w:p>
+      <w:pPr>
+        <w:rPr>
+          <w:sz w:val="20"/>
+          <w:szCs w:val="20"/>
+        </w:rPr>
+      </w:pPr>
+      <w:r>
+        <w:rPr>
+          <w:sz w:val="20"/>
+          <w:szCs w:val="20"/>
+        </w:rPr>
+        <w:tab/>
+      </w:r>
+      <w:r>
+        <w:rPr>
+          <w:sz w:val="20"/>
+          <w:szCs w:val="20"/>
+        </w:rPr>
+        <w:t>This is the application to Education</w:t>
+      </w:r>
+      <w:r>
+        <w:rPr>
+          <w:sz w:val="20"/>
+          <w:szCs w:val="20"/>
+        </w:rPr>
+        <w:t>.</w:t>
       </w:r>
     </w:p>
     <w:p>
@@ -219,8 +248,24 @@
           <w:sz w:val="20"/>
           <w:szCs w:val="20"/>
         </w:rPr>
-        <w:t>The business of Neuresthetics is to shift culture in a way that produces a greater mean I.Q.</w:t>
-      </w:r>
+        <w:t xml:space="preserve">The business of Neuresthetics is to shift culture in a way that produces a greater mean </w:t>
+      </w:r>
+      <w:proofErr w:type="gramStart"/>
+      <w:r>
+        <w:rPr>
+          <w:sz w:val="20"/>
+          <w:szCs w:val="20"/>
+        </w:rPr>
+        <w:t>I.Q.</w:t>
+      </w:r>
+      <w:r>
+        <w:rPr>
+          <w:sz w:val="20"/>
+          <w:szCs w:val="20"/>
+        </w:rPr>
+        <w:t>.</w:t>
+      </w:r>
+      <w:proofErr w:type="gramEnd"/>
     </w:p>
     <w:p>
       <w:pPr>
@@ -272,15 +317,13 @@
         </w:rPr>
         <w:t xml:space="preserve"> as a </w:t>
       </w:r>
-      <w:proofErr w:type="spellStart"/>
-      <w:r>
-        <w:rPr>
-          <w:sz w:val="20"/>
-          <w:szCs w:val="20"/>
-        </w:rPr>
-        <w:t>longitu</w:t>
-      </w:r>
-      <w:proofErr w:type="spellEnd"/>
+      <w:r>
+        <w:rPr>
+          <w:sz w:val="20"/>
+          <w:szCs w:val="20"/>
+        </w:rPr>
+        <w:t>longitude</w:t>
+      </w:r>
       <w:r>
         <w:rPr>
           <w:sz w:val="20"/>
@@ -302,7 +345,21 @@
           <w:szCs w:val="20"/>
         </w:rPr>
         <w:tab/>
-        <w:t>The business in its intermediate form is summer camp education for children and parents.</w:t>
+        <w:t>The business in its intermediate form is summer camp education for children and</w:t>
+      </w:r>
+      <w:r>
+        <w:rPr>
+          <w:sz w:val="20"/>
+          <w:szCs w:val="20"/>
+        </w:rPr>
+        <w:t xml:space="preserve">/or </w:t>
+      </w:r>
+      <w:r>
+        <w:rPr>
+          <w:sz w:val="20"/>
+          <w:szCs w:val="20"/>
+        </w:rPr>
+        <w:t>parents.</w:t>
       </w:r>
     </w:p>
     <w:p>
@@ -318,14 +375,28 @@
           <w:sz w:val="20"/>
           <w:szCs w:val="20"/>
         </w:rPr>
-        <w:t>The business model in its infancy is a meetup app education session</w:t>
-      </w:r>
-      <w:r>
-        <w:rPr>
-          <w:sz w:val="20"/>
-          <w:szCs w:val="20"/>
-        </w:rPr>
-        <w:t xml:space="preserve"> with donation opportunity for attendees.</w:t>
+        <w:t xml:space="preserve">The business model </w:t>
+      </w:r>
+      <w:r>
+        <w:rPr>
+          <w:sz w:val="20"/>
+          <w:szCs w:val="20"/>
+        </w:rPr>
+        <w:t>in</w:t>
+      </w:r>
+      <w:r>
+        <w:rPr>
+          <w:sz w:val="20"/>
+          <w:szCs w:val="20"/>
+        </w:rPr>
+        <w:t xml:space="preserve"> its infancy is</w:t>
+      </w:r>
+      <w:r>
+        <w:rPr>
+          <w:sz w:val="20"/>
+          <w:szCs w:val="20"/>
+        </w:rPr>
+        <w:t xml:space="preserve"> hosting an occasional Meetup event for interested people.</w:t>
       </w:r>
     </w:p>
     <w:p>
@@ -443,28 +514,7 @@
           <w:sz w:val="20"/>
           <w:szCs w:val="20"/>
         </w:rPr>
-        <w:t xml:space="preserve">Mission: raise the global mean I.Q. to that of </w:t>
-      </w:r>
-      <w:r>
-        <w:rPr>
-          <w:sz w:val="20"/>
-          <w:szCs w:val="20"/>
-        </w:rPr>
-        <w:t>what was formerly known as Genii</w:t>
-      </w:r>
-      <w:r>
-        <w:rPr>
-          <w:sz w:val="20"/>
-          <w:szCs w:val="20"/>
-        </w:rPr>
-        <w:t>.</w:t>
-      </w:r>
-      <w:r>
-        <w:rPr>
-          <w:sz w:val="20"/>
-          <w:szCs w:val="20"/>
-        </w:rPr>
-        <w:t xml:space="preserve"> </w:t>
+        <w:t xml:space="preserve">Mission: raise the global mean I.Q. to that of what was formerly known as Genii. </w:t>
       </w:r>
     </w:p>
     <w:p>
@@ -539,11 +589,20 @@
           <w:bCs/>
         </w:rPr>
       </w:pPr>
-      <w:r>
-        <w:rPr>
-          <w:b/>
-          <w:bCs/>
-        </w:rPr>
+    </w:p>
+    <w:p>
+      <w:pPr>
+        <w:rPr>
+          <w:b/>
+          <w:bCs/>
+        </w:rPr>
+      </w:pPr>
+      <w:r>
+        <w:rPr>
+          <w:b/>
+          <w:bCs/>
+        </w:rPr>
+        <w:lastRenderedPageBreak/>
         <w:t>3.1 TARGET MARKET</w:t>
       </w:r>
     </w:p>
@@ -560,7 +619,6 @@
           <w:sz w:val="20"/>
           <w:szCs w:val="20"/>
         </w:rPr>
-        <w:lastRenderedPageBreak/>
         <w:t>Parents: Parents who want their children to reach their full potential would be interested in a service that could make their children smarter.</w:t>
       </w:r>
     </w:p>
@@ -614,6 +672,15 @@
     </w:p>
     <w:p>
       <w:pPr>
+        <w:ind w:left="720"/>
+        <w:rPr>
+          <w:sz w:val="20"/>
+          <w:szCs w:val="20"/>
+        </w:rPr>
+      </w:pPr>
+    </w:p>
+    <w:p>
+      <w:pPr>
         <w:rPr>
           <w:b/>
           <w:bCs/>
@@ -683,6 +750,13 @@
           <w:szCs w:val="20"/>
         </w:rPr>
       </w:pPr>
+      <w:r>
+        <w:rPr>
+          <w:sz w:val="20"/>
+          <w:szCs w:val="20"/>
+        </w:rPr>
+        <w:t>Here are some specific examples of how a company that could increase the rate of genii could be used:</w:t>
+      </w:r>
     </w:p>
     <w:p>
       <w:pPr>
@@ -697,7 +771,7 @@
           <w:sz w:val="20"/>
           <w:szCs w:val="20"/>
         </w:rPr>
-        <w:t>Here are some specific examples of how a company that could increase the rate of genii could be used:</w:t>
+        <w:t>To develop new technologies that could solve global problems such as climate change and disease.</w:t>
       </w:r>
     </w:p>
     <w:p>
@@ -713,7 +787,7 @@
           <w:sz w:val="20"/>
           <w:szCs w:val="20"/>
         </w:rPr>
-        <w:t>To develop new technologies that could solve global problems such as climate change and disease.</w:t>
+        <w:t>To create new businesses and industries that could boost the economy.</w:t>
       </w:r>
     </w:p>
     <w:p>
@@ -729,7 +803,7 @@
           <w:sz w:val="20"/>
           <w:szCs w:val="20"/>
         </w:rPr>
-        <w:t>To create new businesses and industries that could boost the economy.</w:t>
+        <w:t>To develop new forms of art and culture that could enrich our lives.</w:t>
       </w:r>
     </w:p>
     <w:p>
@@ -745,7 +819,7 @@
           <w:sz w:val="20"/>
           <w:szCs w:val="20"/>
         </w:rPr>
-        <w:t>To develop new forms of art and culture that could enrich our lives.</w:t>
+        <w:t>To help us better understand the universe and our place in it.</w:t>
       </w:r>
     </w:p>
     <w:p>
@@ -756,22 +830,6 @@
           <w:szCs w:val="20"/>
         </w:rPr>
       </w:pPr>
-      <w:r>
-        <w:rPr>
-          <w:sz w:val="20"/>
-          <w:szCs w:val="20"/>
-        </w:rPr>
-        <w:t>To help us better understand the universe and our place in it.</w:t>
-      </w:r>
-    </w:p>
-    <w:p>
-      <w:pPr>
-        <w:ind w:left="720"/>
-        <w:rPr>
-          <w:sz w:val="20"/>
-          <w:szCs w:val="20"/>
-        </w:rPr>
-      </w:pPr>
     </w:p>
     <w:p>
       <w:pPr>
@@ -790,21 +848,6 @@
     </w:p>
     <w:p>
       <w:pPr>
-        <w:rPr>
-          <w:sz w:val="20"/>
-          <w:szCs w:val="20"/>
-        </w:rPr>
-      </w:pPr>
-      <w:r>
-        <w:rPr>
-          <w:b/>
-          <w:bCs/>
-        </w:rPr>
-        <w:tab/>
-      </w:r>
-    </w:p>
-    <w:p>
-      <w:pPr>
         <w:ind w:left="720" w:firstLine="720"/>
         <w:rPr>
           <w:sz w:val="20"/>
@@ -832,7 +875,23 @@
           <w:sz w:val="20"/>
           <w:szCs w:val="20"/>
         </w:rPr>
-        <w:t>Other companies developing similar technologies. There are a number of companies working on developing technologies to enhance human intelligence, such as neurofeedback, brain stimulation, and gene editing. These companies could pose a direct threat to the company's market share.</w:t>
+        <w:t xml:space="preserve">Other companies developing similar technologies. There are </w:t>
+      </w:r>
+      <w:proofErr w:type="gramStart"/>
+      <w:r>
+        <w:rPr>
+          <w:sz w:val="20"/>
+          <w:szCs w:val="20"/>
+        </w:rPr>
+        <w:t>a number of</w:t>
+      </w:r>
+      <w:proofErr w:type="gramEnd"/>
+      <w:r>
+        <w:rPr>
+          <w:sz w:val="20"/>
+          <w:szCs w:val="20"/>
+        </w:rPr>
+        <w:t xml:space="preserve"> companies working on developing technologies to enhance human intelligence, such as neurofeedback, brain stimulation, and gene editing. These companies could pose a direct threat to the company's market share.</w:t>
       </w:r>
     </w:p>
     <w:p>
@@ -864,7 +923,23 @@
           <w:sz w:val="20"/>
           <w:szCs w:val="20"/>
         </w:rPr>
-        <w:t xml:space="preserve">Ethical concerns. There are a number of ethical concerns surrounding the development and use of technologies to enhance human intelligence. For example, some people worry that these technologies </w:t>
+        <w:t xml:space="preserve">Ethical concerns. There are </w:t>
+      </w:r>
+      <w:proofErr w:type="gramStart"/>
+      <w:r>
+        <w:rPr>
+          <w:sz w:val="20"/>
+          <w:szCs w:val="20"/>
+        </w:rPr>
+        <w:t>a number of</w:t>
+      </w:r>
+      <w:proofErr w:type="gramEnd"/>
+      <w:r>
+        <w:rPr>
+          <w:sz w:val="20"/>
+          <w:szCs w:val="20"/>
+        </w:rPr>
+        <w:t xml:space="preserve"> ethical concerns surrounding the development and use of technologies to enhance human intelligence. For example, some people worry that these technologies </w:t>
       </w:r>
       <w:r>
         <w:rPr>
@@ -1036,6 +1111,14 @@
     <w:p>
       <w:pPr>
         <w:rPr>
+          <w:sz w:val="20"/>
+          <w:szCs w:val="20"/>
+        </w:rPr>
+      </w:pPr>
+    </w:p>
+    <w:p>
+      <w:pPr>
+        <w:rPr>
           <w:b/>
           <w:bCs/>
         </w:rPr>
@@ -1109,6 +1192,14 @@
           <w:bCs/>
         </w:rPr>
       </w:pPr>
+    </w:p>
+    <w:p>
+      <w:pPr>
+        <w:rPr>
+          <w:b/>
+          <w:bCs/>
+        </w:rPr>
+      </w:pPr>
       <w:r>
         <w:rPr>
           <w:b/>
@@ -1153,6 +1244,14 @@
           <w:bCs/>
         </w:rPr>
       </w:pPr>
+    </w:p>
+    <w:p>
+      <w:pPr>
+        <w:rPr>
+          <w:b/>
+          <w:bCs/>
+        </w:rPr>
+      </w:pPr>
       <w:r>
         <w:rPr>
           <w:b/>
@@ -1296,11 +1395,28 @@
           <w:bCs/>
         </w:rPr>
       </w:pPr>
-      <w:r>
-        <w:rPr>
-          <w:b/>
-          <w:bCs/>
-        </w:rPr>
+    </w:p>
+    <w:p>
+      <w:pPr>
+        <w:rPr>
+          <w:b/>
+          <w:bCs/>
+        </w:rPr>
+      </w:pPr>
+    </w:p>
+    <w:p>
+      <w:pPr>
+        <w:rPr>
+          <w:b/>
+          <w:bCs/>
+        </w:rPr>
+      </w:pPr>
+      <w:r>
+        <w:rPr>
+          <w:b/>
+          <w:bCs/>
+        </w:rPr>
+        <w:lastRenderedPageBreak/>
         <w:t>5.1 PROMOTION</w:t>
       </w:r>
     </w:p>
@@ -1323,7 +1439,23 @@
           <w:sz w:val="20"/>
           <w:szCs w:val="20"/>
         </w:rPr>
-        <w:t>Free lessons no the basic principles in terms of giving value to people, expecting nothing in return.</w:t>
+        <w:t xml:space="preserve">Free lessons </w:t>
+      </w:r>
+      <w:proofErr w:type="spellStart"/>
+      <w:r>
+        <w:rPr>
+          <w:sz w:val="20"/>
+          <w:szCs w:val="20"/>
+        </w:rPr>
+        <w:t>no</w:t>
+      </w:r>
+      <w:proofErr w:type="spellEnd"/>
+      <w:r>
+        <w:rPr>
+          <w:sz w:val="20"/>
+          <w:szCs w:val="20"/>
+        </w:rPr>
+        <w:t xml:space="preserve"> the basic principles in terms of giving value to people, expecting nothing in return.</w:t>
       </w:r>
     </w:p>
     <w:p>
@@ -1363,6 +1495,436 @@
           <w:bCs/>
         </w:rPr>
       </w:pPr>
+      <w:r>
+        <w:rPr>
+          <w:b/>
+          <w:bCs/>
+        </w:rPr>
+        <w:t>5.2 PRICING</w:t>
+      </w:r>
+    </w:p>
+    <w:p>
+      <w:pPr>
+        <w:rPr>
+          <w:sz w:val="20"/>
+          <w:szCs w:val="20"/>
+        </w:rPr>
+      </w:pPr>
+      <w:r>
+        <w:rPr>
+          <w:b/>
+          <w:bCs/>
+        </w:rPr>
+        <w:tab/>
+      </w:r>
+      <w:r>
+        <w:rPr>
+          <w:sz w:val="20"/>
+          <w:szCs w:val="20"/>
+        </w:rPr>
+        <w:t>Free in small batches.</w:t>
+      </w:r>
+    </w:p>
+    <w:p>
+      <w:pPr>
+        <w:ind w:firstLine="720"/>
+        <w:rPr>
+          <w:sz w:val="20"/>
+          <w:szCs w:val="20"/>
+        </w:rPr>
+      </w:pPr>
+      <w:r>
+        <w:rPr>
+          <w:sz w:val="20"/>
+          <w:szCs w:val="20"/>
+        </w:rPr>
+        <w:t>Standard summer camp pricing for summer camps.</w:t>
+      </w:r>
+    </w:p>
+    <w:p>
+      <w:pPr>
+        <w:ind w:firstLine="720"/>
+        <w:rPr>
+          <w:sz w:val="20"/>
+          <w:szCs w:val="20"/>
+        </w:rPr>
+      </w:pPr>
+      <w:r>
+        <w:rPr>
+          <w:sz w:val="20"/>
+          <w:szCs w:val="20"/>
+        </w:rPr>
+        <w:t>Mean market fee for private school.</w:t>
+      </w:r>
+    </w:p>
+    <w:p>
+      <w:pPr>
+        <w:rPr>
+          <w:b/>
+          <w:bCs/>
+        </w:rPr>
+      </w:pPr>
+    </w:p>
+    <w:p>
+      <w:pPr>
+        <w:rPr>
+          <w:b/>
+          <w:bCs/>
+        </w:rPr>
+      </w:pPr>
+      <w:r>
+        <w:rPr>
+          <w:b/>
+          <w:bCs/>
+        </w:rPr>
+        <w:t>6 OPERATIONS PLAN</w:t>
+      </w:r>
+    </w:p>
+    <w:p>
+      <w:pPr>
+        <w:rPr>
+          <w:sz w:val="20"/>
+          <w:szCs w:val="20"/>
+        </w:rPr>
+      </w:pPr>
+      <w:r>
+        <w:rPr>
+          <w:b/>
+          <w:bCs/>
+        </w:rPr>
+        <w:tab/>
+      </w:r>
+      <w:r>
+        <w:rPr>
+          <w:sz w:val="20"/>
+          <w:szCs w:val="20"/>
+        </w:rPr>
+        <w:t xml:space="preserve">We will operate a network of </w:t>
+      </w:r>
+      <w:r>
+        <w:rPr>
+          <w:sz w:val="20"/>
+          <w:szCs w:val="20"/>
+        </w:rPr>
+        <w:t>schools</w:t>
+      </w:r>
+      <w:r>
+        <w:rPr>
+          <w:sz w:val="20"/>
+          <w:szCs w:val="20"/>
+        </w:rPr>
+        <w:t xml:space="preserve"> around the world.</w:t>
+      </w:r>
+    </w:p>
+    <w:p>
+      <w:pPr>
+        <w:ind w:firstLine="720"/>
+        <w:rPr>
+          <w:b/>
+          <w:bCs/>
+        </w:rPr>
+      </w:pPr>
+      <w:r>
+        <w:rPr>
+          <w:sz w:val="20"/>
+          <w:szCs w:val="20"/>
+        </w:rPr>
+        <w:t>We will partner with organizations and governments to offer our services to their members and citizens.</w:t>
+      </w:r>
+    </w:p>
+    <w:p>
+      <w:pPr>
+        <w:rPr>
+          <w:b/>
+          <w:bCs/>
+        </w:rPr>
+      </w:pPr>
+      <w:r>
+        <w:rPr>
+          <w:b/>
+          <w:bCs/>
+        </w:rPr>
+        <w:t>7. FINANCIAL PROJECTIONS</w:t>
+      </w:r>
+    </w:p>
+    <w:p>
+      <w:pPr>
+        <w:rPr>
+          <w:sz w:val="20"/>
+          <w:szCs w:val="20"/>
+        </w:rPr>
+      </w:pPr>
+      <w:r>
+        <w:rPr>
+          <w:b/>
+          <w:bCs/>
+        </w:rPr>
+        <w:tab/>
+      </w:r>
+      <w:r>
+        <w:rPr>
+          <w:sz w:val="20"/>
+          <w:szCs w:val="20"/>
+        </w:rPr>
+        <w:t>Premium Meetup account: 70</w:t>
+      </w:r>
+    </w:p>
+    <w:p>
+      <w:pPr>
+        <w:rPr>
+          <w:b/>
+          <w:bCs/>
+        </w:rPr>
+      </w:pPr>
+    </w:p>
+    <w:p>
+      <w:pPr>
+        <w:rPr>
+          <w:b/>
+          <w:bCs/>
+        </w:rPr>
+      </w:pPr>
+      <w:r>
+        <w:rPr>
+          <w:b/>
+          <w:bCs/>
+        </w:rPr>
+        <w:t>7.1 STARTUP COSTS</w:t>
+      </w:r>
+    </w:p>
+    <w:p>
+      <w:pPr>
+        <w:rPr>
+          <w:sz w:val="20"/>
+          <w:szCs w:val="20"/>
+        </w:rPr>
+      </w:pPr>
+      <w:r>
+        <w:rPr>
+          <w:b/>
+          <w:bCs/>
+        </w:rPr>
+        <w:tab/>
+      </w:r>
+      <w:r>
+        <w:rPr>
+          <w:sz w:val="20"/>
+          <w:szCs w:val="20"/>
+        </w:rPr>
+        <w:t xml:space="preserve">Premium Meetup account: </w:t>
+      </w:r>
+      <w:r>
+        <w:rPr>
+          <w:sz w:val="20"/>
+          <w:szCs w:val="20"/>
+        </w:rPr>
+        <w:t>70</w:t>
+      </w:r>
+      <w:r>
+        <w:rPr>
+          <w:sz w:val="20"/>
+          <w:szCs w:val="20"/>
+        </w:rPr>
+        <w:t>$</w:t>
+      </w:r>
+      <w:r>
+        <w:rPr>
+          <w:sz w:val="20"/>
+          <w:szCs w:val="20"/>
+        </w:rPr>
+        <w:t xml:space="preserve"> /yr.</w:t>
+      </w:r>
+    </w:p>
+    <w:p>
+      <w:pPr>
+        <w:rPr>
+          <w:sz w:val="20"/>
+          <w:szCs w:val="20"/>
+        </w:rPr>
+      </w:pPr>
+      <w:r>
+        <w:rPr>
+          <w:sz w:val="20"/>
+          <w:szCs w:val="20"/>
+        </w:rPr>
+        <w:tab/>
+        <w:t xml:space="preserve">Whiteboard and markers: </w:t>
+      </w:r>
+      <w:r>
+        <w:rPr>
+          <w:sz w:val="20"/>
+          <w:szCs w:val="20"/>
+        </w:rPr>
+        <w:t>70</w:t>
+      </w:r>
+      <w:r>
+        <w:rPr>
+          <w:sz w:val="20"/>
+          <w:szCs w:val="20"/>
+        </w:rPr>
+        <w:t>$</w:t>
+      </w:r>
+    </w:p>
+    <w:p>
+      <w:pPr>
+        <w:rPr>
+          <w:b/>
+          <w:bCs/>
+        </w:rPr>
+      </w:pPr>
+    </w:p>
+    <w:p>
+      <w:pPr>
+        <w:rPr>
+          <w:b/>
+          <w:bCs/>
+        </w:rPr>
+      </w:pPr>
+      <w:r>
+        <w:rPr>
+          <w:b/>
+          <w:bCs/>
+        </w:rPr>
+        <w:t>7.2 REVENUE PROJECTIONS</w:t>
+      </w:r>
+    </w:p>
+    <w:p>
+      <w:pPr>
+        <w:rPr>
+          <w:sz w:val="20"/>
+          <w:szCs w:val="20"/>
+        </w:rPr>
+      </w:pPr>
+      <w:r>
+        <w:rPr>
+          <w:b/>
+          <w:bCs/>
+        </w:rPr>
+        <w:tab/>
+      </w:r>
+      <w:r>
+        <w:rPr>
+          <w:sz w:val="20"/>
+          <w:szCs w:val="20"/>
+        </w:rPr>
+        <w:t>Stage one: meetup teacher. Unknown.</w:t>
+      </w:r>
+    </w:p>
+    <w:p>
+      <w:pPr>
+        <w:rPr>
+          <w:sz w:val="20"/>
+          <w:szCs w:val="20"/>
+        </w:rPr>
+      </w:pPr>
+      <w:r>
+        <w:rPr>
+          <w:sz w:val="20"/>
+          <w:szCs w:val="20"/>
+        </w:rPr>
+        <w:tab/>
+        <w:t>Stage two: day camp training. Average at least for standard model.</w:t>
+      </w:r>
+    </w:p>
+    <w:p>
+      <w:pPr>
+        <w:rPr>
+          <w:sz w:val="20"/>
+          <w:szCs w:val="20"/>
+        </w:rPr>
+      </w:pPr>
+      <w:r>
+        <w:rPr>
+          <w:sz w:val="20"/>
+          <w:szCs w:val="20"/>
+        </w:rPr>
+        <w:tab/>
+        <w:t xml:space="preserve">Stage three: physical schools as hosts of </w:t>
+      </w:r>
+      <w:r>
+        <w:rPr>
+          <w:sz w:val="20"/>
+          <w:szCs w:val="20"/>
+        </w:rPr>
+        <w:t>the longitudinal experiment. High.</w:t>
+      </w:r>
+    </w:p>
+    <w:p>
+      <w:pPr>
+        <w:rPr>
+          <w:sz w:val="20"/>
+          <w:szCs w:val="20"/>
+        </w:rPr>
+      </w:pPr>
+    </w:p>
+    <w:p>
+      <w:pPr>
+        <w:rPr>
+          <w:b/>
+          <w:bCs/>
+        </w:rPr>
+      </w:pPr>
+      <w:r>
+        <w:rPr>
+          <w:b/>
+          <w:bCs/>
+        </w:rPr>
+        <w:t>7.3 PROFIT MARGINS</w:t>
+      </w:r>
+    </w:p>
+    <w:p>
+      <w:pPr>
+        <w:rPr>
+          <w:sz w:val="20"/>
+          <w:szCs w:val="20"/>
+        </w:rPr>
+      </w:pPr>
+      <w:r>
+        <w:rPr>
+          <w:b/>
+          <w:bCs/>
+        </w:rPr>
+        <w:tab/>
+      </w:r>
+      <w:r>
+        <w:rPr>
+          <w:sz w:val="20"/>
+          <w:szCs w:val="20"/>
+        </w:rPr>
+        <w:t>The more you give, the more you get.</w:t>
+      </w:r>
+    </w:p>
+    <w:p>
+      <w:pPr>
+        <w:rPr>
+          <w:b/>
+          <w:bCs/>
+        </w:rPr>
+      </w:pPr>
+    </w:p>
+    <w:p>
+      <w:pPr>
+        <w:rPr>
+          <w:b/>
+          <w:bCs/>
+        </w:rPr>
+      </w:pPr>
+    </w:p>
+    <w:p>
+      <w:pPr>
+        <w:rPr>
+          <w:b/>
+          <w:bCs/>
+        </w:rPr>
+      </w:pPr>
+    </w:p>
+    <w:p>
+      <w:pPr>
+        <w:rPr>
+          <w:b/>
+          <w:bCs/>
+        </w:rPr>
+      </w:pPr>
     </w:p>
     <w:p>
       <w:pPr>
@@ -1377,276 +1939,6 @@
           <w:bCs/>
         </w:rPr>
         <w:lastRenderedPageBreak/>
-        <w:t>5.2 PRICING</w:t>
-      </w:r>
-    </w:p>
-    <w:p>
-      <w:pPr>
-        <w:rPr>
-          <w:sz w:val="20"/>
-          <w:szCs w:val="20"/>
-        </w:rPr>
-      </w:pPr>
-      <w:r>
-        <w:rPr>
-          <w:b/>
-          <w:bCs/>
-        </w:rPr>
-        <w:tab/>
-      </w:r>
-      <w:r>
-        <w:rPr>
-          <w:sz w:val="20"/>
-          <w:szCs w:val="20"/>
-        </w:rPr>
-        <w:t>Free in small batches.</w:t>
-      </w:r>
-    </w:p>
-    <w:p>
-      <w:pPr>
-        <w:ind w:firstLine="720"/>
-        <w:rPr>
-          <w:sz w:val="20"/>
-          <w:szCs w:val="20"/>
-        </w:rPr>
-      </w:pPr>
-      <w:r>
-        <w:rPr>
-          <w:sz w:val="20"/>
-          <w:szCs w:val="20"/>
-        </w:rPr>
-        <w:t>Standard summer camp pricing for summer camps.</w:t>
-      </w:r>
-    </w:p>
-    <w:p>
-      <w:pPr>
-        <w:ind w:firstLine="720"/>
-        <w:rPr>
-          <w:sz w:val="20"/>
-          <w:szCs w:val="20"/>
-        </w:rPr>
-      </w:pPr>
-      <w:r>
-        <w:rPr>
-          <w:sz w:val="20"/>
-          <w:szCs w:val="20"/>
-        </w:rPr>
-        <w:t>Mean market fee for private school.</w:t>
-      </w:r>
-    </w:p>
-    <w:p>
-      <w:pPr>
-        <w:rPr>
-          <w:b/>
-          <w:bCs/>
-        </w:rPr>
-      </w:pPr>
-      <w:r>
-        <w:rPr>
-          <w:b/>
-          <w:bCs/>
-        </w:rPr>
-        <w:t>6 OPERATIONS PLAN</w:t>
-      </w:r>
-    </w:p>
-    <w:p>
-      <w:pPr>
-        <w:rPr>
-          <w:sz w:val="20"/>
-          <w:szCs w:val="20"/>
-        </w:rPr>
-      </w:pPr>
-      <w:r>
-        <w:rPr>
-          <w:b/>
-          <w:bCs/>
-        </w:rPr>
-        <w:tab/>
-      </w:r>
-      <w:r>
-        <w:rPr>
-          <w:sz w:val="20"/>
-          <w:szCs w:val="20"/>
-        </w:rPr>
-        <w:t>Confidential.</w:t>
-      </w:r>
-    </w:p>
-    <w:p>
-      <w:pPr>
-        <w:rPr>
-          <w:b/>
-          <w:bCs/>
-        </w:rPr>
-      </w:pPr>
-      <w:r>
-        <w:rPr>
-          <w:b/>
-          <w:bCs/>
-        </w:rPr>
-        <w:t>7. FINANCIAL PROJECTIONS</w:t>
-      </w:r>
-    </w:p>
-    <w:p>
-      <w:pPr>
-        <w:rPr>
-          <w:sz w:val="20"/>
-          <w:szCs w:val="20"/>
-        </w:rPr>
-      </w:pPr>
-      <w:r>
-        <w:rPr>
-          <w:b/>
-          <w:bCs/>
-        </w:rPr>
-        <w:tab/>
-      </w:r>
-      <w:r>
-        <w:rPr>
-          <w:sz w:val="20"/>
-          <w:szCs w:val="20"/>
-        </w:rPr>
-        <w:t>Infinite.</w:t>
-      </w:r>
-    </w:p>
-    <w:p>
-      <w:pPr>
-        <w:rPr>
-          <w:b/>
-          <w:bCs/>
-        </w:rPr>
-      </w:pPr>
-      <w:r>
-        <w:rPr>
-          <w:b/>
-          <w:bCs/>
-        </w:rPr>
-        <w:t>7.1 STARTUP COSTS</w:t>
-      </w:r>
-    </w:p>
-    <w:p>
-      <w:pPr>
-        <w:rPr>
-          <w:sz w:val="20"/>
-          <w:szCs w:val="20"/>
-        </w:rPr>
-      </w:pPr>
-      <w:r>
-        <w:rPr>
-          <w:b/>
-          <w:bCs/>
-        </w:rPr>
-        <w:tab/>
-      </w:r>
-      <w:r>
-        <w:rPr>
-          <w:sz w:val="20"/>
-          <w:szCs w:val="20"/>
-        </w:rPr>
-        <w:t>Premium Meetup account: 20$</w:t>
-      </w:r>
-    </w:p>
-    <w:p>
-      <w:pPr>
-        <w:rPr>
-          <w:sz w:val="20"/>
-          <w:szCs w:val="20"/>
-        </w:rPr>
-      </w:pPr>
-      <w:r>
-        <w:rPr>
-          <w:sz w:val="20"/>
-          <w:szCs w:val="20"/>
-        </w:rPr>
-        <w:tab/>
-        <w:t>Whiteboard and markers: 20$</w:t>
-      </w:r>
-    </w:p>
-    <w:p>
-      <w:pPr>
-        <w:rPr>
-          <w:b/>
-          <w:bCs/>
-        </w:rPr>
-      </w:pPr>
-      <w:r>
-        <w:rPr>
-          <w:b/>
-          <w:bCs/>
-        </w:rPr>
-        <w:t>7.2 REVENUE PROJECTIONS</w:t>
-      </w:r>
-    </w:p>
-    <w:p>
-      <w:pPr>
-        <w:rPr>
-          <w:sz w:val="20"/>
-          <w:szCs w:val="20"/>
-        </w:rPr>
-      </w:pPr>
-      <w:r>
-        <w:rPr>
-          <w:b/>
-          <w:bCs/>
-        </w:rPr>
-        <w:tab/>
-      </w:r>
-      <w:r>
-        <w:rPr>
-          <w:sz w:val="20"/>
-          <w:szCs w:val="20"/>
-        </w:rPr>
-        <w:t>Infinite.</w:t>
-      </w:r>
-    </w:p>
-    <w:p>
-      <w:pPr>
-        <w:rPr>
-          <w:b/>
-          <w:bCs/>
-        </w:rPr>
-      </w:pPr>
-      <w:r>
-        <w:rPr>
-          <w:b/>
-          <w:bCs/>
-        </w:rPr>
-        <w:t>7.3 PROFIT MARGINS</w:t>
-      </w:r>
-    </w:p>
-    <w:p>
-      <w:pPr>
-        <w:rPr>
-          <w:sz w:val="20"/>
-          <w:szCs w:val="20"/>
-        </w:rPr>
-      </w:pPr>
-      <w:r>
-        <w:rPr>
-          <w:b/>
-          <w:bCs/>
-        </w:rPr>
-        <w:tab/>
-      </w:r>
-      <w:r>
-        <w:rPr>
-          <w:sz w:val="20"/>
-          <w:szCs w:val="20"/>
-        </w:rPr>
-        <w:t>High.</w:t>
-      </w:r>
-    </w:p>
-    <w:p>
-      <w:pPr>
-        <w:rPr>
-          <w:b/>
-          <w:bCs/>
-        </w:rPr>
-      </w:pPr>
-      <w:r>
-        <w:rPr>
-          <w:b/>
-          <w:bCs/>
-        </w:rPr>
         <w:t>8. FUNDING REQUIREMENTS</w:t>
       </w:r>
     </w:p>
@@ -1669,46 +1961,247 @@
           <w:sz w:val="20"/>
           <w:szCs w:val="20"/>
         </w:rPr>
-        <w:t>Self-funded as a free lesson.</w:t>
-      </w:r>
-    </w:p>
-    <w:p>
-      <w:pPr>
-        <w:rPr>
-          <w:sz w:val="20"/>
-          <w:szCs w:val="20"/>
-        </w:rPr>
-      </w:pPr>
-      <w:r>
-        <w:rPr>
-          <w:sz w:val="20"/>
-          <w:szCs w:val="20"/>
-        </w:rPr>
-        <w:tab/>
-      </w:r>
-      <w:r>
-        <w:rPr>
-          <w:sz w:val="20"/>
-          <w:szCs w:val="20"/>
-        </w:rPr>
-        <w:t>Instantiation of a non-prophet for summer camps.</w:t>
-      </w:r>
-    </w:p>
-    <w:p>
-      <w:pPr>
-        <w:rPr>
-          <w:sz w:val="20"/>
-          <w:szCs w:val="20"/>
-        </w:rPr>
-      </w:pPr>
-      <w:r>
-        <w:rPr>
-          <w:sz w:val="20"/>
-          <w:szCs w:val="20"/>
-        </w:rPr>
-        <w:tab/>
-        <w:t>Private for profit company as a school.</w:t>
-      </w:r>
+        <w:t>1: 200$</w:t>
+      </w:r>
+    </w:p>
+    <w:p>
+      <w:pPr>
+        <w:rPr>
+          <w:sz w:val="20"/>
+          <w:szCs w:val="20"/>
+        </w:rPr>
+      </w:pPr>
+      <w:r>
+        <w:rPr>
+          <w:sz w:val="20"/>
+          <w:szCs w:val="20"/>
+        </w:rPr>
+        <w:tab/>
+        <w:t>2:</w:t>
+      </w:r>
+    </w:p>
+    <w:p>
+      <w:pPr>
+        <w:rPr>
+          <w:sz w:val="20"/>
+          <w:szCs w:val="20"/>
+        </w:rPr>
+      </w:pPr>
+      <w:r>
+        <w:rPr>
+          <w:sz w:val="20"/>
+          <w:szCs w:val="20"/>
+        </w:rPr>
+        <w:tab/>
+      </w:r>
+      <w:r>
+        <w:rPr>
+          <w:sz w:val="20"/>
+          <w:szCs w:val="20"/>
+        </w:rPr>
+        <w:t>Facility rental: If you do not have your own facility, you will need to rent space for your camp. This could be a school, community center, or other type of facility. The cost of facility rental will vary depending on the size and location of the facility.</w:t>
+      </w:r>
+    </w:p>
+    <w:p>
+      <w:pPr>
+        <w:rPr>
+          <w:sz w:val="20"/>
+          <w:szCs w:val="20"/>
+        </w:rPr>
+      </w:pPr>
+      <w:r>
+        <w:rPr>
+          <w:sz w:val="20"/>
+          <w:szCs w:val="20"/>
+        </w:rPr>
+        <w:t>Staffing: You will need to hire qualified staff to run your camp. This could include camp directors, counselors, and other support staff. The cost of staffing will vary depending on the size of your camp and the experience of your staff.</w:t>
+      </w:r>
+    </w:p>
+    <w:p>
+      <w:pPr>
+        <w:rPr>
+          <w:sz w:val="20"/>
+          <w:szCs w:val="20"/>
+        </w:rPr>
+      </w:pPr>
+      <w:r>
+        <w:rPr>
+          <w:sz w:val="20"/>
+          <w:szCs w:val="20"/>
+        </w:rPr>
+        <w:t>Supplies and activities: You will need to purchase supplies for your camp, such as craft supplies, sports equipment, and food. You will also need to plan and implement activities for your campers. The cost of supplies and activities will vary depending on the types of activities you offer.</w:t>
+      </w:r>
+    </w:p>
+    <w:p>
+      <w:pPr>
+        <w:rPr>
+          <w:sz w:val="20"/>
+          <w:szCs w:val="20"/>
+        </w:rPr>
+      </w:pPr>
+      <w:r>
+        <w:rPr>
+          <w:sz w:val="20"/>
+          <w:szCs w:val="20"/>
+        </w:rPr>
+        <w:t>Insurance: You will need to purchase liability insurance for your camp. This will protect you in the event of an accident or injury. The cost of insurance will vary depending on the size of your camp and the types of activities you offer.</w:t>
+      </w:r>
+    </w:p>
+    <w:p>
+      <w:pPr>
+        <w:rPr>
+          <w:sz w:val="20"/>
+          <w:szCs w:val="20"/>
+        </w:rPr>
+      </w:pPr>
+      <w:r>
+        <w:rPr>
+          <w:sz w:val="20"/>
+          <w:szCs w:val="20"/>
+        </w:rPr>
+        <w:tab/>
+      </w:r>
+      <w:r>
+        <w:rPr>
+          <w:sz w:val="20"/>
+          <w:szCs w:val="20"/>
+        </w:rPr>
+        <w:t>Plus, transportation, marketing.</w:t>
+      </w:r>
+    </w:p>
+    <w:p>
+      <w:pPr>
+        <w:rPr>
+          <w:sz w:val="20"/>
+          <w:szCs w:val="20"/>
+        </w:rPr>
+      </w:pPr>
+      <w:r>
+        <w:rPr>
+          <w:sz w:val="20"/>
+          <w:szCs w:val="20"/>
+        </w:rPr>
+        <w:tab/>
+      </w:r>
+    </w:p>
+    <w:p>
+      <w:pPr>
+        <w:rPr>
+          <w:sz w:val="20"/>
+          <w:szCs w:val="20"/>
+        </w:rPr>
+      </w:pPr>
+      <w:r>
+        <w:rPr>
+          <w:sz w:val="20"/>
+          <w:szCs w:val="20"/>
+        </w:rPr>
+        <w:tab/>
+        <w:t>3:</w:t>
+      </w:r>
+    </w:p>
+    <w:p>
+      <w:pPr>
+        <w:rPr>
+          <w:sz w:val="20"/>
+          <w:szCs w:val="20"/>
+        </w:rPr>
+      </w:pPr>
+      <w:r>
+        <w:rPr>
+          <w:sz w:val="20"/>
+          <w:szCs w:val="20"/>
+        </w:rPr>
+        <w:tab/>
+      </w:r>
+      <w:r>
+        <w:rPr>
+          <w:sz w:val="20"/>
+          <w:szCs w:val="20"/>
+        </w:rPr>
+        <w:t>I</w:t>
+      </w:r>
+      <w:r>
+        <w:rPr>
+          <w:sz w:val="20"/>
+          <w:szCs w:val="20"/>
+        </w:rPr>
+        <w:t>t can cost anywhere from $300,000 to $500,000 to start a small private school.</w:t>
+      </w:r>
+    </w:p>
+    <w:p>
+      <w:pPr>
+        <w:rPr>
+          <w:sz w:val="20"/>
+          <w:szCs w:val="20"/>
+        </w:rPr>
+      </w:pPr>
+      <w:r>
+        <w:rPr>
+          <w:sz w:val="20"/>
+          <w:szCs w:val="20"/>
+        </w:rPr>
+        <w:tab/>
+      </w:r>
+      <w:r>
+        <w:rPr>
+          <w:sz w:val="20"/>
+          <w:szCs w:val="20"/>
+        </w:rPr>
+        <w:t xml:space="preserve">Startup costs: These costs include the cost of securing a location, </w:t>
+      </w:r>
+      <w:r>
+        <w:rPr>
+          <w:sz w:val="20"/>
+          <w:szCs w:val="20"/>
+        </w:rPr>
+        <w:t>renovating,</w:t>
+      </w:r>
+      <w:r>
+        <w:rPr>
+          <w:sz w:val="20"/>
+          <w:szCs w:val="20"/>
+        </w:rPr>
+        <w:t xml:space="preserve"> or building facilities, purchasing equipment and supplies, and hiring staff.</w:t>
+      </w:r>
+    </w:p>
+    <w:p>
+      <w:pPr>
+        <w:rPr>
+          <w:sz w:val="20"/>
+          <w:szCs w:val="20"/>
+        </w:rPr>
+      </w:pPr>
+      <w:r>
+        <w:rPr>
+          <w:sz w:val="20"/>
+          <w:szCs w:val="20"/>
+        </w:rPr>
+        <w:t>Operating costs: These costs include the cost of teacher salaries, benefits, and other staff costs, as well as the cost of maintaining the school's facilities and grounds.</w:t>
+      </w:r>
+    </w:p>
+    <w:p>
+      <w:pPr>
+        <w:rPr>
+          <w:sz w:val="20"/>
+          <w:szCs w:val="20"/>
+        </w:rPr>
+      </w:pPr>
+      <w:r>
+        <w:rPr>
+          <w:sz w:val="20"/>
+          <w:szCs w:val="20"/>
+        </w:rPr>
+        <w:t>Marketing and recruitment costs: These costs include the cost of developing and implementing a marketing plan to attract students and families to the school.</w:t>
+      </w:r>
+    </w:p>
+    <w:p>
+      <w:pPr>
+        <w:rPr>
+          <w:b/>
+          <w:bCs/>
+        </w:rPr>
+      </w:pPr>
     </w:p>
     <w:p>
       <w:pPr>
@@ -1738,21 +2231,7 @@
           <w:sz w:val="20"/>
           <w:szCs w:val="20"/>
         </w:rPr>
-        <w:t xml:space="preserve">Increased costs: Hiring and retaining geniuses is likely to be more expensive than hiring and retaining average employees. This is because geniuses are in high demand and often </w:t>
-      </w:r>
-      <w:r>
-        <w:rPr>
-          <w:sz w:val="20"/>
-          <w:szCs w:val="20"/>
-        </w:rPr>
-        <w:t>could</w:t>
-      </w:r>
-      <w:r>
-        <w:rPr>
-          <w:sz w:val="20"/>
-          <w:szCs w:val="20"/>
-        </w:rPr>
-        <w:t xml:space="preserve"> command higher salaries and benefits.</w:t>
+        <w:t>Increased costs: Hiring and retaining geniuses is likely to be more expensive than hiring and retaining average employees. This is because geniuses are in high demand and often could command higher salaries and benefits.</w:t>
       </w:r>
     </w:p>
     <w:p>
@@ -1768,21 +2247,7 @@
           <w:sz w:val="20"/>
           <w:szCs w:val="20"/>
         </w:rPr>
-        <w:t xml:space="preserve">Disruption to company culture: Introducing </w:t>
-      </w:r>
-      <w:r>
-        <w:rPr>
-          <w:sz w:val="20"/>
-          <w:szCs w:val="20"/>
-        </w:rPr>
-        <w:t>many</w:t>
-      </w:r>
-      <w:r>
-        <w:rPr>
-          <w:sz w:val="20"/>
-          <w:szCs w:val="20"/>
-        </w:rPr>
-        <w:t xml:space="preserve"> geniuses into a company could disrupt the existing company culture. Geniuses may have different work habits and communication styles than average employees. This could lead to conflict and tension within the workplace.</w:t>
+        <w:t>Disruption to company culture: Introducing many geniuses into a company could disrupt the existing company culture. Geniuses may have different work habits and communication styles than average employees. This could lead to conflict and tension within the workplace.</w:t>
       </w:r>
     </w:p>
     <w:p>
@@ -1816,45 +2281,8 @@
           <w:sz w:val="20"/>
           <w:szCs w:val="20"/>
         </w:rPr>
+        <w:lastRenderedPageBreak/>
         <w:t>Increased risk of product failures: Geniuses may be more likely to take risks and push the boundaries of what is possible. This could lead to the development of new products and services that are innovative but also more likely to fail.</w:t>
-      </w:r>
-    </w:p>
-    <w:p>
-      <w:pPr>
-        <w:rPr>
-          <w:b/>
-          <w:bCs/>
-        </w:rPr>
-      </w:pPr>
-      <w:r>
-        <w:rPr>
-          <w:b/>
-          <w:bCs/>
-        </w:rPr>
-        <w:lastRenderedPageBreak/>
-        <w:t>10. CONCLUSION</w:t>
-      </w:r>
-    </w:p>
-    <w:p>
-      <w:pPr>
-        <w:rPr>
-          <w:sz w:val="20"/>
-          <w:szCs w:val="20"/>
-        </w:rPr>
-      </w:pPr>
-      <w:r>
-        <w:rPr>
-          <w:b/>
-          <w:bCs/>
-        </w:rPr>
-        <w:tab/>
-      </w:r>
-      <w:r>
-        <w:rPr>
-          <w:sz w:val="20"/>
-          <w:szCs w:val="20"/>
-        </w:rPr>
-        <w:t>Make more genii! World profit!</w:t>
       </w:r>
     </w:p>
     <w:sectPr>

--- a/papers/N business proposal.docx
+++ b/papers/N business proposal.docx
@@ -102,11 +102,49 @@
     </w:p>
     <w:p>
       <w:pPr>
-        <w:rPr>
-          <w:sz w:val="20"/>
-          <w:szCs w:val="20"/>
-        </w:rPr>
-      </w:pPr>
+        <w:ind w:left="720"/>
+        <w:rPr>
+          <w:sz w:val="20"/>
+          <w:szCs w:val="20"/>
+        </w:rPr>
+      </w:pPr>
+      <w:r>
+        <w:rPr>
+          <w:sz w:val="20"/>
+          <w:szCs w:val="20"/>
+        </w:rPr>
+        <w:t>What Neuresthetics is defined as:</w:t>
+      </w:r>
+    </w:p>
+    <w:p>
+      <w:pPr>
+        <w:ind w:firstLine="720"/>
+        <w:rPr>
+          <w:sz w:val="20"/>
+          <w:szCs w:val="20"/>
+        </w:rPr>
+      </w:pPr>
+      <w:r>
+        <w:rPr>
+          <w:sz w:val="20"/>
+          <w:szCs w:val="20"/>
+        </w:rPr>
+        <w:t xml:space="preserve">Schema </w:t>
+      </w:r>
+      <w:r>
+        <w:rPr>
+          <w:sz w:val="20"/>
+          <w:szCs w:val="20"/>
+        </w:rPr>
+        <w:t>modeling</w:t>
+      </w:r>
+      <w:r>
+        <w:rPr>
+          <w:sz w:val="20"/>
+          <w:szCs w:val="20"/>
+        </w:rPr>
+        <w:t xml:space="preserve"> around how to think in terms of the way the brain is shaped.</w:t>
+      </w:r>
       <w:r>
         <w:rPr>
           <w:b/>
@@ -114,28 +152,335 @@
         </w:rPr>
         <w:tab/>
       </w:r>
-      <w:r>
-        <w:rPr>
-          <w:sz w:val="20"/>
-          <w:szCs w:val="20"/>
-        </w:rPr>
-        <w:t>The Neuresthetic method is described here:</w:t>
-      </w:r>
-    </w:p>
-    <w:p>
-      <w:pPr>
-        <w:rPr>
-          <w:sz w:val="20"/>
-          <w:szCs w:val="20"/>
-        </w:rPr>
-      </w:pPr>
-      <w:r>
-        <w:rPr>
-          <w:sz w:val="20"/>
-          <w:szCs w:val="20"/>
+    </w:p>
+    <w:p>
+      <w:pPr>
+        <w:ind w:firstLine="720"/>
+        <w:rPr>
+          <w:sz w:val="20"/>
+          <w:szCs w:val="20"/>
+        </w:rPr>
+      </w:pPr>
+      <w:r>
+        <w:rPr>
+          <w:sz w:val="20"/>
+          <w:szCs w:val="20"/>
+        </w:rPr>
+        <w:t>P</w:t>
+      </w:r>
+      <w:r>
+        <w:rPr>
+          <w:sz w:val="20"/>
+          <w:szCs w:val="20"/>
+        </w:rPr>
+        <w:t>ronounced like "kinesthetic", but for nerves.</w:t>
+      </w:r>
+    </w:p>
+    <w:p>
+      <w:pPr>
+        <w:ind w:left="720"/>
+        <w:rPr>
+          <w:sz w:val="20"/>
+          <w:szCs w:val="20"/>
+        </w:rPr>
+      </w:pPr>
+      <w:r>
+        <w:rPr>
+          <w:sz w:val="20"/>
+          <w:szCs w:val="20"/>
+        </w:rPr>
+        <w:t>From “</w:t>
+      </w:r>
+      <w:r>
+        <w:rPr>
+          <w:sz w:val="20"/>
+          <w:szCs w:val="20"/>
+        </w:rPr>
+        <w:t>neuro</w:t>
+      </w:r>
+      <w:r>
+        <w:rPr>
+          <w:sz w:val="20"/>
+          <w:szCs w:val="20"/>
+        </w:rPr>
+        <w:t>”</w:t>
+      </w:r>
+      <w:r>
+        <w:rPr>
+          <w:sz w:val="20"/>
+          <w:szCs w:val="20"/>
+        </w:rPr>
+        <w:t>: word-forming element meaning “pertaining to a nerve or nerves or the nervous system,” from Greek neura</w:t>
+      </w:r>
+    </w:p>
+    <w:p>
+      <w:pPr>
+        <w:ind w:left="720"/>
+        <w:rPr>
+          <w:sz w:val="20"/>
+          <w:szCs w:val="20"/>
+        </w:rPr>
+      </w:pPr>
+      <w:r>
+        <w:rPr>
+          <w:sz w:val="20"/>
+          <w:szCs w:val="20"/>
+        </w:rPr>
+        <w:t>And “</w:t>
+      </w:r>
+      <w:r>
+        <w:rPr>
+          <w:sz w:val="20"/>
+          <w:szCs w:val="20"/>
+        </w:rPr>
+        <w:t>aesthetic</w:t>
+      </w:r>
+      <w:r>
+        <w:rPr>
+          <w:sz w:val="20"/>
+          <w:szCs w:val="20"/>
+        </w:rPr>
+        <w:t>”</w:t>
+      </w:r>
+      <w:r>
+        <w:rPr>
+          <w:sz w:val="20"/>
+          <w:szCs w:val="20"/>
+        </w:rPr>
+        <w:t>: (n.) 1798, from German Ästhetisch (mid-18c.) or French esthétique (which is from German), ultimately from Greek aisthetikos “of or for perception by the senses, perceptive,” of things, “perceptible”</w:t>
+      </w:r>
+    </w:p>
+    <w:p>
+      <w:pPr>
+        <w:ind w:left="720"/>
+        <w:rPr>
+          <w:sz w:val="20"/>
+          <w:szCs w:val="20"/>
+        </w:rPr>
+      </w:pPr>
+      <w:r>
+        <w:rPr>
+          <w:sz w:val="20"/>
+          <w:szCs w:val="20"/>
+        </w:rPr>
+        <w:t xml:space="preserve">Why? </w:t>
+      </w:r>
+      <w:r>
+        <w:rPr>
+          <w:sz w:val="20"/>
+          <w:szCs w:val="20"/>
+        </w:rPr>
+        <w:t xml:space="preserve">Science represents improvement in human capability, and so brain network modeling is to improve </w:t>
+      </w:r>
+      <w:r>
+        <w:rPr>
+          <w:sz w:val="20"/>
+          <w:szCs w:val="20"/>
+        </w:rPr>
+        <w:t>modeling</w:t>
+      </w:r>
+      <w:r>
+        <w:rPr>
+          <w:sz w:val="20"/>
+          <w:szCs w:val="20"/>
+        </w:rPr>
+        <w:t xml:space="preserve"> of thought.</w:t>
+      </w:r>
+    </w:p>
+    <w:p>
+      <w:pPr>
+        <w:ind w:left="720"/>
+        <w:rPr>
+          <w:sz w:val="20"/>
+          <w:szCs w:val="20"/>
+        </w:rPr>
+      </w:pPr>
+      <w:r>
+        <w:rPr>
+          <w:sz w:val="20"/>
+          <w:szCs w:val="20"/>
+        </w:rPr>
+        <w:t xml:space="preserve">The neuresthetic method </w:t>
+      </w:r>
+      <w:r>
+        <w:rPr>
+          <w:sz w:val="20"/>
+          <w:szCs w:val="20"/>
+        </w:rPr>
+        <w:t>theoretically increases the rate of genii level intelligence by a rate of 10</w:t>
+      </w:r>
+      <w:r>
+        <w:rPr>
+          <w:sz w:val="20"/>
+          <w:szCs w:val="20"/>
+        </w:rPr>
+        <w:t>k.</w:t>
+      </w:r>
+    </w:p>
+    <w:p>
+      <w:pPr>
+        <w:ind w:left="720"/>
+        <w:rPr>
+          <w:sz w:val="20"/>
+          <w:szCs w:val="20"/>
+        </w:rPr>
+      </w:pPr>
+      <w:r>
+        <w:rPr>
+          <w:sz w:val="20"/>
+          <w:szCs w:val="20"/>
+        </w:rPr>
+        <w:t xml:space="preserve">It does this by </w:t>
+      </w:r>
+      <w:r>
+        <w:rPr>
+          <w:sz w:val="20"/>
+          <w:szCs w:val="20"/>
+        </w:rPr>
+        <w:t xml:space="preserve">combining </w:t>
+      </w:r>
+      <w:r>
+        <w:rPr>
+          <w:sz w:val="20"/>
+          <w:szCs w:val="20"/>
+        </w:rPr>
+        <w:t xml:space="preserve">brain network theory </w:t>
+      </w:r>
+      <w:r>
+        <w:rPr>
+          <w:sz w:val="20"/>
+          <w:szCs w:val="20"/>
+        </w:rPr>
+        <w:t>and</w:t>
+      </w:r>
+      <w:r>
+        <w:rPr>
+          <w:sz w:val="20"/>
+          <w:szCs w:val="20"/>
+        </w:rPr>
+        <w:t xml:space="preserve"> behavioral statistics</w:t>
+      </w:r>
+      <w:r>
+        <w:rPr>
+          <w:sz w:val="20"/>
+          <w:szCs w:val="20"/>
+        </w:rPr>
+        <w:t>.</w:t>
+      </w:r>
+    </w:p>
+    <w:p>
+      <w:pPr>
+        <w:rPr>
+          <w:sz w:val="20"/>
+          <w:szCs w:val="20"/>
+        </w:rPr>
+      </w:pPr>
+    </w:p>
+    <w:p>
+      <w:pPr>
+        <w:rPr>
+          <w:b/>
+          <w:bCs/>
+        </w:rPr>
+      </w:pPr>
+      <w:r>
+        <w:rPr>
+          <w:b/>
+          <w:bCs/>
+        </w:rPr>
+        <w:t>2. BUSINESS DESCRIPTION</w:t>
+      </w:r>
+    </w:p>
+    <w:p>
+      <w:pPr>
+        <w:rPr>
+          <w:sz w:val="20"/>
+          <w:szCs w:val="20"/>
+        </w:rPr>
+      </w:pPr>
+      <w:r>
+        <w:rPr>
+          <w:b/>
+          <w:bCs/>
         </w:rPr>
         <w:tab/>
-        <w:t>Neuresthetic.net</w:t>
+      </w:r>
+      <w:r>
+        <w:rPr>
+          <w:sz w:val="20"/>
+          <w:szCs w:val="20"/>
+        </w:rPr>
+        <w:t>The business of Neuresthetics</w:t>
+      </w:r>
+      <w:r>
+        <w:rPr>
+          <w:sz w:val="20"/>
+          <w:szCs w:val="20"/>
+        </w:rPr>
+        <w:t xml:space="preserve"> is improving education models.</w:t>
+      </w:r>
+    </w:p>
+    <w:p>
+      <w:pPr>
+        <w:ind w:left="720"/>
+        <w:rPr>
+          <w:sz w:val="20"/>
+          <w:szCs w:val="20"/>
+        </w:rPr>
+      </w:pPr>
+      <w:r>
+        <w:rPr>
+          <w:sz w:val="20"/>
+          <w:szCs w:val="20"/>
+        </w:rPr>
+        <w:t>The value being proposed is extreme.</w:t>
+      </w:r>
+    </w:p>
+    <w:p>
+      <w:pPr>
+        <w:ind w:left="720"/>
+        <w:rPr>
+          <w:sz w:val="20"/>
+          <w:szCs w:val="20"/>
+        </w:rPr>
+      </w:pPr>
+      <w:r>
+        <w:rPr>
+          <w:sz w:val="20"/>
+          <w:szCs w:val="20"/>
+        </w:rPr>
+        <w:t xml:space="preserve"> </w:t>
+      </w:r>
+    </w:p>
+    <w:p>
+      <w:pPr>
+        <w:rPr>
+          <w:b/>
+          <w:bCs/>
+        </w:rPr>
+      </w:pPr>
+      <w:r>
+        <w:rPr>
+          <w:b/>
+          <w:bCs/>
+        </w:rPr>
+        <w:t>2.1 COMPANY OVERVIEW</w:t>
+      </w:r>
+    </w:p>
+    <w:p>
+      <w:pPr>
+        <w:ind w:left="720"/>
+        <w:rPr>
+          <w:sz w:val="20"/>
+          <w:szCs w:val="20"/>
+        </w:rPr>
+      </w:pPr>
+      <w:r>
+        <w:rPr>
+          <w:sz w:val="20"/>
+          <w:szCs w:val="20"/>
+        </w:rPr>
+        <w:t>NEURESTHETICS, sole proprietorship.</w:t>
       </w:r>
     </w:p>
     <w:p>
@@ -151,43 +496,874 @@
           <w:szCs w:val="20"/>
         </w:rPr>
         <w:tab/>
-        <w:t xml:space="preserve">The neuresthetic method </w:t>
-      </w:r>
-      <w:r>
-        <w:rPr>
-          <w:sz w:val="20"/>
-          <w:szCs w:val="20"/>
-        </w:rPr>
-        <w:t>theoretically increases the rate of genii level intelligence by a rate of 10k.</w:t>
-      </w:r>
-    </w:p>
-    <w:p>
-      <w:pPr>
-        <w:rPr>
-          <w:sz w:val="20"/>
-          <w:szCs w:val="20"/>
-        </w:rPr>
-      </w:pPr>
-      <w:r>
-        <w:rPr>
-          <w:sz w:val="20"/>
-          <w:szCs w:val="20"/>
+        <w:t>Isn’t this entire document the “Company Overview”?</w:t>
+      </w:r>
+    </w:p>
+    <w:p>
+      <w:pPr>
+        <w:rPr>
+          <w:sz w:val="20"/>
+          <w:szCs w:val="20"/>
+        </w:rPr>
+      </w:pPr>
+    </w:p>
+    <w:p>
+      <w:pPr>
+        <w:rPr>
+          <w:b/>
+          <w:bCs/>
+        </w:rPr>
+      </w:pPr>
+      <w:r>
+        <w:rPr>
+          <w:b/>
+          <w:bCs/>
+        </w:rPr>
+        <w:t>2.2 VISION AND MISSION</w:t>
+      </w:r>
+    </w:p>
+    <w:p>
+      <w:pPr>
+        <w:ind w:left="720"/>
+        <w:rPr>
+          <w:sz w:val="20"/>
+          <w:szCs w:val="20"/>
+        </w:rPr>
+      </w:pPr>
+      <w:r>
+        <w:rPr>
+          <w:sz w:val="20"/>
+          <w:szCs w:val="20"/>
+        </w:rPr>
+        <w:t xml:space="preserve">Vision: </w:t>
+      </w:r>
+      <w:r>
+        <w:rPr>
+          <w:sz w:val="20"/>
+          <w:szCs w:val="20"/>
+        </w:rPr>
+        <w:t>Global</w:t>
+      </w:r>
+      <w:r>
+        <w:rPr>
+          <w:sz w:val="20"/>
+          <w:szCs w:val="20"/>
+        </w:rPr>
+        <w:t xml:space="preserve"> Neuresthetic</w:t>
+      </w:r>
+      <w:r>
+        <w:rPr>
+          <w:sz w:val="20"/>
+          <w:szCs w:val="20"/>
+        </w:rPr>
+        <w:t>s</w:t>
+      </w:r>
+      <w:r>
+        <w:rPr>
+          <w:sz w:val="20"/>
+          <w:szCs w:val="20"/>
+        </w:rPr>
+        <w:t>.</w:t>
+      </w:r>
+    </w:p>
+    <w:p>
+      <w:pPr>
+        <w:ind w:left="720"/>
+        <w:rPr>
+          <w:sz w:val="20"/>
+          <w:szCs w:val="20"/>
+        </w:rPr>
+      </w:pPr>
+      <w:r>
+        <w:rPr>
+          <w:sz w:val="20"/>
+          <w:szCs w:val="20"/>
+        </w:rPr>
+        <w:t xml:space="preserve">Mission: </w:t>
+      </w:r>
+      <w:r>
+        <w:rPr>
+          <w:sz w:val="20"/>
+          <w:szCs w:val="20"/>
+        </w:rPr>
+        <w:t>Accelerate I.Q.</w:t>
+      </w:r>
+    </w:p>
+    <w:p>
+      <w:pPr>
+        <w:ind w:left="720"/>
+        <w:rPr>
+          <w:sz w:val="20"/>
+          <w:szCs w:val="20"/>
+        </w:rPr>
+      </w:pPr>
+    </w:p>
+    <w:p>
+      <w:pPr>
+        <w:rPr>
+          <w:b/>
+          <w:bCs/>
+        </w:rPr>
+      </w:pPr>
+      <w:r>
+        <w:rPr>
+          <w:b/>
+          <w:bCs/>
+        </w:rPr>
+        <w:t>3. MARKET ANALYSIS</w:t>
+      </w:r>
+    </w:p>
+    <w:p>
+      <w:pPr>
+        <w:ind w:left="720" w:firstLine="720"/>
+        <w:rPr>
+          <w:sz w:val="20"/>
+          <w:szCs w:val="20"/>
+        </w:rPr>
+      </w:pPr>
+      <w:r>
+        <w:rPr>
+          <w:sz w:val="20"/>
+          <w:szCs w:val="20"/>
+        </w:rPr>
+        <w:t>A company that increases the rate of genii by a factor of 10k would have a massive impact on the world. Geniuses are disproportionately responsible for innovation and progress, so increasing their numbers would lead to a quantum leap in human achievement.</w:t>
+      </w:r>
+    </w:p>
+    <w:p>
+      <w:pPr>
+        <w:ind w:left="720" w:firstLine="720"/>
+        <w:rPr>
+          <w:sz w:val="20"/>
+          <w:szCs w:val="20"/>
+        </w:rPr>
+      </w:pPr>
+      <w:r>
+        <w:rPr>
+          <w:sz w:val="20"/>
+          <w:szCs w:val="20"/>
+        </w:rPr>
+        <w:t>The market for the company's services would be vast. Governments, corporations, and educational institutions would all be willing to pay a premium for access to geniuses. The company could also charge geniuses themselves for its services, as they would be able to earn much more money with their enhanced intelligence.</w:t>
+      </w:r>
+    </w:p>
+    <w:p>
+      <w:pPr>
+        <w:ind w:left="720" w:firstLine="720"/>
+        <w:rPr>
+          <w:sz w:val="20"/>
+          <w:szCs w:val="20"/>
+        </w:rPr>
+      </w:pPr>
+    </w:p>
+    <w:p>
+      <w:pPr>
+        <w:rPr>
+          <w:b/>
+          <w:bCs/>
+        </w:rPr>
+      </w:pPr>
+    </w:p>
+    <w:p>
+      <w:pPr>
+        <w:rPr>
+          <w:b/>
+          <w:bCs/>
+        </w:rPr>
+      </w:pPr>
+      <w:r>
+        <w:rPr>
+          <w:b/>
+          <w:bCs/>
+        </w:rPr>
+        <w:t>3.1 TARGET MARKET</w:t>
+      </w:r>
+    </w:p>
+    <w:p>
+      <w:pPr>
+        <w:ind w:left="720"/>
+        <w:rPr>
+          <w:sz w:val="20"/>
+          <w:szCs w:val="20"/>
+        </w:rPr>
+      </w:pPr>
+      <w:r>
+        <w:rPr>
+          <w:sz w:val="20"/>
+          <w:szCs w:val="20"/>
+        </w:rPr>
+        <w:t>Parents: Parents who want their children to reach their full potential would be interested in a service that could make their children smarter.</w:t>
+      </w:r>
+    </w:p>
+    <w:p>
+      <w:pPr>
+        <w:ind w:left="720"/>
+        <w:rPr>
+          <w:sz w:val="20"/>
+          <w:szCs w:val="20"/>
+        </w:rPr>
+      </w:pPr>
+      <w:r>
+        <w:rPr>
+          <w:sz w:val="20"/>
+          <w:szCs w:val="20"/>
+        </w:rPr>
+        <w:t>Schools: Schools would be interested in a service that could help them to identify and nurture gifted students.</w:t>
+      </w:r>
+    </w:p>
+    <w:p>
+      <w:pPr>
+        <w:ind w:left="720"/>
+        <w:rPr>
+          <w:sz w:val="20"/>
+          <w:szCs w:val="20"/>
+        </w:rPr>
+      </w:pPr>
+      <w:r>
+        <w:rPr>
+          <w:sz w:val="20"/>
+          <w:szCs w:val="20"/>
+        </w:rPr>
+        <w:t>Businesses: Businesses would be interested in a service that could help them to hire and retain the most talented employees.</w:t>
+      </w:r>
+    </w:p>
+    <w:p>
+      <w:pPr>
+        <w:ind w:left="720"/>
+        <w:rPr>
+          <w:sz w:val="20"/>
+          <w:szCs w:val="20"/>
+        </w:rPr>
+      </w:pPr>
+      <w:r>
+        <w:rPr>
+          <w:sz w:val="20"/>
+          <w:szCs w:val="20"/>
+        </w:rPr>
+        <w:t>Governments: Governments would be interested in a service that could help them to develop a more intelligent population.</w:t>
+      </w:r>
+    </w:p>
+    <w:p>
+      <w:pPr>
+        <w:ind w:left="720"/>
+        <w:rPr>
+          <w:sz w:val="20"/>
+          <w:szCs w:val="20"/>
+        </w:rPr>
+      </w:pPr>
+    </w:p>
+    <w:p>
+      <w:pPr>
+        <w:rPr>
+          <w:b/>
+          <w:bCs/>
+        </w:rPr>
+      </w:pPr>
+      <w:r>
+        <w:rPr>
+          <w:b/>
+          <w:bCs/>
+        </w:rPr>
+        <w:t>3.2 MARKET NEEDS</w:t>
+      </w:r>
+    </w:p>
+    <w:p>
+      <w:pPr>
+        <w:ind w:left="720"/>
+        <w:rPr>
+          <w:sz w:val="20"/>
+          <w:szCs w:val="20"/>
+        </w:rPr>
+      </w:pPr>
+      <w:r>
+        <w:rPr>
+          <w:sz w:val="20"/>
+          <w:szCs w:val="20"/>
+        </w:rPr>
+        <w:t>Education: Schools and universities are always looking for ways to identify and nurture gifted students. A company that could help to increase the number of geniuses would be of great interest to the education sector.</w:t>
+      </w:r>
+    </w:p>
+    <w:p>
+      <w:pPr>
+        <w:ind w:left="720"/>
+        <w:rPr>
+          <w:sz w:val="20"/>
+          <w:szCs w:val="20"/>
+        </w:rPr>
+      </w:pPr>
+      <w:r>
+        <w:rPr>
+          <w:sz w:val="20"/>
+          <w:szCs w:val="20"/>
+        </w:rPr>
+        <w:t>Business: Businesses are always looking for innovative and talented employees. A company that could help to increase the number of geniuses would be able to provide businesses with a valuable resource.</w:t>
+      </w:r>
+    </w:p>
+    <w:p>
+      <w:pPr>
+        <w:ind w:left="720"/>
+        <w:rPr>
+          <w:sz w:val="20"/>
+          <w:szCs w:val="20"/>
+        </w:rPr>
+      </w:pPr>
+      <w:r>
+        <w:rPr>
+          <w:sz w:val="20"/>
+          <w:szCs w:val="20"/>
+        </w:rPr>
+        <w:t>Government: Governments are also interested in supporting the development of geniuses. A company that could help to increase the number of geniuses would be able to provide governments with a way to invest in the future of their countries.</w:t>
+      </w:r>
+    </w:p>
+    <w:p>
+      <w:pPr>
+        <w:ind w:left="720"/>
+        <w:rPr>
+          <w:sz w:val="20"/>
+          <w:szCs w:val="20"/>
+        </w:rPr>
+      </w:pPr>
+      <w:r>
+        <w:rPr>
+          <w:sz w:val="20"/>
+          <w:szCs w:val="20"/>
+        </w:rPr>
+        <w:t>Here are some specific examples of how a company that could increase the rate of genii could be used:</w:t>
+      </w:r>
+    </w:p>
+    <w:p>
+      <w:pPr>
+        <w:ind w:left="720"/>
+        <w:rPr>
+          <w:sz w:val="20"/>
+          <w:szCs w:val="20"/>
+        </w:rPr>
+      </w:pPr>
+      <w:r>
+        <w:rPr>
+          <w:sz w:val="20"/>
+          <w:szCs w:val="20"/>
+        </w:rPr>
+        <w:t>To develop new technologies that could solve global problems such as climate change and disease.</w:t>
+      </w:r>
+    </w:p>
+    <w:p>
+      <w:pPr>
+        <w:ind w:left="720"/>
+        <w:rPr>
+          <w:sz w:val="20"/>
+          <w:szCs w:val="20"/>
+        </w:rPr>
+      </w:pPr>
+      <w:r>
+        <w:rPr>
+          <w:sz w:val="20"/>
+          <w:szCs w:val="20"/>
+        </w:rPr>
+        <w:t>To create new businesses and industries that could boost the economy.</w:t>
+      </w:r>
+    </w:p>
+    <w:p>
+      <w:pPr>
+        <w:ind w:left="720"/>
+        <w:rPr>
+          <w:sz w:val="20"/>
+          <w:szCs w:val="20"/>
+        </w:rPr>
+      </w:pPr>
+      <w:r>
+        <w:rPr>
+          <w:sz w:val="20"/>
+          <w:szCs w:val="20"/>
+        </w:rPr>
+        <w:t>To develop new forms of art and culture that could enrich our lives.</w:t>
+      </w:r>
+    </w:p>
+    <w:p>
+      <w:pPr>
+        <w:ind w:left="720"/>
+        <w:rPr>
+          <w:sz w:val="20"/>
+          <w:szCs w:val="20"/>
+        </w:rPr>
+      </w:pPr>
+      <w:r>
+        <w:rPr>
+          <w:sz w:val="20"/>
+          <w:szCs w:val="20"/>
+        </w:rPr>
+        <w:t>To help us better understand the universe and our place in it.</w:t>
+      </w:r>
+    </w:p>
+    <w:p>
+      <w:pPr>
+        <w:ind w:left="720"/>
+        <w:rPr>
+          <w:sz w:val="20"/>
+          <w:szCs w:val="20"/>
+        </w:rPr>
+      </w:pPr>
+    </w:p>
+    <w:p>
+      <w:pPr>
+        <w:rPr>
+          <w:b/>
+          <w:bCs/>
+        </w:rPr>
+      </w:pPr>
+      <w:r>
+        <w:rPr>
+          <w:b/>
+          <w:bCs/>
+        </w:rPr>
+        <w:t>3.3 Competition</w:t>
+      </w:r>
+    </w:p>
+    <w:p>
+      <w:pPr>
+        <w:ind w:left="720" w:firstLine="720"/>
+        <w:rPr>
+          <w:sz w:val="20"/>
+          <w:szCs w:val="20"/>
+        </w:rPr>
+      </w:pPr>
+      <w:r>
+        <w:rPr>
+          <w:sz w:val="20"/>
+          <w:szCs w:val="20"/>
+        </w:rPr>
+        <w:t>A company that increases the rate of genii by a factor of 10k would face significant competition from a variety of sources, including:</w:t>
+      </w:r>
+    </w:p>
+    <w:p>
+      <w:pPr>
+        <w:ind w:left="720" w:firstLine="720"/>
+        <w:rPr>
+          <w:sz w:val="20"/>
+          <w:szCs w:val="20"/>
+        </w:rPr>
+      </w:pPr>
+      <w:r>
+        <w:rPr>
+          <w:sz w:val="20"/>
+          <w:szCs w:val="20"/>
+        </w:rPr>
+        <w:t>Other companies developing similar technologies. There are a number of companies working on developing technologies to enhance human intelligence, such as neurofeedback, brain stimulation, and gene editing. These companies could pose a direct threat to the company's market share.</w:t>
+      </w:r>
+    </w:p>
+    <w:p>
+      <w:pPr>
+        <w:ind w:left="720" w:firstLine="720"/>
+        <w:rPr>
+          <w:sz w:val="20"/>
+          <w:szCs w:val="20"/>
+        </w:rPr>
+      </w:pPr>
+      <w:r>
+        <w:rPr>
+          <w:sz w:val="20"/>
+          <w:szCs w:val="20"/>
+        </w:rPr>
+        <w:t>Governments and militaries. Governments and militaries are also interested in developing technologies to enhance human intelligence. They could invest heavily in their own research and development, or they could acquire companies that are developing these technologies.</w:t>
+      </w:r>
+    </w:p>
+    <w:p>
+      <w:pPr>
+        <w:ind w:left="720" w:firstLine="720"/>
+        <w:rPr>
+          <w:sz w:val="20"/>
+          <w:szCs w:val="20"/>
+        </w:rPr>
+      </w:pPr>
+      <w:r>
+        <w:rPr>
+          <w:sz w:val="20"/>
+          <w:szCs w:val="20"/>
+        </w:rPr>
+        <w:lastRenderedPageBreak/>
+        <w:t>Ethical concerns. There are a number of ethical concerns surrounding the development and use of technologies to enhance human intelligence. For example, some people worry that these technologies could be used to create a new class of superhumans, or that they could be used to manipulate people's thoughts and behavior. These ethical concerns could make it difficult for the company to gain public acceptance for its technologies.</w:t>
+      </w:r>
+    </w:p>
+    <w:p>
+      <w:pPr>
+        <w:ind w:left="720" w:firstLine="720"/>
+        <w:rPr>
+          <w:sz w:val="20"/>
+          <w:szCs w:val="20"/>
+        </w:rPr>
+      </w:pPr>
+      <w:r>
+        <w:rPr>
+          <w:sz w:val="20"/>
+          <w:szCs w:val="20"/>
+        </w:rPr>
+        <w:t>In addition to these general sources of competition, the company would also face competition from specific companies that are developing technologies to enhance human intelligence. Some of these companies include:</w:t>
+      </w:r>
+    </w:p>
+    <w:p>
+      <w:pPr>
+        <w:rPr>
+          <w:sz w:val="20"/>
+          <w:szCs w:val="20"/>
+        </w:rPr>
+      </w:pPr>
+    </w:p>
+    <w:p>
+      <w:pPr>
+        <w:ind w:left="720"/>
+        <w:rPr>
+          <w:sz w:val="20"/>
+          <w:szCs w:val="20"/>
+        </w:rPr>
+      </w:pPr>
+      <w:r>
+        <w:rPr>
+          <w:sz w:val="20"/>
+          <w:szCs w:val="20"/>
+        </w:rPr>
+        <w:t>Neuralink: Neuralink is a company founded by Elon Musk that is developing brain-computer interfaces to connect the human brain to computers.</w:t>
+      </w:r>
+    </w:p>
+    <w:p>
+      <w:pPr>
+        <w:ind w:left="720"/>
+        <w:rPr>
+          <w:sz w:val="20"/>
+          <w:szCs w:val="20"/>
+        </w:rPr>
+      </w:pPr>
+      <w:r>
+        <w:rPr>
+          <w:sz w:val="20"/>
+          <w:szCs w:val="20"/>
+        </w:rPr>
+        <w:t>Kernel: Kernel is a company that is developing brain implants to record and stimulate neural activity.</w:t>
+      </w:r>
+    </w:p>
+    <w:p>
+      <w:pPr>
+        <w:ind w:left="720"/>
+        <w:rPr>
+          <w:sz w:val="20"/>
+          <w:szCs w:val="20"/>
+        </w:rPr>
+      </w:pPr>
+      <w:r>
+        <w:rPr>
+          <w:sz w:val="20"/>
+          <w:szCs w:val="20"/>
+        </w:rPr>
+        <w:t>Nootropics Depot: Nootropics Depot is a company that sells nootropics, which are drugs or supplements that are claimed to enhance cognitive function.</w:t>
+      </w:r>
+    </w:p>
+    <w:p>
+      <w:pPr>
+        <w:ind w:firstLine="720"/>
+        <w:rPr>
+          <w:sz w:val="20"/>
+          <w:szCs w:val="20"/>
+        </w:rPr>
+      </w:pPr>
+      <w:r>
+        <w:rPr>
+          <w:sz w:val="20"/>
+          <w:szCs w:val="20"/>
+        </w:rPr>
+        <w:t>Genius Juice: Genius Juice is a company that sells a drink that is claimed to increase intelligence.</w:t>
+      </w:r>
+    </w:p>
+    <w:p>
+      <w:pPr>
+        <w:rPr>
+          <w:sz w:val="20"/>
+          <w:szCs w:val="20"/>
+        </w:rPr>
+      </w:pPr>
+    </w:p>
+    <w:p>
+      <w:pPr>
+        <w:rPr>
+          <w:b/>
+          <w:bCs/>
+        </w:rPr>
+      </w:pPr>
+      <w:r>
+        <w:rPr>
+          <w:b/>
+          <w:bCs/>
+        </w:rPr>
+        <w:t>4. SERVICES OFFERED</w:t>
+      </w:r>
+    </w:p>
+    <w:p>
+      <w:pPr>
+        <w:rPr>
+          <w:sz w:val="20"/>
+          <w:szCs w:val="20"/>
+        </w:rPr>
+      </w:pPr>
+      <w:r>
+        <w:rPr>
+          <w:b/>
+          <w:bCs/>
         </w:rPr>
         <w:tab/>
-        <w:t>The actual factor may be something more like a third of that.</w:t>
-      </w:r>
-    </w:p>
-    <w:p>
-      <w:pPr>
-        <w:rPr>
-          <w:sz w:val="20"/>
-          <w:szCs w:val="20"/>
-        </w:rPr>
-      </w:pPr>
-      <w:r>
-        <w:rPr>
-          <w:sz w:val="20"/>
-          <w:szCs w:val="20"/>
+      </w:r>
+      <w:r>
+        <w:rPr>
+          <w:sz w:val="20"/>
+          <w:szCs w:val="20"/>
+        </w:rPr>
+        <w:t>Neuresthetics lessons</w:t>
+      </w:r>
+      <w:r>
+        <w:rPr>
+          <w:sz w:val="20"/>
+          <w:szCs w:val="20"/>
+        </w:rPr>
+        <w:t>.</w:t>
+      </w:r>
+    </w:p>
+    <w:p>
+      <w:pPr>
+        <w:ind w:firstLine="720"/>
+        <w:rPr>
+          <w:sz w:val="20"/>
+          <w:szCs w:val="20"/>
+        </w:rPr>
+      </w:pPr>
+      <w:r>
+        <w:rPr>
+          <w:sz w:val="20"/>
+          <w:szCs w:val="20"/>
+        </w:rPr>
+        <w:t>There are three tiers of this business:</w:t>
+      </w:r>
+    </w:p>
+    <w:p>
+      <w:pPr>
+        <w:ind w:firstLine="720"/>
+        <w:rPr>
+          <w:sz w:val="20"/>
+          <w:szCs w:val="20"/>
+        </w:rPr>
+      </w:pPr>
+      <w:r>
+        <w:rPr>
+          <w:sz w:val="20"/>
+          <w:szCs w:val="20"/>
+        </w:rPr>
+        <w:t>A: The fuze, so to speak. Meetups and rough draft Marketing.</w:t>
+      </w:r>
+    </w:p>
+    <w:p>
+      <w:pPr>
+        <w:ind w:firstLine="720"/>
+        <w:rPr>
+          <w:sz w:val="20"/>
+          <w:szCs w:val="20"/>
+        </w:rPr>
+      </w:pPr>
+      <w:r>
+        <w:rPr>
+          <w:sz w:val="20"/>
+          <w:szCs w:val="20"/>
+        </w:rPr>
+        <w:t>B: The ignitor, so to speak. Summer camps | School modules.</w:t>
+      </w:r>
+    </w:p>
+    <w:p>
+      <w:pPr>
+        <w:ind w:firstLine="720"/>
+        <w:rPr>
+          <w:sz w:val="20"/>
+          <w:szCs w:val="20"/>
+        </w:rPr>
+      </w:pPr>
+      <w:r>
+        <w:rPr>
+          <w:sz w:val="20"/>
+          <w:szCs w:val="20"/>
+        </w:rPr>
+        <w:t>C: The payload, so to speak. Longitudinal experiment as a Brick’n’Mortar School. School Modeling.</w:t>
+      </w:r>
+    </w:p>
+    <w:p>
+      <w:pPr>
+        <w:rPr>
+          <w:sz w:val="20"/>
+          <w:szCs w:val="20"/>
+        </w:rPr>
+      </w:pPr>
+    </w:p>
+    <w:p>
+      <w:pPr>
+        <w:rPr>
+          <w:sz w:val="20"/>
+          <w:szCs w:val="20"/>
+        </w:rPr>
+      </w:pPr>
+    </w:p>
+    <w:p>
+      <w:pPr>
+        <w:rPr>
+          <w:b/>
+          <w:bCs/>
+        </w:rPr>
+      </w:pPr>
+      <w:r>
+        <w:rPr>
+          <w:b/>
+          <w:bCs/>
+        </w:rPr>
+        <w:t>4.1 PROGRAM OFFERINGS</w:t>
+      </w:r>
+    </w:p>
+    <w:p>
+      <w:pPr>
+        <w:ind w:left="720"/>
+        <w:rPr>
+          <w:sz w:val="20"/>
+          <w:szCs w:val="20"/>
+        </w:rPr>
+      </w:pPr>
+      <w:r>
+        <w:rPr>
+          <w:sz w:val="20"/>
+          <w:szCs w:val="20"/>
+        </w:rPr>
+        <w:t>Each tier of service has different depths and complexities based on who is being taught, the Neuresthetic elements in their basic form will be the subject of lessons for A and B</w:t>
+      </w:r>
+      <w:r>
+        <w:rPr>
+          <w:sz w:val="20"/>
+          <w:szCs w:val="20"/>
+        </w:rPr>
+        <w:t>.</w:t>
+      </w:r>
+      <w:r>
+        <w:rPr>
+          <w:sz w:val="20"/>
+          <w:szCs w:val="20"/>
+        </w:rPr>
+        <w:t xml:space="preserve"> For C in particular, normal STEM will be extra to but also extend from neuresthetic schema engineering.</w:t>
+      </w:r>
+    </w:p>
+    <w:p>
+      <w:pPr>
+        <w:rPr>
+          <w:b/>
+          <w:bCs/>
+        </w:rPr>
+      </w:pPr>
+    </w:p>
+    <w:p>
+      <w:pPr>
+        <w:rPr>
+          <w:b/>
+          <w:bCs/>
+        </w:rPr>
+      </w:pPr>
+      <w:r>
+        <w:rPr>
+          <w:b/>
+          <w:bCs/>
+        </w:rPr>
+        <w:t>4.2 CIRRICULUM</w:t>
+      </w:r>
+    </w:p>
+    <w:p>
+      <w:pPr>
+        <w:rPr>
+          <w:sz w:val="20"/>
+          <w:szCs w:val="20"/>
+        </w:rPr>
+      </w:pPr>
+      <w:r>
+        <w:rPr>
+          <w:sz w:val="20"/>
+          <w:szCs w:val="20"/>
+        </w:rPr>
+        <w:t>A.</w:t>
+      </w:r>
+      <w:r>
+        <w:rPr>
+          <w:sz w:val="20"/>
+          <w:szCs w:val="20"/>
+        </w:rPr>
+        <w:t xml:space="preserve"> </w:t>
+      </w:r>
+    </w:p>
+    <w:p>
+      <w:pPr>
+        <w:rPr>
+          <w:sz w:val="20"/>
+          <w:szCs w:val="20"/>
+        </w:rPr>
+      </w:pPr>
+      <w:r>
+        <w:rPr>
+          <w:sz w:val="20"/>
+          <w:szCs w:val="20"/>
+        </w:rPr>
+        <w:t>B.</w:t>
+      </w:r>
+    </w:p>
+    <w:p>
+      <w:pPr>
+        <w:rPr>
+          <w:sz w:val="20"/>
+          <w:szCs w:val="20"/>
+        </w:rPr>
+      </w:pPr>
+      <w:r>
+        <w:rPr>
+          <w:sz w:val="20"/>
+          <w:szCs w:val="20"/>
+        </w:rPr>
+        <w:t>C</w:t>
+      </w:r>
+      <w:r>
+        <w:rPr>
+          <w:sz w:val="20"/>
+          <w:szCs w:val="20"/>
+        </w:rPr>
+        <w:t>.</w:t>
+      </w:r>
+    </w:p>
+    <w:p>
+      <w:pPr>
+        <w:rPr>
+          <w:b/>
+          <w:bCs/>
+        </w:rPr>
+      </w:pPr>
+    </w:p>
+    <w:p>
+      <w:pPr>
+        <w:rPr>
+          <w:b/>
+          <w:bCs/>
+        </w:rPr>
+      </w:pPr>
+      <w:r>
+        <w:rPr>
+          <w:b/>
+          <w:bCs/>
+        </w:rPr>
+        <w:lastRenderedPageBreak/>
+        <w:t>5. MARKETING STRATEGY</w:t>
+      </w:r>
+    </w:p>
+    <w:p>
+      <w:pPr>
+        <w:rPr>
+          <w:sz w:val="20"/>
+          <w:szCs w:val="20"/>
+        </w:rPr>
+      </w:pPr>
+      <w:r>
+        <w:rPr>
+          <w:b/>
+          <w:bCs/>
         </w:rPr>
         <w:tab/>
       </w:r>
@@ -196,37 +1372,142 @@
           <w:sz w:val="20"/>
           <w:szCs w:val="20"/>
         </w:rPr>
-        <w:t>This is the application to Education</w:t>
-      </w:r>
-      <w:r>
-        <w:rPr>
-          <w:sz w:val="20"/>
-          <w:szCs w:val="20"/>
-        </w:rPr>
-        <w:t>.</w:t>
-      </w:r>
-    </w:p>
-    <w:p>
-      <w:pPr>
-        <w:rPr>
-          <w:sz w:val="20"/>
-          <w:szCs w:val="20"/>
-        </w:rPr>
-      </w:pPr>
-    </w:p>
-    <w:p>
-      <w:pPr>
-        <w:rPr>
-          <w:b/>
-          <w:bCs/>
-        </w:rPr>
-      </w:pPr>
-      <w:r>
-        <w:rPr>
-          <w:b/>
-          <w:bCs/>
-        </w:rPr>
-        <w:t>2. BUSINESS DESCRIPTION</w:t>
+        <w:t>Identify your target market (above).</w:t>
+      </w:r>
+    </w:p>
+    <w:p>
+      <w:pPr>
+        <w:ind w:firstLine="720"/>
+        <w:rPr>
+          <w:sz w:val="20"/>
+          <w:szCs w:val="20"/>
+        </w:rPr>
+      </w:pPr>
+      <w:r>
+        <w:rPr>
+          <w:sz w:val="20"/>
+          <w:szCs w:val="20"/>
+        </w:rPr>
+        <w:t>Highlight the benefits of your services.</w:t>
+      </w:r>
+    </w:p>
+    <w:p>
+      <w:pPr>
+        <w:ind w:left="720"/>
+        <w:rPr>
+          <w:sz w:val="20"/>
+          <w:szCs w:val="20"/>
+        </w:rPr>
+      </w:pPr>
+      <w:r>
+        <w:rPr>
+          <w:sz w:val="20"/>
+          <w:szCs w:val="20"/>
+        </w:rPr>
+        <w:t>Build credibility: publishing research, speaking at conferences, and getting testimonials from satisfied customers.</w:t>
+      </w:r>
+    </w:p>
+    <w:p>
+      <w:pPr>
+        <w:ind w:firstLine="720"/>
+        <w:rPr>
+          <w:sz w:val="20"/>
+          <w:szCs w:val="20"/>
+        </w:rPr>
+      </w:pPr>
+      <w:r>
+        <w:rPr>
+          <w:sz w:val="20"/>
+          <w:szCs w:val="20"/>
+        </w:rPr>
+        <w:t xml:space="preserve">Partner with other organizations: </w:t>
+      </w:r>
+      <w:r>
+        <w:rPr>
+          <w:sz w:val="20"/>
+          <w:szCs w:val="20"/>
+        </w:rPr>
+        <w:t>Neuralink</w:t>
+      </w:r>
+      <w:r>
+        <w:rPr>
+          <w:sz w:val="20"/>
+          <w:szCs w:val="20"/>
+        </w:rPr>
+        <w:t xml:space="preserve">, </w:t>
+      </w:r>
+      <w:r>
+        <w:rPr>
+          <w:sz w:val="20"/>
+          <w:szCs w:val="20"/>
+        </w:rPr>
+        <w:t>Kernel</w:t>
+      </w:r>
+      <w:r>
+        <w:rPr>
+          <w:sz w:val="20"/>
+          <w:szCs w:val="20"/>
+        </w:rPr>
+        <w:t xml:space="preserve">, </w:t>
+      </w:r>
+      <w:r>
+        <w:rPr>
+          <w:sz w:val="20"/>
+          <w:szCs w:val="20"/>
+        </w:rPr>
+        <w:t>Nootropics Depot</w:t>
+      </w:r>
+      <w:r>
+        <w:rPr>
+          <w:sz w:val="20"/>
+          <w:szCs w:val="20"/>
+        </w:rPr>
+        <w:t xml:space="preserve">, </w:t>
+      </w:r>
+      <w:r>
+        <w:rPr>
+          <w:sz w:val="20"/>
+          <w:szCs w:val="20"/>
+        </w:rPr>
+        <w:t>Genius Juice</w:t>
+      </w:r>
+      <w:r>
+        <w:rPr>
+          <w:sz w:val="20"/>
+          <w:szCs w:val="20"/>
+        </w:rPr>
+        <w:t>, Mathnasium.</w:t>
+      </w:r>
+    </w:p>
+    <w:p>
+      <w:pPr>
+        <w:rPr>
+          <w:b/>
+          <w:bCs/>
+        </w:rPr>
+      </w:pPr>
+    </w:p>
+    <w:p>
+      <w:pPr>
+        <w:rPr>
+          <w:b/>
+          <w:bCs/>
+        </w:rPr>
+      </w:pPr>
+    </w:p>
+    <w:p>
+      <w:pPr>
+        <w:rPr>
+          <w:b/>
+          <w:bCs/>
+        </w:rPr>
+      </w:pPr>
+      <w:r>
+        <w:rPr>
+          <w:b/>
+          <w:bCs/>
+        </w:rPr>
+        <w:t>5.1 PROMOTION</w:t>
       </w:r>
     </w:p>
     <w:p>
@@ -248,1214 +1529,7 @@
           <w:sz w:val="20"/>
           <w:szCs w:val="20"/>
         </w:rPr>
-        <w:t xml:space="preserve">The business of Neuresthetics is to shift culture in a way that produces a greater mean </w:t>
-      </w:r>
-      <w:proofErr w:type="gramStart"/>
-      <w:r>
-        <w:rPr>
-          <w:sz w:val="20"/>
-          <w:szCs w:val="20"/>
-        </w:rPr>
-        <w:t>I.Q.</w:t>
-      </w:r>
-      <w:r>
-        <w:rPr>
-          <w:sz w:val="20"/>
-          <w:szCs w:val="20"/>
-        </w:rPr>
-        <w:t>.</w:t>
-      </w:r>
-      <w:proofErr w:type="gramEnd"/>
-    </w:p>
-    <w:p>
-      <w:pPr>
-        <w:rPr>
-          <w:sz w:val="20"/>
-          <w:szCs w:val="20"/>
-        </w:rPr>
-      </w:pPr>
-      <w:r>
-        <w:rPr>
-          <w:sz w:val="20"/>
-          <w:szCs w:val="20"/>
-        </w:rPr>
-        <w:tab/>
-        <w:t>The business in its final form i</w:t>
-      </w:r>
-      <w:r>
-        <w:rPr>
-          <w:sz w:val="20"/>
-          <w:szCs w:val="20"/>
-        </w:rPr>
-        <w:t>s</w:t>
-      </w:r>
-      <w:r>
-        <w:rPr>
-          <w:sz w:val="20"/>
-          <w:szCs w:val="20"/>
-        </w:rPr>
-        <w:t xml:space="preserve"> a </w:t>
-      </w:r>
-      <w:r>
-        <w:rPr>
-          <w:sz w:val="20"/>
-          <w:szCs w:val="20"/>
-        </w:rPr>
-        <w:t>brick-and-mortar</w:t>
-      </w:r>
-      <w:r>
-        <w:rPr>
-          <w:sz w:val="20"/>
-          <w:szCs w:val="20"/>
-        </w:rPr>
-        <w:t xml:space="preserve"> school which adheres to the principles</w:t>
-      </w:r>
-      <w:r>
-        <w:rPr>
-          <w:sz w:val="20"/>
-          <w:szCs w:val="20"/>
-        </w:rPr>
-        <w:t xml:space="preserve"> as a </w:t>
-      </w:r>
-      <w:r>
-        <w:rPr>
-          <w:sz w:val="20"/>
-          <w:szCs w:val="20"/>
-        </w:rPr>
-        <w:t>longitude</w:t>
-      </w:r>
-      <w:r>
-        <w:rPr>
-          <w:sz w:val="20"/>
-          <w:szCs w:val="20"/>
-        </w:rPr>
-        <w:t>.</w:t>
-      </w:r>
-    </w:p>
-    <w:p>
-      <w:pPr>
-        <w:rPr>
-          <w:sz w:val="20"/>
-          <w:szCs w:val="20"/>
-        </w:rPr>
-      </w:pPr>
-      <w:r>
-        <w:rPr>
-          <w:sz w:val="20"/>
-          <w:szCs w:val="20"/>
-        </w:rPr>
-        <w:tab/>
-        <w:t>The business in its intermediate form is summer camp education for children and</w:t>
-      </w:r>
-      <w:r>
-        <w:rPr>
-          <w:sz w:val="20"/>
-          <w:szCs w:val="20"/>
-        </w:rPr>
-        <w:t xml:space="preserve">/or </w:t>
-      </w:r>
-      <w:r>
-        <w:rPr>
-          <w:sz w:val="20"/>
-          <w:szCs w:val="20"/>
-        </w:rPr>
-        <w:t>parents.</w:t>
-      </w:r>
-    </w:p>
-    <w:p>
-      <w:pPr>
-        <w:ind w:left="720"/>
-        <w:rPr>
-          <w:sz w:val="20"/>
-          <w:szCs w:val="20"/>
-        </w:rPr>
-      </w:pPr>
-      <w:r>
-        <w:rPr>
-          <w:sz w:val="20"/>
-          <w:szCs w:val="20"/>
-        </w:rPr>
-        <w:t xml:space="preserve">The business model </w:t>
-      </w:r>
-      <w:r>
-        <w:rPr>
-          <w:sz w:val="20"/>
-          <w:szCs w:val="20"/>
-        </w:rPr>
-        <w:t>in</w:t>
-      </w:r>
-      <w:r>
-        <w:rPr>
-          <w:sz w:val="20"/>
-          <w:szCs w:val="20"/>
-        </w:rPr>
-        <w:t xml:space="preserve"> its infancy is</w:t>
-      </w:r>
-      <w:r>
-        <w:rPr>
-          <w:sz w:val="20"/>
-          <w:szCs w:val="20"/>
-        </w:rPr>
-        <w:t xml:space="preserve"> hosting an occasional Meetup event for interested people.</w:t>
-      </w:r>
-    </w:p>
-    <w:p>
-      <w:pPr>
-        <w:ind w:left="720"/>
-        <w:rPr>
-          <w:sz w:val="20"/>
-          <w:szCs w:val="20"/>
-        </w:rPr>
-      </w:pPr>
-    </w:p>
-    <w:p>
-      <w:pPr>
-        <w:rPr>
-          <w:b/>
-          <w:bCs/>
-        </w:rPr>
-      </w:pPr>
-      <w:r>
-        <w:rPr>
-          <w:b/>
-          <w:bCs/>
-        </w:rPr>
-        <w:t>2.1 COMPANY OVERVIEW</w:t>
-      </w:r>
-    </w:p>
-    <w:p>
-      <w:pPr>
-        <w:rPr>
-          <w:sz w:val="20"/>
-          <w:szCs w:val="20"/>
-        </w:rPr>
-      </w:pPr>
-      <w:r>
-        <w:rPr>
-          <w:b/>
-          <w:bCs/>
-        </w:rPr>
-        <w:tab/>
-      </w:r>
-      <w:r>
-        <w:rPr>
-          <w:sz w:val="20"/>
-          <w:szCs w:val="20"/>
-        </w:rPr>
-        <w:t>NEURESTHETICS, sole proprietorship.</w:t>
-      </w:r>
-    </w:p>
-    <w:p>
-      <w:pPr>
-        <w:ind w:left="720"/>
-        <w:rPr>
-          <w:sz w:val="20"/>
-          <w:szCs w:val="20"/>
-        </w:rPr>
-      </w:pPr>
-      <w:r>
-        <w:rPr>
-          <w:sz w:val="20"/>
-          <w:szCs w:val="20"/>
-        </w:rPr>
-        <w:t>Products and Services: Education modeling around Neuresthetic principles, which is so say presenting thought around how to think in terms of how the brain is shaped.</w:t>
-      </w:r>
-    </w:p>
-    <w:p>
-      <w:pPr>
-        <w:ind w:left="720"/>
-        <w:rPr>
-          <w:sz w:val="20"/>
-          <w:szCs w:val="20"/>
-        </w:rPr>
-      </w:pPr>
-    </w:p>
-    <w:p>
-      <w:pPr>
-        <w:rPr>
-          <w:b/>
-          <w:bCs/>
-        </w:rPr>
-      </w:pPr>
-      <w:r>
-        <w:rPr>
-          <w:b/>
-          <w:bCs/>
-        </w:rPr>
-        <w:t>2.2 VISION AND MISSION</w:t>
-      </w:r>
-    </w:p>
-    <w:p>
-      <w:pPr>
-        <w:ind w:left="720"/>
-        <w:rPr>
-          <w:sz w:val="20"/>
-          <w:szCs w:val="20"/>
-        </w:rPr>
-      </w:pPr>
-      <w:r>
-        <w:rPr>
-          <w:sz w:val="20"/>
-          <w:szCs w:val="20"/>
-        </w:rPr>
-        <w:t>Vision: To be the company which brings about the Neuresthetic Method globally.</w:t>
-      </w:r>
-    </w:p>
-    <w:p>
-      <w:pPr>
-        <w:ind w:left="720"/>
-        <w:rPr>
-          <w:sz w:val="20"/>
-          <w:szCs w:val="20"/>
-        </w:rPr>
-      </w:pPr>
-      <w:r>
-        <w:rPr>
-          <w:sz w:val="20"/>
-          <w:szCs w:val="20"/>
-        </w:rPr>
-        <w:t xml:space="preserve">Mission: raise the global mean I.Q. to that of what was formerly known as Genii. </w:t>
-      </w:r>
-    </w:p>
-    <w:p>
-      <w:pPr>
-        <w:ind w:left="720"/>
-        <w:rPr>
-          <w:sz w:val="20"/>
-          <w:szCs w:val="20"/>
-        </w:rPr>
-      </w:pPr>
-    </w:p>
-    <w:p>
-      <w:pPr>
-        <w:rPr>
-          <w:b/>
-          <w:bCs/>
-        </w:rPr>
-      </w:pPr>
-      <w:r>
-        <w:rPr>
-          <w:b/>
-          <w:bCs/>
-        </w:rPr>
-        <w:t>3. MARKET ANALYSIS</w:t>
-      </w:r>
-    </w:p>
-    <w:p>
-      <w:pPr>
-        <w:ind w:left="720" w:firstLine="720"/>
-        <w:rPr>
-          <w:sz w:val="20"/>
-          <w:szCs w:val="20"/>
-        </w:rPr>
-      </w:pPr>
-      <w:r>
-        <w:rPr>
-          <w:sz w:val="20"/>
-          <w:szCs w:val="20"/>
-        </w:rPr>
-        <w:t>A company that increases the rate of genii by a factor of 10k would have a massive impact on the world. Geniuses are disproportionately responsible for innovation and progress, so increasing their numbers would lead to a quantum leap in human achievement.</w:t>
-      </w:r>
-    </w:p>
-    <w:p>
-      <w:pPr>
-        <w:ind w:left="720" w:firstLine="720"/>
-        <w:rPr>
-          <w:sz w:val="20"/>
-          <w:szCs w:val="20"/>
-        </w:rPr>
-      </w:pPr>
-      <w:r>
-        <w:rPr>
-          <w:sz w:val="20"/>
-          <w:szCs w:val="20"/>
-        </w:rPr>
-        <w:t>The market for the company's services would be vast. Governments, corporations, and educational institutions would all be willing to pay a premium for access to geniuses. The company could also charge geniuses themselves for its services, as they would be able to earn much more money with their enhanced intelligence.</w:t>
-      </w:r>
-    </w:p>
-    <w:p>
-      <w:pPr>
-        <w:ind w:left="720" w:firstLine="720"/>
-        <w:rPr>
-          <w:sz w:val="20"/>
-          <w:szCs w:val="20"/>
-        </w:rPr>
-      </w:pPr>
-    </w:p>
-    <w:p>
-      <w:pPr>
-        <w:rPr>
-          <w:b/>
-          <w:bCs/>
-        </w:rPr>
-      </w:pPr>
-    </w:p>
-    <w:p>
-      <w:pPr>
-        <w:rPr>
-          <w:b/>
-          <w:bCs/>
-        </w:rPr>
-      </w:pPr>
-      <w:r>
-        <w:rPr>
-          <w:b/>
-          <w:bCs/>
-        </w:rPr>
-        <w:lastRenderedPageBreak/>
-        <w:t>3.1 TARGET MARKET</w:t>
-      </w:r>
-    </w:p>
-    <w:p>
-      <w:pPr>
-        <w:ind w:left="720"/>
-        <w:rPr>
-          <w:sz w:val="20"/>
-          <w:szCs w:val="20"/>
-        </w:rPr>
-      </w:pPr>
-      <w:r>
-        <w:rPr>
-          <w:sz w:val="20"/>
-          <w:szCs w:val="20"/>
-        </w:rPr>
-        <w:t>Parents: Parents who want their children to reach their full potential would be interested in a service that could make their children smarter.</w:t>
-      </w:r>
-    </w:p>
-    <w:p>
-      <w:pPr>
-        <w:ind w:left="720"/>
-        <w:rPr>
-          <w:sz w:val="20"/>
-          <w:szCs w:val="20"/>
-        </w:rPr>
-      </w:pPr>
-      <w:r>
-        <w:rPr>
-          <w:sz w:val="20"/>
-          <w:szCs w:val="20"/>
-        </w:rPr>
-        <w:t>Schools: Schools would be interested in a service that could help them to identify and nurture gifted students.</w:t>
-      </w:r>
-    </w:p>
-    <w:p>
-      <w:pPr>
-        <w:ind w:left="720"/>
-        <w:rPr>
-          <w:sz w:val="20"/>
-          <w:szCs w:val="20"/>
-        </w:rPr>
-      </w:pPr>
-      <w:r>
-        <w:rPr>
-          <w:sz w:val="20"/>
-          <w:szCs w:val="20"/>
-        </w:rPr>
-        <w:t>Businesses: Businesses would be interested in a service that could help them to hire and retain the most talented employees.</w:t>
-      </w:r>
-    </w:p>
-    <w:p>
-      <w:pPr>
-        <w:ind w:left="720"/>
-        <w:rPr>
-          <w:sz w:val="20"/>
-          <w:szCs w:val="20"/>
-        </w:rPr>
-      </w:pPr>
-      <w:r>
-        <w:rPr>
-          <w:sz w:val="20"/>
-          <w:szCs w:val="20"/>
-        </w:rPr>
-        <w:t>Governments: Governments would be interested in a service that could help them to develop a more intelligent population.</w:t>
-      </w:r>
-    </w:p>
-    <w:p>
-      <w:pPr>
-        <w:ind w:left="720"/>
-        <w:rPr>
-          <w:sz w:val="20"/>
-          <w:szCs w:val="20"/>
-        </w:rPr>
-      </w:pPr>
-    </w:p>
-    <w:p>
-      <w:pPr>
-        <w:rPr>
-          <w:b/>
-          <w:bCs/>
-        </w:rPr>
-      </w:pPr>
-      <w:r>
-        <w:rPr>
-          <w:b/>
-          <w:bCs/>
-        </w:rPr>
-        <w:t>3.2 MARKET NEEDS</w:t>
-      </w:r>
-    </w:p>
-    <w:p>
-      <w:pPr>
-        <w:ind w:left="720"/>
-        <w:rPr>
-          <w:sz w:val="20"/>
-          <w:szCs w:val="20"/>
-        </w:rPr>
-      </w:pPr>
-      <w:r>
-        <w:rPr>
-          <w:sz w:val="20"/>
-          <w:szCs w:val="20"/>
-        </w:rPr>
-        <w:t>Education: Schools and universities are always looking for ways to identify and nurture gifted students. A company that could help to increase the number of geniuses would be of great interest to the education sector.</w:t>
-      </w:r>
-    </w:p>
-    <w:p>
-      <w:pPr>
-        <w:ind w:left="720"/>
-        <w:rPr>
-          <w:sz w:val="20"/>
-          <w:szCs w:val="20"/>
-        </w:rPr>
-      </w:pPr>
-      <w:r>
-        <w:rPr>
-          <w:sz w:val="20"/>
-          <w:szCs w:val="20"/>
-        </w:rPr>
-        <w:t>Business: Businesses are always looking for innovative and talented employees. A company that could help to increase the number of geniuses would be able to provide businesses with a valuable resource.</w:t>
-      </w:r>
-    </w:p>
-    <w:p>
-      <w:pPr>
-        <w:ind w:left="720"/>
-        <w:rPr>
-          <w:sz w:val="20"/>
-          <w:szCs w:val="20"/>
-        </w:rPr>
-      </w:pPr>
-      <w:r>
-        <w:rPr>
-          <w:sz w:val="20"/>
-          <w:szCs w:val="20"/>
-        </w:rPr>
-        <w:t>Government: Governments are also interested in supporting the development of geniuses. A company that could help to increase the number of geniuses would be able to provide governments with a way to invest in the future of their countries.</w:t>
-      </w:r>
-    </w:p>
-    <w:p>
-      <w:pPr>
-        <w:ind w:left="720"/>
-        <w:rPr>
-          <w:sz w:val="20"/>
-          <w:szCs w:val="20"/>
-        </w:rPr>
-      </w:pPr>
-      <w:r>
-        <w:rPr>
-          <w:sz w:val="20"/>
-          <w:szCs w:val="20"/>
-        </w:rPr>
-        <w:t>Here are some specific examples of how a company that could increase the rate of genii could be used:</w:t>
-      </w:r>
-    </w:p>
-    <w:p>
-      <w:pPr>
-        <w:ind w:left="720"/>
-        <w:rPr>
-          <w:sz w:val="20"/>
-          <w:szCs w:val="20"/>
-        </w:rPr>
-      </w:pPr>
-      <w:r>
-        <w:rPr>
-          <w:sz w:val="20"/>
-          <w:szCs w:val="20"/>
-        </w:rPr>
-        <w:t>To develop new technologies that could solve global problems such as climate change and disease.</w:t>
-      </w:r>
-    </w:p>
-    <w:p>
-      <w:pPr>
-        <w:ind w:left="720"/>
-        <w:rPr>
-          <w:sz w:val="20"/>
-          <w:szCs w:val="20"/>
-        </w:rPr>
-      </w:pPr>
-      <w:r>
-        <w:rPr>
-          <w:sz w:val="20"/>
-          <w:szCs w:val="20"/>
-        </w:rPr>
-        <w:t>To create new businesses and industries that could boost the economy.</w:t>
-      </w:r>
-    </w:p>
-    <w:p>
-      <w:pPr>
-        <w:ind w:left="720"/>
-        <w:rPr>
-          <w:sz w:val="20"/>
-          <w:szCs w:val="20"/>
-        </w:rPr>
-      </w:pPr>
-      <w:r>
-        <w:rPr>
-          <w:sz w:val="20"/>
-          <w:szCs w:val="20"/>
-        </w:rPr>
-        <w:t>To develop new forms of art and culture that could enrich our lives.</w:t>
-      </w:r>
-    </w:p>
-    <w:p>
-      <w:pPr>
-        <w:ind w:left="720"/>
-        <w:rPr>
-          <w:sz w:val="20"/>
-          <w:szCs w:val="20"/>
-        </w:rPr>
-      </w:pPr>
-      <w:r>
-        <w:rPr>
-          <w:sz w:val="20"/>
-          <w:szCs w:val="20"/>
-        </w:rPr>
-        <w:t>To help us better understand the universe and our place in it.</w:t>
-      </w:r>
-    </w:p>
-    <w:p>
-      <w:pPr>
-        <w:ind w:left="720"/>
-        <w:rPr>
-          <w:sz w:val="20"/>
-          <w:szCs w:val="20"/>
-        </w:rPr>
-      </w:pPr>
-    </w:p>
-    <w:p>
-      <w:pPr>
-        <w:rPr>
-          <w:b/>
-          <w:bCs/>
-        </w:rPr>
-      </w:pPr>
-      <w:r>
-        <w:rPr>
-          <w:b/>
-          <w:bCs/>
-        </w:rPr>
-        <w:t>3.3 Competition</w:t>
-      </w:r>
-    </w:p>
-    <w:p>
-      <w:pPr>
-        <w:ind w:left="720" w:firstLine="720"/>
-        <w:rPr>
-          <w:sz w:val="20"/>
-          <w:szCs w:val="20"/>
-        </w:rPr>
-      </w:pPr>
-      <w:r>
-        <w:rPr>
-          <w:sz w:val="20"/>
-          <w:szCs w:val="20"/>
-        </w:rPr>
-        <w:t>A company that increases the rate of genii by a factor of 10k would face significant competition from a variety of sources, including:</w:t>
-      </w:r>
-    </w:p>
-    <w:p>
-      <w:pPr>
-        <w:ind w:left="720" w:firstLine="720"/>
-        <w:rPr>
-          <w:sz w:val="20"/>
-          <w:szCs w:val="20"/>
-        </w:rPr>
-      </w:pPr>
-      <w:r>
-        <w:rPr>
-          <w:sz w:val="20"/>
-          <w:szCs w:val="20"/>
-        </w:rPr>
-        <w:t xml:space="preserve">Other companies developing similar technologies. There are </w:t>
-      </w:r>
-      <w:proofErr w:type="gramStart"/>
-      <w:r>
-        <w:rPr>
-          <w:sz w:val="20"/>
-          <w:szCs w:val="20"/>
-        </w:rPr>
-        <w:t>a number of</w:t>
-      </w:r>
-      <w:proofErr w:type="gramEnd"/>
-      <w:r>
-        <w:rPr>
-          <w:sz w:val="20"/>
-          <w:szCs w:val="20"/>
-        </w:rPr>
-        <w:t xml:space="preserve"> companies working on developing technologies to enhance human intelligence, such as neurofeedback, brain stimulation, and gene editing. These companies could pose a direct threat to the company's market share.</w:t>
-      </w:r>
-    </w:p>
-    <w:p>
-      <w:pPr>
-        <w:ind w:left="720" w:firstLine="720"/>
-        <w:rPr>
-          <w:sz w:val="20"/>
-          <w:szCs w:val="20"/>
-        </w:rPr>
-      </w:pPr>
-      <w:r>
-        <w:rPr>
-          <w:sz w:val="20"/>
-          <w:szCs w:val="20"/>
-        </w:rPr>
-        <w:t>Governments and militaries. Governments and militaries are also interested in developing technologies to enhance human intelligence. They could invest heavily in their own research and development, or they could acquire companies that are developing these technologies.</w:t>
-      </w:r>
-    </w:p>
-    <w:p>
-      <w:pPr>
-        <w:ind w:left="720" w:firstLine="720"/>
-        <w:rPr>
-          <w:sz w:val="20"/>
-          <w:szCs w:val="20"/>
-        </w:rPr>
-      </w:pPr>
-      <w:r>
-        <w:rPr>
-          <w:sz w:val="20"/>
-          <w:szCs w:val="20"/>
-        </w:rPr>
-        <w:t xml:space="preserve">Ethical concerns. There are </w:t>
-      </w:r>
-      <w:proofErr w:type="gramStart"/>
-      <w:r>
-        <w:rPr>
-          <w:sz w:val="20"/>
-          <w:szCs w:val="20"/>
-        </w:rPr>
-        <w:t>a number of</w:t>
-      </w:r>
-      <w:proofErr w:type="gramEnd"/>
-      <w:r>
-        <w:rPr>
-          <w:sz w:val="20"/>
-          <w:szCs w:val="20"/>
-        </w:rPr>
-        <w:t xml:space="preserve"> ethical concerns surrounding the development and use of technologies to enhance human intelligence. For example, some people worry that these technologies </w:t>
-      </w:r>
-      <w:r>
-        <w:rPr>
-          <w:sz w:val="20"/>
-          <w:szCs w:val="20"/>
-        </w:rPr>
-        <w:lastRenderedPageBreak/>
-        <w:t>could be used to create a new class of superhumans, or that they could be used to manipulate people's thoughts and behavior. These ethical concerns could make it difficult for the company to gain public acceptance for its technologies.</w:t>
-      </w:r>
-    </w:p>
-    <w:p>
-      <w:pPr>
-        <w:ind w:left="720" w:firstLine="720"/>
-        <w:rPr>
-          <w:sz w:val="20"/>
-          <w:szCs w:val="20"/>
-        </w:rPr>
-      </w:pPr>
-      <w:r>
-        <w:rPr>
-          <w:sz w:val="20"/>
-          <w:szCs w:val="20"/>
-        </w:rPr>
-        <w:t>In addition to these general sources of competition, the company would also face competition from specific companies that are developing technologies to enhance human intelligence. Some of these companies include:</w:t>
-      </w:r>
-    </w:p>
-    <w:p>
-      <w:pPr>
-        <w:rPr>
-          <w:sz w:val="20"/>
-          <w:szCs w:val="20"/>
-        </w:rPr>
-      </w:pPr>
-    </w:p>
-    <w:p>
-      <w:pPr>
-        <w:ind w:left="720"/>
-        <w:rPr>
-          <w:sz w:val="20"/>
-          <w:szCs w:val="20"/>
-        </w:rPr>
-      </w:pPr>
-      <w:proofErr w:type="spellStart"/>
-      <w:r>
-        <w:rPr>
-          <w:sz w:val="20"/>
-          <w:szCs w:val="20"/>
-        </w:rPr>
-        <w:t>Neuralink</w:t>
-      </w:r>
-      <w:proofErr w:type="spellEnd"/>
-      <w:r>
-        <w:rPr>
-          <w:sz w:val="20"/>
-          <w:szCs w:val="20"/>
-        </w:rPr>
-        <w:t xml:space="preserve">: </w:t>
-      </w:r>
-      <w:proofErr w:type="spellStart"/>
-      <w:r>
-        <w:rPr>
-          <w:sz w:val="20"/>
-          <w:szCs w:val="20"/>
-        </w:rPr>
-        <w:t>Neuralink</w:t>
-      </w:r>
-      <w:proofErr w:type="spellEnd"/>
-      <w:r>
-        <w:rPr>
-          <w:sz w:val="20"/>
-          <w:szCs w:val="20"/>
-        </w:rPr>
-        <w:t xml:space="preserve"> is a company founded by Elon Musk that is developing brain-computer interfaces to connect the human brain to computers.</w:t>
-      </w:r>
-    </w:p>
-    <w:p>
-      <w:pPr>
-        <w:ind w:left="720"/>
-        <w:rPr>
-          <w:sz w:val="20"/>
-          <w:szCs w:val="20"/>
-        </w:rPr>
-      </w:pPr>
-      <w:r>
-        <w:rPr>
-          <w:sz w:val="20"/>
-          <w:szCs w:val="20"/>
-        </w:rPr>
-        <w:t>Kernel: Kernel is a company that is developing brain implants to record and stimulate neural activity.</w:t>
-      </w:r>
-    </w:p>
-    <w:p>
-      <w:pPr>
-        <w:ind w:left="720"/>
-        <w:rPr>
-          <w:sz w:val="20"/>
-          <w:szCs w:val="20"/>
-        </w:rPr>
-      </w:pPr>
-      <w:r>
-        <w:rPr>
-          <w:sz w:val="20"/>
-          <w:szCs w:val="20"/>
-        </w:rPr>
-        <w:t>Nootropics Depot: Nootropics Depot is a company that sells nootropics, which are drugs or supplements that are claimed to enhance cognitive function.</w:t>
-      </w:r>
-    </w:p>
-    <w:p>
-      <w:pPr>
-        <w:ind w:firstLine="720"/>
-        <w:rPr>
-          <w:sz w:val="20"/>
-          <w:szCs w:val="20"/>
-        </w:rPr>
-      </w:pPr>
-      <w:r>
-        <w:rPr>
-          <w:sz w:val="20"/>
-          <w:szCs w:val="20"/>
-        </w:rPr>
-        <w:t>Genius Juice: Genius Juice is a company that sells a drink that is claimed to increase intelligence.</w:t>
-      </w:r>
-    </w:p>
-    <w:p>
-      <w:pPr>
-        <w:rPr>
-          <w:sz w:val="20"/>
-          <w:szCs w:val="20"/>
-        </w:rPr>
-      </w:pPr>
-    </w:p>
-    <w:p>
-      <w:pPr>
-        <w:rPr>
-          <w:b/>
-          <w:bCs/>
-        </w:rPr>
-      </w:pPr>
-      <w:r>
-        <w:rPr>
-          <w:b/>
-          <w:bCs/>
-        </w:rPr>
-        <w:t>4. SERVICES OFFERED</w:t>
-      </w:r>
-    </w:p>
-    <w:p>
-      <w:pPr>
-        <w:rPr>
-          <w:sz w:val="20"/>
-          <w:szCs w:val="20"/>
-        </w:rPr>
-      </w:pPr>
-      <w:r>
-        <w:rPr>
-          <w:b/>
-          <w:bCs/>
-        </w:rPr>
-        <w:tab/>
-      </w:r>
-      <w:r>
-        <w:rPr>
-          <w:sz w:val="20"/>
-          <w:szCs w:val="20"/>
-        </w:rPr>
-        <w:t>Neuresthetics lessons at all business scale stages.</w:t>
-      </w:r>
-    </w:p>
-    <w:p>
-      <w:pPr>
-        <w:rPr>
-          <w:sz w:val="20"/>
-          <w:szCs w:val="20"/>
-        </w:rPr>
-      </w:pPr>
-    </w:p>
-    <w:p>
-      <w:pPr>
-        <w:rPr>
-          <w:b/>
-          <w:bCs/>
-        </w:rPr>
-      </w:pPr>
-      <w:r>
-        <w:rPr>
-          <w:b/>
-          <w:bCs/>
-        </w:rPr>
-        <w:t>4.1 PROGRAM OFFERINGS</w:t>
-      </w:r>
-    </w:p>
-    <w:p>
-      <w:pPr>
-        <w:rPr>
-          <w:sz w:val="20"/>
-          <w:szCs w:val="20"/>
-        </w:rPr>
-      </w:pPr>
-      <w:r>
-        <w:rPr>
-          <w:b/>
-          <w:bCs/>
-        </w:rPr>
-        <w:tab/>
-      </w:r>
-      <w:r>
-        <w:rPr>
-          <w:sz w:val="20"/>
-          <w:szCs w:val="20"/>
-        </w:rPr>
-        <w:t>To start: Small free presentation and classes.</w:t>
-      </w:r>
-    </w:p>
-    <w:p>
-      <w:pPr>
-        <w:rPr>
-          <w:sz w:val="20"/>
-          <w:szCs w:val="20"/>
-        </w:rPr>
-      </w:pPr>
-      <w:r>
-        <w:rPr>
-          <w:sz w:val="20"/>
-          <w:szCs w:val="20"/>
-        </w:rPr>
-        <w:tab/>
-        <w:t>Intermediate: Social programs such as summer camps and educational modules.</w:t>
-      </w:r>
-    </w:p>
-    <w:p>
-      <w:pPr>
-        <w:rPr>
-          <w:sz w:val="20"/>
-          <w:szCs w:val="20"/>
-        </w:rPr>
-      </w:pPr>
-      <w:r>
-        <w:rPr>
-          <w:sz w:val="20"/>
-          <w:szCs w:val="20"/>
-        </w:rPr>
-        <w:tab/>
-        <w:t>Full: Brick and Mortar school as a longitudinal school and temple.</w:t>
-      </w:r>
-    </w:p>
-    <w:p>
-      <w:pPr>
-        <w:rPr>
-          <w:b/>
-          <w:bCs/>
-        </w:rPr>
-      </w:pPr>
-    </w:p>
-    <w:p>
-      <w:pPr>
-        <w:rPr>
-          <w:b/>
-          <w:bCs/>
-        </w:rPr>
-      </w:pPr>
-      <w:r>
-        <w:rPr>
-          <w:b/>
-          <w:bCs/>
-        </w:rPr>
-        <w:t>4.2 CIRRICULUM</w:t>
-      </w:r>
-    </w:p>
-    <w:p>
-      <w:pPr>
-        <w:rPr>
-          <w:sz w:val="20"/>
-          <w:szCs w:val="20"/>
-        </w:rPr>
-      </w:pPr>
-      <w:r>
-        <w:rPr>
-          <w:b/>
-          <w:bCs/>
-        </w:rPr>
-        <w:tab/>
-      </w:r>
-      <w:r>
-        <w:rPr>
-          <w:sz w:val="20"/>
-          <w:szCs w:val="20"/>
-        </w:rPr>
-        <w:t>Neuresthetic methodology.</w:t>
-      </w:r>
-      <w:r>
-        <w:rPr>
-          <w:sz w:val="20"/>
-          <w:szCs w:val="20"/>
-        </w:rPr>
-        <w:t xml:space="preserve"> Refer to neuresthetics.net.</w:t>
-      </w:r>
-    </w:p>
-    <w:p>
-      <w:pPr>
-        <w:rPr>
-          <w:b/>
-          <w:bCs/>
-        </w:rPr>
-      </w:pPr>
-    </w:p>
-    <w:p>
-      <w:pPr>
-        <w:rPr>
-          <w:b/>
-          <w:bCs/>
-        </w:rPr>
-      </w:pPr>
-      <w:r>
-        <w:rPr>
-          <w:b/>
-          <w:bCs/>
-        </w:rPr>
-        <w:t>5. MARKETING STRATEGY</w:t>
-      </w:r>
-    </w:p>
-    <w:p>
-      <w:pPr>
-        <w:rPr>
-          <w:sz w:val="20"/>
-          <w:szCs w:val="20"/>
-        </w:rPr>
-      </w:pPr>
-      <w:r>
-        <w:rPr>
-          <w:b/>
-          <w:bCs/>
-        </w:rPr>
-        <w:tab/>
-      </w:r>
-      <w:r>
-        <w:rPr>
-          <w:sz w:val="20"/>
-          <w:szCs w:val="20"/>
-        </w:rPr>
-        <w:t>Identify your target market (above).</w:t>
-      </w:r>
-    </w:p>
-    <w:p>
-      <w:pPr>
-        <w:ind w:firstLine="720"/>
-        <w:rPr>
-          <w:sz w:val="20"/>
-          <w:szCs w:val="20"/>
-        </w:rPr>
-      </w:pPr>
-      <w:r>
-        <w:rPr>
-          <w:sz w:val="20"/>
-          <w:szCs w:val="20"/>
-        </w:rPr>
-        <w:t>Highlight the benefits of your services.</w:t>
-      </w:r>
-    </w:p>
-    <w:p>
-      <w:pPr>
-        <w:ind w:left="720"/>
-        <w:rPr>
-          <w:sz w:val="20"/>
-          <w:szCs w:val="20"/>
-        </w:rPr>
-      </w:pPr>
-      <w:r>
-        <w:rPr>
-          <w:sz w:val="20"/>
-          <w:szCs w:val="20"/>
-        </w:rPr>
-        <w:t>Build credibility: publishing research, speaking at conferences, and getting testimonials from satisfied customers.</w:t>
-      </w:r>
-    </w:p>
-    <w:p>
-      <w:pPr>
-        <w:ind w:firstLine="720"/>
-        <w:rPr>
-          <w:sz w:val="20"/>
-          <w:szCs w:val="20"/>
-        </w:rPr>
-      </w:pPr>
-      <w:r>
-        <w:rPr>
-          <w:sz w:val="20"/>
-          <w:szCs w:val="20"/>
-        </w:rPr>
-        <w:t xml:space="preserve">Partner with other organizations: </w:t>
-      </w:r>
-      <w:proofErr w:type="spellStart"/>
-      <w:r>
-        <w:rPr>
-          <w:sz w:val="20"/>
-          <w:szCs w:val="20"/>
-        </w:rPr>
-        <w:t>Neuralink</w:t>
-      </w:r>
-      <w:proofErr w:type="spellEnd"/>
-      <w:r>
-        <w:rPr>
-          <w:sz w:val="20"/>
-          <w:szCs w:val="20"/>
-        </w:rPr>
-        <w:t xml:space="preserve">, </w:t>
-      </w:r>
-      <w:r>
-        <w:rPr>
-          <w:sz w:val="20"/>
-          <w:szCs w:val="20"/>
-        </w:rPr>
-        <w:t>Kernel</w:t>
-      </w:r>
-      <w:r>
-        <w:rPr>
-          <w:sz w:val="20"/>
-          <w:szCs w:val="20"/>
-        </w:rPr>
-        <w:t xml:space="preserve">, </w:t>
-      </w:r>
-      <w:r>
-        <w:rPr>
-          <w:sz w:val="20"/>
-          <w:szCs w:val="20"/>
-        </w:rPr>
-        <w:t>Nootropics Depot</w:t>
-      </w:r>
-      <w:r>
-        <w:rPr>
-          <w:sz w:val="20"/>
-          <w:szCs w:val="20"/>
-        </w:rPr>
-        <w:t xml:space="preserve">, </w:t>
-      </w:r>
-      <w:r>
-        <w:rPr>
-          <w:sz w:val="20"/>
-          <w:szCs w:val="20"/>
-        </w:rPr>
-        <w:t>Genius Juice</w:t>
-      </w:r>
-      <w:r>
-        <w:rPr>
-          <w:sz w:val="20"/>
-          <w:szCs w:val="20"/>
-        </w:rPr>
-        <w:t>, Mathnasium.</w:t>
-      </w:r>
-    </w:p>
-    <w:p>
-      <w:pPr>
-        <w:rPr>
-          <w:b/>
-          <w:bCs/>
-        </w:rPr>
-      </w:pPr>
-    </w:p>
-    <w:p>
-      <w:pPr>
-        <w:rPr>
-          <w:b/>
-          <w:bCs/>
-        </w:rPr>
-      </w:pPr>
-    </w:p>
-    <w:p>
-      <w:pPr>
-        <w:rPr>
-          <w:b/>
-          <w:bCs/>
-        </w:rPr>
-      </w:pPr>
-      <w:r>
-        <w:rPr>
-          <w:b/>
-          <w:bCs/>
-        </w:rPr>
-        <w:lastRenderedPageBreak/>
-        <w:t>5.1 PROMOTION</w:t>
-      </w:r>
-    </w:p>
-    <w:p>
-      <w:pPr>
-        <w:rPr>
-          <w:sz w:val="20"/>
-          <w:szCs w:val="20"/>
-        </w:rPr>
-      </w:pPr>
-      <w:r>
-        <w:rPr>
-          <w:b/>
-          <w:bCs/>
-        </w:rPr>
-        <w:tab/>
-      </w:r>
-      <w:r>
-        <w:rPr>
-          <w:sz w:val="20"/>
-          <w:szCs w:val="20"/>
-        </w:rPr>
-        <w:t xml:space="preserve">Free lessons </w:t>
-      </w:r>
-      <w:proofErr w:type="spellStart"/>
-      <w:r>
-        <w:rPr>
-          <w:sz w:val="20"/>
-          <w:szCs w:val="20"/>
-        </w:rPr>
-        <w:t>no</w:t>
-      </w:r>
-      <w:proofErr w:type="spellEnd"/>
-      <w:r>
-        <w:rPr>
-          <w:sz w:val="20"/>
-          <w:szCs w:val="20"/>
-        </w:rPr>
-        <w:t xml:space="preserve"> the basic principles in terms of giving value to people, expecting nothing in return.</w:t>
+        <w:t>Free lessons no the basic principles in terms of giving value to people, expecting nothing in return.</w:t>
       </w:r>
     </w:p>
     <w:p>
@@ -1838,6 +1912,7 @@
           <w:sz w:val="20"/>
           <w:szCs w:val="20"/>
         </w:rPr>
+        <w:lastRenderedPageBreak/>
         <w:tab/>
         <w:t xml:space="preserve">Stage three: physical schools as hosts of </w:t>
       </w:r>
@@ -1938,7 +2013,6 @@
           <w:b/>
           <w:bCs/>
         </w:rPr>
-        <w:lastRenderedPageBreak/>
         <w:t>8. FUNDING REQUIREMENTS</w:t>
       </w:r>
     </w:p>
@@ -2148,21 +2222,7 @@
           <w:sz w:val="20"/>
           <w:szCs w:val="20"/>
         </w:rPr>
-        <w:t xml:space="preserve">Startup costs: These costs include the cost of securing a location, </w:t>
-      </w:r>
-      <w:r>
-        <w:rPr>
-          <w:sz w:val="20"/>
-          <w:szCs w:val="20"/>
-        </w:rPr>
-        <w:t>renovating,</w:t>
-      </w:r>
-      <w:r>
-        <w:rPr>
-          <w:sz w:val="20"/>
-          <w:szCs w:val="20"/>
-        </w:rPr>
-        <w:t xml:space="preserve"> or building facilities, purchasing equipment and supplies, and hiring staff.</w:t>
+        <w:t>Startup costs: These costs include the cost of securing a location, renovating, or building facilities, purchasing equipment and supplies, and hiring staff.</w:t>
       </w:r>
     </w:p>
     <w:p>
@@ -2215,6 +2275,7 @@
           <w:b/>
           <w:bCs/>
         </w:rPr>
+        <w:lastRenderedPageBreak/>
         <w:t>9. RISK ANALYSIS</w:t>
       </w:r>
     </w:p>
@@ -2281,7 +2342,6 @@
           <w:sz w:val="20"/>
           <w:szCs w:val="20"/>
         </w:rPr>
-        <w:lastRenderedPageBreak/>
         <w:t>Increased risk of product failures: Geniuses may be more likely to take risks and push the boundaries of what is possible. This could lead to the development of new products and services that are innovative but also more likely to fail.</w:t>
       </w:r>
     </w:p>

--- a/papers/N business proposal.docx
+++ b/papers/N business proposal.docx
@@ -73,7 +73,13 @@
         <w:t>Date:</w:t>
       </w:r>
       <w:r>
-        <w:t xml:space="preserve"> 22 OCT 2023</w:t>
+        <w:t xml:space="preserve"> </w:t>
+      </w:r>
+      <w:r>
+        <w:t>31</w:t>
+      </w:r>
+      <w:r>
+        <w:t xml:space="preserve"> OCT 2023</w:t>
       </w:r>
     </w:p>
     <w:p>

--- a/papers/N business proposal.docx
+++ b/papers/N business proposal.docx
@@ -269,14 +269,35 @@
           <w:sz w:val="20"/>
           <w:szCs w:val="20"/>
         </w:rPr>
-        <w:t xml:space="preserve">Why? </w:t>
-      </w:r>
-      <w:r>
-        <w:rPr>
-          <w:sz w:val="20"/>
-          <w:szCs w:val="20"/>
-        </w:rPr>
-        <w:t xml:space="preserve">Science represents improvement in human capability, and so brain network modeling is to improve </w:t>
+        <w:t>Why</w:t>
+      </w:r>
+      <w:r>
+        <w:rPr>
+          <w:sz w:val="20"/>
+          <w:szCs w:val="20"/>
+        </w:rPr>
+        <w:t>:</w:t>
+      </w:r>
+      <w:r>
+        <w:rPr>
+          <w:sz w:val="20"/>
+          <w:szCs w:val="20"/>
+        </w:rPr>
+        <w:t xml:space="preserve"> </w:t>
+      </w:r>
+      <w:r>
+        <w:rPr>
+          <w:sz w:val="20"/>
+          <w:szCs w:val="20"/>
+        </w:rPr>
+        <w:t>s</w:t>
+      </w:r>
+      <w:r>
+        <w:rPr>
+          <w:sz w:val="20"/>
+          <w:szCs w:val="20"/>
+        </w:rPr>
+        <w:t xml:space="preserve">cience represents improvement in human capability, and so brain network modeling is to improve </w:t>
       </w:r>
       <w:r>
         <w:rPr>
@@ -320,23 +341,21 @@
           <w:sz w:val="20"/>
           <w:szCs w:val="20"/>
         </w:rPr>
-        <w:t>k.</w:t>
-      </w:r>
-    </w:p>
-    <w:p>
-      <w:pPr>
-        <w:ind w:left="720"/>
-        <w:rPr>
-          <w:sz w:val="20"/>
-          <w:szCs w:val="20"/>
-        </w:rPr>
-      </w:pPr>
-      <w:r>
-        <w:rPr>
-          <w:sz w:val="20"/>
-          <w:szCs w:val="20"/>
-        </w:rPr>
-        <w:t xml:space="preserve">It does this by </w:t>
+        <w:t>k</w:t>
+      </w:r>
+      <w:r>
+        <w:rPr>
+          <w:sz w:val="20"/>
+          <w:szCs w:val="20"/>
+        </w:rPr>
+        <w:t xml:space="preserve"> </w:t>
+      </w:r>
+      <w:r>
+        <w:rPr>
+          <w:sz w:val="20"/>
+          <w:szCs w:val="20"/>
+        </w:rPr>
+        <w:t xml:space="preserve">by </w:t>
       </w:r>
       <w:r>
         <w:rPr>
@@ -396,60 +415,256 @@
         </w:rPr>
         <w:t>2. BUSINESS DESCRIPTION</w:t>
       </w:r>
-    </w:p>
-    <w:p>
-      <w:pPr>
-        <w:rPr>
-          <w:sz w:val="20"/>
-          <w:szCs w:val="20"/>
-        </w:rPr>
-      </w:pPr>
-      <w:r>
-        <w:rPr>
-          <w:b/>
-          <w:bCs/>
+      <w:r>
+        <w:rPr>
+          <w:b/>
+          <w:bCs/>
+        </w:rPr>
+        <w:t xml:space="preserve"> (for potential customers)</w:t>
+      </w:r>
+    </w:p>
+    <w:p>
+      <w:pPr>
+        <w:ind w:left="720"/>
+        <w:rPr>
+          <w:sz w:val="20"/>
+          <w:szCs w:val="20"/>
+        </w:rPr>
+      </w:pPr>
+      <w:r>
+        <w:rPr>
+          <w:sz w:val="20"/>
+          <w:szCs w:val="20"/>
+        </w:rPr>
+        <w:t xml:space="preserve">Neuresthetics </w:t>
+      </w:r>
+      <w:r>
+        <w:rPr>
+          <w:sz w:val="20"/>
+          <w:szCs w:val="20"/>
+        </w:rPr>
+        <w:t xml:space="preserve">makes </w:t>
+      </w:r>
+      <w:r>
+        <w:rPr>
+          <w:sz w:val="20"/>
+          <w:szCs w:val="20"/>
+        </w:rPr>
+        <w:t>interaction around fostering macro brain architecture closer to genius from neurotypical. The process of development began in 2007 in Jason Burns’ effort to reverse his own brain damage.</w:t>
+      </w:r>
+      <w:r>
+        <w:rPr>
+          <w:sz w:val="20"/>
+          <w:szCs w:val="20"/>
+        </w:rPr>
+        <w:t xml:space="preserve"> </w:t>
+      </w:r>
+      <w:r>
+        <w:rPr>
+          <w:sz w:val="20"/>
+          <w:szCs w:val="20"/>
+        </w:rPr>
+        <w:t>It was founded as a business in 1017 as a measure to protect intellectual property.</w:t>
+      </w:r>
+      <w:r>
+        <w:rPr>
+          <w:sz w:val="20"/>
+          <w:szCs w:val="20"/>
+        </w:rPr>
+        <w:t xml:space="preserve"> It exists as a sole proprietorship. The company mission is to contribute to the pace in which intelligence is accelerating in the modern world.</w:t>
+      </w:r>
+    </w:p>
+    <w:p>
+      <w:pPr>
+        <w:rPr>
+          <w:b/>
+          <w:bCs/>
+        </w:rPr>
+      </w:pPr>
+    </w:p>
+    <w:p>
+      <w:pPr>
+        <w:rPr>
+          <w:b/>
+          <w:bCs/>
+        </w:rPr>
+      </w:pPr>
+      <w:r>
+        <w:rPr>
+          <w:b/>
+          <w:bCs/>
+        </w:rPr>
+        <w:t>2.1 COMPANY OVERVIEW</w:t>
+      </w:r>
+      <w:r>
+        <w:rPr>
+          <w:b/>
+          <w:bCs/>
+        </w:rPr>
+        <w:t xml:space="preserve"> (for investors and stakeholders)</w:t>
+      </w:r>
+    </w:p>
+    <w:p>
+      <w:pPr>
+        <w:rPr>
+          <w:sz w:val="20"/>
+          <w:szCs w:val="20"/>
+        </w:rPr>
+      </w:pPr>
+      <w:r>
+        <w:rPr>
+          <w:sz w:val="20"/>
+          <w:szCs w:val="20"/>
         </w:rPr>
         <w:tab/>
-      </w:r>
-      <w:r>
-        <w:rPr>
-          <w:sz w:val="20"/>
-          <w:szCs w:val="20"/>
-        </w:rPr>
-        <w:t>The business of Neuresthetics</w:t>
-      </w:r>
-      <w:r>
-        <w:rPr>
-          <w:sz w:val="20"/>
-          <w:szCs w:val="20"/>
-        </w:rPr>
-        <w:t xml:space="preserve"> is improving education models.</w:t>
-      </w:r>
-    </w:p>
-    <w:p>
-      <w:pPr>
-        <w:ind w:left="720"/>
-        <w:rPr>
-          <w:sz w:val="20"/>
-          <w:szCs w:val="20"/>
-        </w:rPr>
-      </w:pPr>
-      <w:r>
-        <w:rPr>
-          <w:sz w:val="20"/>
-          <w:szCs w:val="20"/>
-        </w:rPr>
-        <w:t>The value being proposed is extreme.</w:t>
-      </w:r>
-    </w:p>
-    <w:p>
-      <w:pPr>
-        <w:ind w:left="720"/>
-        <w:rPr>
-          <w:sz w:val="20"/>
-          <w:szCs w:val="20"/>
-        </w:rPr>
-      </w:pPr>
+        <w:t xml:space="preserve">Neuresthetics is a think tank founded by Jason </w:t>
+      </w:r>
+      <w:r>
+        <w:rPr>
+          <w:sz w:val="20"/>
+          <w:szCs w:val="20"/>
+        </w:rPr>
+        <w:t>Burns</w:t>
+      </w:r>
+      <w:r>
+        <w:rPr>
+          <w:sz w:val="20"/>
+          <w:szCs w:val="20"/>
+        </w:rPr>
+        <w:t xml:space="preserve"> in 2017</w:t>
+      </w:r>
+      <w:r>
+        <w:rPr>
+          <w:sz w:val="20"/>
+          <w:szCs w:val="20"/>
+        </w:rPr>
+        <w:t>.</w:t>
+      </w:r>
+    </w:p>
+    <w:p>
+      <w:pPr>
+        <w:ind w:left="720"/>
+        <w:rPr>
+          <w:sz w:val="20"/>
+          <w:szCs w:val="20"/>
+        </w:rPr>
+      </w:pPr>
+      <w:r>
+        <w:rPr>
+          <w:sz w:val="20"/>
+          <w:szCs w:val="20"/>
+        </w:rPr>
+        <w:t xml:space="preserve">Neuresthetics </w:t>
+      </w:r>
+      <w:r>
+        <w:rPr>
+          <w:sz w:val="20"/>
+          <w:szCs w:val="20"/>
+        </w:rPr>
+        <w:t>makes money by selling interaction around fostering macro brain architecture closer to genius from neurotypical.</w:t>
+      </w:r>
+      <w:r>
+        <w:rPr>
+          <w:sz w:val="20"/>
+          <w:szCs w:val="20"/>
+        </w:rPr>
+        <w:t xml:space="preserve"> Neuresthetics’ goal is to create a wealth of super intelligent people who are capable as a group. Neuresthetics lessons include thought exercises and activities targeting the posterior section of cingulate cortex, and the genu and splenium of the corpus callosum, for size and efficiency.</w:t>
+      </w:r>
+    </w:p>
+    <w:p>
+      <w:pPr>
+        <w:ind w:left="720"/>
+        <w:rPr>
+          <w:sz w:val="20"/>
+          <w:szCs w:val="20"/>
+        </w:rPr>
+      </w:pPr>
+      <w:r>
+        <w:rPr>
+          <w:sz w:val="20"/>
+          <w:szCs w:val="20"/>
+        </w:rPr>
+        <w:t xml:space="preserve">Neuresthetics </w:t>
+      </w:r>
+      <w:r>
+        <w:rPr>
+          <w:sz w:val="20"/>
+          <w:szCs w:val="20"/>
+        </w:rPr>
+        <w:t>is in the middle stage of development but has made significant progress in recent years. It has the potential to completely revolutionize education. I can be used to bring neurotic people into the neurotypical range, and the neurotypical people in the neuresthetic range. This has implications for benchmarks of intelligence and sanity, where sane is defined as rational.</w:t>
+      </w:r>
+    </w:p>
+    <w:p>
+      <w:pPr>
+        <w:ind w:left="720"/>
+        <w:rPr>
+          <w:sz w:val="20"/>
+          <w:szCs w:val="20"/>
+        </w:rPr>
+      </w:pPr>
+      <w:r>
+        <w:rPr>
+          <w:sz w:val="20"/>
+          <w:szCs w:val="20"/>
+        </w:rPr>
+        <w:t xml:space="preserve">The value of Neuresthetics is </w:t>
+      </w:r>
+      <w:r>
+        <w:rPr>
+          <w:sz w:val="20"/>
+          <w:szCs w:val="20"/>
+        </w:rPr>
+        <w:t>partially</w:t>
+      </w:r>
+      <w:r>
+        <w:rPr>
+          <w:sz w:val="20"/>
+          <w:szCs w:val="20"/>
+        </w:rPr>
+        <w:t xml:space="preserve"> in</w:t>
+      </w:r>
+      <w:r>
+        <w:rPr>
+          <w:sz w:val="20"/>
+          <w:szCs w:val="20"/>
+        </w:rPr>
+        <w:t xml:space="preserve"> what</w:t>
+      </w:r>
+      <w:r>
+        <w:rPr>
+          <w:sz w:val="20"/>
+          <w:szCs w:val="20"/>
+        </w:rPr>
+        <w:t xml:space="preserve"> neuresthetics produces itself, but the </w:t>
+      </w:r>
+      <w:r>
+        <w:rPr>
+          <w:sz w:val="20"/>
+          <w:szCs w:val="20"/>
+        </w:rPr>
+        <w:t xml:space="preserve">true </w:t>
+      </w:r>
+      <w:r>
+        <w:rPr>
+          <w:sz w:val="20"/>
+          <w:szCs w:val="20"/>
+        </w:rPr>
+        <w:t xml:space="preserve">value </w:t>
+      </w:r>
+      <w:r>
+        <w:rPr>
+          <w:sz w:val="20"/>
+          <w:szCs w:val="20"/>
+        </w:rPr>
+        <w:t xml:space="preserve">is </w:t>
+      </w:r>
+      <w:r>
+        <w:rPr>
+          <w:sz w:val="20"/>
+          <w:szCs w:val="20"/>
+        </w:rPr>
+        <w:t>of the people networked together around the principle producing for each</w:t>
+      </w:r>
       <w:r>
         <w:rPr>
           <w:sz w:val="20"/>
@@ -457,112 +672,664 @@
         </w:rPr>
         <w:t xml:space="preserve"> </w:t>
       </w:r>
-    </w:p>
-    <w:p>
-      <w:pPr>
-        <w:rPr>
-          <w:b/>
-          <w:bCs/>
-        </w:rPr>
-      </w:pPr>
-      <w:r>
-        <w:rPr>
-          <w:b/>
-          <w:bCs/>
-        </w:rPr>
-        <w:t>2.1 COMPANY OVERVIEW</w:t>
-      </w:r>
-    </w:p>
-    <w:p>
-      <w:pPr>
-        <w:ind w:left="720"/>
-        <w:rPr>
-          <w:sz w:val="20"/>
-          <w:szCs w:val="20"/>
-        </w:rPr>
-      </w:pPr>
-      <w:r>
-        <w:rPr>
-          <w:sz w:val="20"/>
-          <w:szCs w:val="20"/>
-        </w:rPr>
-        <w:t>NEURESTHETICS, sole proprietorship.</w:t>
-      </w:r>
-    </w:p>
-    <w:p>
-      <w:pPr>
-        <w:rPr>
-          <w:sz w:val="20"/>
-          <w:szCs w:val="20"/>
-        </w:rPr>
-      </w:pPr>
-      <w:r>
-        <w:rPr>
-          <w:sz w:val="20"/>
-          <w:szCs w:val="20"/>
+      <w:r>
+        <w:rPr>
+          <w:sz w:val="20"/>
+          <w:szCs w:val="20"/>
+        </w:rPr>
+        <w:t>other and the world.</w:t>
+      </w:r>
+      <w:r>
+        <w:rPr>
+          <w:sz w:val="20"/>
+          <w:szCs w:val="20"/>
+        </w:rPr>
+        <w:t xml:space="preserve"> Imagine ten people who are as relatively more intelligent than the masses to the same degree as Tesla for his time. Imagine a thousand of them. A million? What are the limits?</w:t>
+      </w:r>
+    </w:p>
+    <w:p>
+      <w:pPr>
+        <w:ind w:left="720"/>
+        <w:rPr>
+          <w:sz w:val="20"/>
+          <w:szCs w:val="20"/>
+        </w:rPr>
+      </w:pPr>
+    </w:p>
+    <w:p>
+      <w:pPr>
+        <w:ind w:left="720"/>
+        <w:rPr>
+          <w:sz w:val="20"/>
+          <w:szCs w:val="20"/>
+        </w:rPr>
+      </w:pPr>
+    </w:p>
+    <w:p>
+      <w:pPr>
+        <w:rPr>
+          <w:b/>
+          <w:bCs/>
+        </w:rPr>
+      </w:pPr>
+      <w:r>
+        <w:rPr>
+          <w:b/>
+          <w:bCs/>
+        </w:rPr>
+        <w:lastRenderedPageBreak/>
+        <w:t>2.2 VISION AND MISSION</w:t>
+      </w:r>
+    </w:p>
+    <w:p>
+      <w:pPr>
+        <w:ind w:left="720"/>
+        <w:rPr>
+          <w:sz w:val="20"/>
+          <w:szCs w:val="20"/>
+        </w:rPr>
+      </w:pPr>
+      <w:r>
+        <w:rPr>
+          <w:sz w:val="20"/>
+          <w:szCs w:val="20"/>
+        </w:rPr>
+        <w:t xml:space="preserve">Vision statement: We envision a future where everyone has access to affordable, high-quality </w:t>
+      </w:r>
+      <w:r>
+        <w:rPr>
+          <w:sz w:val="20"/>
+          <w:szCs w:val="20"/>
+        </w:rPr>
+        <w:t>education</w:t>
+      </w:r>
+      <w:r>
+        <w:rPr>
+          <w:sz w:val="20"/>
+          <w:szCs w:val="20"/>
+        </w:rPr>
+        <w:t>.</w:t>
+      </w:r>
+    </w:p>
+    <w:p>
+      <w:pPr>
+        <w:ind w:left="720"/>
+        <w:rPr>
+          <w:sz w:val="20"/>
+          <w:szCs w:val="20"/>
+        </w:rPr>
+      </w:pPr>
+      <w:r>
+        <w:rPr>
+          <w:sz w:val="20"/>
+          <w:szCs w:val="20"/>
+        </w:rPr>
+        <w:t xml:space="preserve">Mission statement: We are committed to providing our customers with the highest quality </w:t>
+      </w:r>
+      <w:r>
+        <w:rPr>
+          <w:sz w:val="20"/>
+          <w:szCs w:val="20"/>
+        </w:rPr>
+        <w:t>education</w:t>
+      </w:r>
+      <w:r>
+        <w:rPr>
+          <w:sz w:val="20"/>
+          <w:szCs w:val="20"/>
+        </w:rPr>
+        <w:t xml:space="preserve"> products and services at affordable prices.</w:t>
+      </w:r>
+    </w:p>
+    <w:p>
+      <w:pPr>
+        <w:ind w:left="720"/>
+        <w:rPr>
+          <w:sz w:val="20"/>
+          <w:szCs w:val="20"/>
+        </w:rPr>
+      </w:pPr>
+    </w:p>
+    <w:p>
+      <w:pPr>
+        <w:rPr>
+          <w:b/>
+          <w:bCs/>
+        </w:rPr>
+      </w:pPr>
+      <w:r>
+        <w:rPr>
+          <w:b/>
+          <w:bCs/>
+        </w:rPr>
+        <w:t>3. MARKET ANALYSIS</w:t>
+      </w:r>
+    </w:p>
+    <w:p>
+      <w:pPr>
+        <w:ind w:left="720"/>
+        <w:rPr>
+          <w:sz w:val="20"/>
+          <w:szCs w:val="20"/>
+        </w:rPr>
+      </w:pPr>
+      <w:r>
+        <w:rPr>
+          <w:sz w:val="20"/>
+          <w:szCs w:val="20"/>
+        </w:rPr>
+        <w:t>A company that increases the rate of genii by a factor of</w:t>
+      </w:r>
+      <w:r>
+        <w:rPr>
+          <w:sz w:val="20"/>
+          <w:szCs w:val="20"/>
+        </w:rPr>
+        <w:t xml:space="preserve"> 10k</w:t>
+      </w:r>
+      <w:r>
+        <w:rPr>
+          <w:sz w:val="20"/>
+          <w:szCs w:val="20"/>
+        </w:rPr>
+        <w:t xml:space="preserve"> would have a massive impact on the world. Geniuses are disproportionately responsible for innovation and progress, so increasing their numbers would lead to a quantum leap in human achievement.</w:t>
+      </w:r>
+    </w:p>
+    <w:p>
+      <w:pPr>
+        <w:ind w:left="720"/>
+        <w:rPr>
+          <w:sz w:val="20"/>
+          <w:szCs w:val="20"/>
+        </w:rPr>
+      </w:pPr>
+      <w:r>
+        <w:rPr>
+          <w:sz w:val="20"/>
+          <w:szCs w:val="20"/>
+        </w:rPr>
+        <w:t>The market for the company's services would be vast. Governments, corporations, and educational institutions would all be willing to pay a premium for access to geniuses. The company could also charge geniuses themselves for its services, as they would be able to earn much more money with their enhanced intelligence.</w:t>
+      </w:r>
+    </w:p>
+    <w:p>
+      <w:pPr>
+        <w:rPr>
+          <w:b/>
+          <w:bCs/>
+        </w:rPr>
+      </w:pPr>
+    </w:p>
+    <w:p>
+      <w:pPr>
+        <w:rPr>
+          <w:b/>
+          <w:bCs/>
+        </w:rPr>
+      </w:pPr>
+      <w:r>
+        <w:rPr>
+          <w:b/>
+          <w:bCs/>
+        </w:rPr>
+        <w:t>3.1 TARGET MARKET</w:t>
+      </w:r>
+    </w:p>
+    <w:p>
+      <w:pPr>
+        <w:ind w:left="720"/>
+        <w:rPr>
+          <w:sz w:val="20"/>
+          <w:szCs w:val="20"/>
+        </w:rPr>
+      </w:pPr>
+      <w:r>
+        <w:rPr>
+          <w:sz w:val="20"/>
+          <w:szCs w:val="20"/>
+        </w:rPr>
+        <w:t>Parents: Parents who want their children to reach their full potential would be interested in a service that could make their children smarter.</w:t>
+      </w:r>
+    </w:p>
+    <w:p>
+      <w:pPr>
+        <w:ind w:left="720"/>
+        <w:rPr>
+          <w:sz w:val="20"/>
+          <w:szCs w:val="20"/>
+        </w:rPr>
+      </w:pPr>
+      <w:r>
+        <w:rPr>
+          <w:sz w:val="20"/>
+          <w:szCs w:val="20"/>
+        </w:rPr>
+        <w:t>Schools: Schools would be interested in a service that could help them to identify and nurture gifted students.</w:t>
+      </w:r>
+    </w:p>
+    <w:p>
+      <w:pPr>
+        <w:ind w:left="720"/>
+        <w:rPr>
+          <w:sz w:val="20"/>
+          <w:szCs w:val="20"/>
+        </w:rPr>
+      </w:pPr>
+      <w:r>
+        <w:rPr>
+          <w:sz w:val="20"/>
+          <w:szCs w:val="20"/>
+        </w:rPr>
+        <w:t>Businesses: Businesses would be interested in a service that could help them to hire and retain the most talented employees.</w:t>
+      </w:r>
+    </w:p>
+    <w:p>
+      <w:pPr>
+        <w:ind w:left="720"/>
+        <w:rPr>
+          <w:sz w:val="20"/>
+          <w:szCs w:val="20"/>
+        </w:rPr>
+      </w:pPr>
+      <w:r>
+        <w:rPr>
+          <w:sz w:val="20"/>
+          <w:szCs w:val="20"/>
+        </w:rPr>
+        <w:t>Governments: Governments would be interested in a service that could help them to develop a more intelligent population.</w:t>
+      </w:r>
+    </w:p>
+    <w:p>
+      <w:pPr>
+        <w:ind w:left="720"/>
+        <w:rPr>
+          <w:sz w:val="20"/>
+          <w:szCs w:val="20"/>
+        </w:rPr>
+      </w:pPr>
+    </w:p>
+    <w:p>
+      <w:pPr>
+        <w:rPr>
+          <w:b/>
+          <w:bCs/>
+        </w:rPr>
+      </w:pPr>
+      <w:r>
+        <w:rPr>
+          <w:b/>
+          <w:bCs/>
+        </w:rPr>
+        <w:t>3.2 MARKET NEEDS</w:t>
+      </w:r>
+    </w:p>
+    <w:p>
+      <w:pPr>
+        <w:ind w:left="720"/>
+        <w:rPr>
+          <w:sz w:val="20"/>
+          <w:szCs w:val="20"/>
+        </w:rPr>
+      </w:pPr>
+      <w:r>
+        <w:rPr>
+          <w:sz w:val="20"/>
+          <w:szCs w:val="20"/>
+        </w:rPr>
+        <w:t>Education: Schools and universities are always looking for ways to identify and nurture gifted students. A company that could help to increase the number of geniuses would be of great interest to the education sector.</w:t>
+      </w:r>
+    </w:p>
+    <w:p>
+      <w:pPr>
+        <w:ind w:left="720"/>
+        <w:rPr>
+          <w:sz w:val="20"/>
+          <w:szCs w:val="20"/>
+        </w:rPr>
+      </w:pPr>
+      <w:r>
+        <w:rPr>
+          <w:sz w:val="20"/>
+          <w:szCs w:val="20"/>
+        </w:rPr>
+        <w:t>Business: Businesses are always looking for innovative and talented employees. A company that could help to increase the number of geniuses would be able to provide businesses with a valuable resource.</w:t>
+      </w:r>
+    </w:p>
+    <w:p>
+      <w:pPr>
+        <w:ind w:left="720"/>
+        <w:rPr>
+          <w:sz w:val="20"/>
+          <w:szCs w:val="20"/>
+        </w:rPr>
+      </w:pPr>
+      <w:r>
+        <w:rPr>
+          <w:sz w:val="20"/>
+          <w:szCs w:val="20"/>
+        </w:rPr>
+        <w:t>Government: Governments are also interested in supporting the development of geniuses. A company that could help to increase the number of geniuses would be able to provide governments with a way to invest in the future of their countries.</w:t>
+      </w:r>
+    </w:p>
+    <w:p>
+      <w:pPr>
+        <w:ind w:left="720"/>
+        <w:rPr>
+          <w:sz w:val="20"/>
+          <w:szCs w:val="20"/>
+        </w:rPr>
+      </w:pPr>
+      <w:r>
+        <w:rPr>
+          <w:sz w:val="20"/>
+          <w:szCs w:val="20"/>
+        </w:rPr>
+        <w:t>Here are some specific examples of how a company that could increase the rate of genii could be used:</w:t>
+      </w:r>
+    </w:p>
+    <w:p>
+      <w:pPr>
+        <w:ind w:left="720"/>
+        <w:rPr>
+          <w:sz w:val="20"/>
+          <w:szCs w:val="20"/>
+        </w:rPr>
+      </w:pPr>
+      <w:r>
+        <w:rPr>
+          <w:sz w:val="20"/>
+          <w:szCs w:val="20"/>
+        </w:rPr>
+        <w:t>To develop new technologies that could solve global problems such as climate change and disease.</w:t>
+      </w:r>
+    </w:p>
+    <w:p>
+      <w:pPr>
+        <w:ind w:left="720"/>
+        <w:rPr>
+          <w:sz w:val="20"/>
+          <w:szCs w:val="20"/>
+        </w:rPr>
+      </w:pPr>
+      <w:r>
+        <w:rPr>
+          <w:sz w:val="20"/>
+          <w:szCs w:val="20"/>
+        </w:rPr>
+        <w:t>To create new businesses and industries that could boost the economy.</w:t>
+      </w:r>
+    </w:p>
+    <w:p>
+      <w:pPr>
+        <w:ind w:left="720"/>
+        <w:rPr>
+          <w:sz w:val="20"/>
+          <w:szCs w:val="20"/>
+        </w:rPr>
+      </w:pPr>
+      <w:r>
+        <w:rPr>
+          <w:sz w:val="20"/>
+          <w:szCs w:val="20"/>
+        </w:rPr>
+        <w:lastRenderedPageBreak/>
+        <w:t>To develop new forms of art and culture that could enrich our lives.</w:t>
+      </w:r>
+    </w:p>
+    <w:p>
+      <w:pPr>
+        <w:ind w:left="720"/>
+        <w:rPr>
+          <w:sz w:val="20"/>
+          <w:szCs w:val="20"/>
+        </w:rPr>
+      </w:pPr>
+      <w:r>
+        <w:rPr>
+          <w:sz w:val="20"/>
+          <w:szCs w:val="20"/>
+        </w:rPr>
+        <w:t>To help us better understand the universe and our place in it.</w:t>
+      </w:r>
+    </w:p>
+    <w:p>
+      <w:pPr>
+        <w:ind w:left="720"/>
+        <w:rPr>
+          <w:sz w:val="20"/>
+          <w:szCs w:val="20"/>
+        </w:rPr>
+      </w:pPr>
+    </w:p>
+    <w:p>
+      <w:pPr>
+        <w:rPr>
+          <w:b/>
+          <w:bCs/>
+        </w:rPr>
+      </w:pPr>
+      <w:r>
+        <w:rPr>
+          <w:b/>
+          <w:bCs/>
+        </w:rPr>
+        <w:t>3.3 Competition</w:t>
+      </w:r>
+    </w:p>
+    <w:p>
+      <w:pPr>
+        <w:ind w:left="720"/>
+        <w:rPr>
+          <w:sz w:val="20"/>
+          <w:szCs w:val="20"/>
+        </w:rPr>
+      </w:pPr>
+      <w:r>
+        <w:rPr>
+          <w:sz w:val="20"/>
+          <w:szCs w:val="20"/>
+        </w:rPr>
+        <w:t>A company that increases the rate of genii by a factor of 10k would face significant competition from a variety of sources, including:</w:t>
+      </w:r>
+    </w:p>
+    <w:p>
+      <w:pPr>
+        <w:ind w:left="720"/>
+        <w:rPr>
+          <w:sz w:val="20"/>
+          <w:szCs w:val="20"/>
+        </w:rPr>
+      </w:pPr>
+      <w:r>
+        <w:rPr>
+          <w:sz w:val="20"/>
+          <w:szCs w:val="20"/>
+        </w:rPr>
+        <w:t xml:space="preserve">Other companies developing similar technologies. There are </w:t>
+      </w:r>
+      <w:r>
+        <w:rPr>
+          <w:sz w:val="20"/>
+          <w:szCs w:val="20"/>
+        </w:rPr>
+        <w:t>several</w:t>
+      </w:r>
+      <w:r>
+        <w:rPr>
+          <w:sz w:val="20"/>
+          <w:szCs w:val="20"/>
+        </w:rPr>
+        <w:t xml:space="preserve"> companies working on developing technologies to enhance human intelligence, such as neurofeedback, brain stimulation, and gene editing. These companies could pose a direct threat to the company's market share.</w:t>
+      </w:r>
+    </w:p>
+    <w:p>
+      <w:pPr>
+        <w:ind w:left="720"/>
+        <w:rPr>
+          <w:sz w:val="20"/>
+          <w:szCs w:val="20"/>
+        </w:rPr>
+      </w:pPr>
+      <w:r>
+        <w:rPr>
+          <w:sz w:val="20"/>
+          <w:szCs w:val="20"/>
+        </w:rPr>
+        <w:t>Governments and militaries. Governments and militaries are also interested in developing technologies to enhance human intelligence. They could invest heavily in their own research and development, or they could acquire companies that are developing these technologies.</w:t>
+      </w:r>
+    </w:p>
+    <w:p>
+      <w:pPr>
+        <w:ind w:left="720"/>
+        <w:rPr>
+          <w:sz w:val="20"/>
+          <w:szCs w:val="20"/>
+        </w:rPr>
+      </w:pPr>
+      <w:r>
+        <w:rPr>
+          <w:sz w:val="20"/>
+          <w:szCs w:val="20"/>
+        </w:rPr>
+        <w:t xml:space="preserve">Ethical concerns. There are </w:t>
+      </w:r>
+      <w:r>
+        <w:rPr>
+          <w:sz w:val="20"/>
+          <w:szCs w:val="20"/>
+        </w:rPr>
+        <w:t>several</w:t>
+      </w:r>
+      <w:r>
+        <w:rPr>
+          <w:sz w:val="20"/>
+          <w:szCs w:val="20"/>
+        </w:rPr>
+        <w:t xml:space="preserve"> ethical concerns surrounding the development and use of technologies to enhance human intelligence. For example, some people worry that these technologies could be used to create a new class of superhumans, or that they could be used to manipulate people's thoughts and behavior. These ethical concerns could make it difficult for the company to gain public acceptance for its technologies.</w:t>
+      </w:r>
+    </w:p>
+    <w:p>
+      <w:pPr>
+        <w:ind w:left="720"/>
+        <w:rPr>
+          <w:sz w:val="20"/>
+          <w:szCs w:val="20"/>
+        </w:rPr>
+      </w:pPr>
+      <w:r>
+        <w:rPr>
+          <w:sz w:val="20"/>
+          <w:szCs w:val="20"/>
+        </w:rPr>
+        <w:t>In addition to these general sources of competition, the company would also face competition from specific companies that are developing technologies to enhance human intelligence. Some of these companies include:</w:t>
+      </w:r>
+    </w:p>
+    <w:p>
+      <w:pPr>
+        <w:ind w:left="720"/>
+        <w:rPr>
+          <w:sz w:val="20"/>
+          <w:szCs w:val="20"/>
+        </w:rPr>
+      </w:pPr>
+      <w:r>
+        <w:rPr>
+          <w:sz w:val="20"/>
+          <w:szCs w:val="20"/>
+        </w:rPr>
+        <w:t>Neuralink: Neuralink is a company founded by Elon Musk that is developing brain-computer interfaces to connect the human brain to computers.</w:t>
+      </w:r>
+    </w:p>
+    <w:p>
+      <w:pPr>
+        <w:ind w:left="720"/>
+        <w:rPr>
+          <w:sz w:val="20"/>
+          <w:szCs w:val="20"/>
+        </w:rPr>
+      </w:pPr>
+      <w:r>
+        <w:rPr>
+          <w:sz w:val="20"/>
+          <w:szCs w:val="20"/>
+        </w:rPr>
+        <w:t>Kernel: Kernel is a company that is developing brain implants to record and stimulate neural activity.</w:t>
+      </w:r>
+    </w:p>
+    <w:p>
+      <w:pPr>
+        <w:ind w:left="720"/>
+        <w:rPr>
+          <w:sz w:val="20"/>
+          <w:szCs w:val="20"/>
+        </w:rPr>
+      </w:pPr>
+      <w:r>
+        <w:rPr>
+          <w:sz w:val="20"/>
+          <w:szCs w:val="20"/>
+        </w:rPr>
+        <w:t>Nootropics Depot: Nootropics Depot is a company that sells nootropics, which are drugs or supplements that are claimed to enhance cognitive function.</w:t>
+      </w:r>
+    </w:p>
+    <w:p>
+      <w:pPr>
+        <w:ind w:firstLine="720"/>
+        <w:rPr>
+          <w:sz w:val="20"/>
+          <w:szCs w:val="20"/>
+        </w:rPr>
+      </w:pPr>
+      <w:r>
+        <w:rPr>
+          <w:sz w:val="20"/>
+          <w:szCs w:val="20"/>
+        </w:rPr>
+        <w:t>Genius Juice: Genius Juice is a company that sells a drink that is claimed to increase intelligence.</w:t>
+      </w:r>
+    </w:p>
+    <w:p>
+      <w:pPr>
+        <w:rPr>
+          <w:sz w:val="20"/>
+          <w:szCs w:val="20"/>
+        </w:rPr>
+      </w:pPr>
+    </w:p>
+    <w:p>
+      <w:pPr>
+        <w:rPr>
+          <w:b/>
+          <w:bCs/>
+        </w:rPr>
+      </w:pPr>
+      <w:r>
+        <w:rPr>
+          <w:b/>
+          <w:bCs/>
+        </w:rPr>
+        <w:t>4. SERVICES OFFERED</w:t>
+      </w:r>
+    </w:p>
+    <w:p>
+      <w:pPr>
+        <w:rPr>
+          <w:sz w:val="20"/>
+          <w:szCs w:val="20"/>
+        </w:rPr>
+      </w:pPr>
+      <w:r>
+        <w:rPr>
+          <w:b/>
+          <w:bCs/>
         </w:rPr>
         <w:tab/>
-        <w:t>Isn’t this entire document the “Company Overview”?</w:t>
-      </w:r>
-    </w:p>
-    <w:p>
-      <w:pPr>
-        <w:rPr>
-          <w:sz w:val="20"/>
-          <w:szCs w:val="20"/>
-        </w:rPr>
-      </w:pPr>
-    </w:p>
-    <w:p>
-      <w:pPr>
-        <w:rPr>
-          <w:b/>
-          <w:bCs/>
-        </w:rPr>
-      </w:pPr>
-      <w:r>
-        <w:rPr>
-          <w:b/>
-          <w:bCs/>
-        </w:rPr>
-        <w:t>2.2 VISION AND MISSION</w:t>
-      </w:r>
-    </w:p>
-    <w:p>
-      <w:pPr>
-        <w:ind w:left="720"/>
-        <w:rPr>
-          <w:sz w:val="20"/>
-          <w:szCs w:val="20"/>
-        </w:rPr>
-      </w:pPr>
-      <w:r>
-        <w:rPr>
-          <w:sz w:val="20"/>
-          <w:szCs w:val="20"/>
-        </w:rPr>
-        <w:t xml:space="preserve">Vision: </w:t>
-      </w:r>
-      <w:r>
-        <w:rPr>
-          <w:sz w:val="20"/>
-          <w:szCs w:val="20"/>
-        </w:rPr>
-        <w:t>Global</w:t>
-      </w:r>
-      <w:r>
-        <w:rPr>
-          <w:sz w:val="20"/>
-          <w:szCs w:val="20"/>
-        </w:rPr>
-        <w:t xml:space="preserve"> Neuresthetic</w:t>
-      </w:r>
-      <w:r>
-        <w:rPr>
-          <w:sz w:val="20"/>
-          <w:szCs w:val="20"/>
-        </w:rPr>
-        <w:t>s</w:t>
+      </w:r>
+      <w:r>
+        <w:rPr>
+          <w:sz w:val="20"/>
+          <w:szCs w:val="20"/>
+        </w:rPr>
+        <w:t>Neuresthetics lessons</w:t>
       </w:r>
       <w:r>
         <w:rPr>
@@ -574,490 +1341,269 @@
     </w:p>
     <w:p>
       <w:pPr>
-        <w:ind w:left="720"/>
-        <w:rPr>
-          <w:sz w:val="20"/>
-          <w:szCs w:val="20"/>
-        </w:rPr>
-      </w:pPr>
-      <w:r>
-        <w:rPr>
-          <w:sz w:val="20"/>
-          <w:szCs w:val="20"/>
-        </w:rPr>
-        <w:t xml:space="preserve">Mission: </w:t>
-      </w:r>
-      <w:r>
-        <w:rPr>
-          <w:sz w:val="20"/>
-          <w:szCs w:val="20"/>
-        </w:rPr>
-        <w:t>Accelerate I.Q.</w:t>
-      </w:r>
-    </w:p>
-    <w:p>
-      <w:pPr>
-        <w:ind w:left="720"/>
-        <w:rPr>
-          <w:sz w:val="20"/>
-          <w:szCs w:val="20"/>
-        </w:rPr>
-      </w:pPr>
-    </w:p>
-    <w:p>
-      <w:pPr>
-        <w:rPr>
-          <w:b/>
-          <w:bCs/>
-        </w:rPr>
-      </w:pPr>
-      <w:r>
-        <w:rPr>
-          <w:b/>
-          <w:bCs/>
-        </w:rPr>
-        <w:t>3. MARKET ANALYSIS</w:t>
-      </w:r>
-    </w:p>
-    <w:p>
-      <w:pPr>
-        <w:ind w:left="720" w:firstLine="720"/>
-        <w:rPr>
-          <w:sz w:val="20"/>
-          <w:szCs w:val="20"/>
-        </w:rPr>
-      </w:pPr>
-      <w:r>
-        <w:rPr>
-          <w:sz w:val="20"/>
-          <w:szCs w:val="20"/>
-        </w:rPr>
-        <w:t>A company that increases the rate of genii by a factor of 10k would have a massive impact on the world. Geniuses are disproportionately responsible for innovation and progress, so increasing their numbers would lead to a quantum leap in human achievement.</w:t>
-      </w:r>
-    </w:p>
-    <w:p>
-      <w:pPr>
-        <w:ind w:left="720" w:firstLine="720"/>
-        <w:rPr>
-          <w:sz w:val="20"/>
-          <w:szCs w:val="20"/>
-        </w:rPr>
-      </w:pPr>
-      <w:r>
-        <w:rPr>
-          <w:sz w:val="20"/>
-          <w:szCs w:val="20"/>
-        </w:rPr>
-        <w:t>The market for the company's services would be vast. Governments, corporations, and educational institutions would all be willing to pay a premium for access to geniuses. The company could also charge geniuses themselves for its services, as they would be able to earn much more money with their enhanced intelligence.</w:t>
-      </w:r>
-    </w:p>
-    <w:p>
-      <w:pPr>
-        <w:ind w:left="720" w:firstLine="720"/>
-        <w:rPr>
-          <w:sz w:val="20"/>
-          <w:szCs w:val="20"/>
-        </w:rPr>
-      </w:pPr>
-    </w:p>
-    <w:p>
-      <w:pPr>
-        <w:rPr>
-          <w:b/>
-          <w:bCs/>
-        </w:rPr>
-      </w:pPr>
-    </w:p>
-    <w:p>
-      <w:pPr>
-        <w:rPr>
-          <w:b/>
-          <w:bCs/>
-        </w:rPr>
-      </w:pPr>
-      <w:r>
-        <w:rPr>
-          <w:b/>
-          <w:bCs/>
-        </w:rPr>
-        <w:t>3.1 TARGET MARKET</w:t>
-      </w:r>
-    </w:p>
-    <w:p>
-      <w:pPr>
-        <w:ind w:left="720"/>
-        <w:rPr>
-          <w:sz w:val="20"/>
-          <w:szCs w:val="20"/>
-        </w:rPr>
-      </w:pPr>
-      <w:r>
-        <w:rPr>
-          <w:sz w:val="20"/>
-          <w:szCs w:val="20"/>
-        </w:rPr>
-        <w:t>Parents: Parents who want their children to reach their full potential would be interested in a service that could make their children smarter.</w:t>
-      </w:r>
-    </w:p>
-    <w:p>
-      <w:pPr>
-        <w:ind w:left="720"/>
-        <w:rPr>
-          <w:sz w:val="20"/>
-          <w:szCs w:val="20"/>
-        </w:rPr>
-      </w:pPr>
-      <w:r>
-        <w:rPr>
-          <w:sz w:val="20"/>
-          <w:szCs w:val="20"/>
-        </w:rPr>
-        <w:t>Schools: Schools would be interested in a service that could help them to identify and nurture gifted students.</w:t>
-      </w:r>
-    </w:p>
-    <w:p>
-      <w:pPr>
-        <w:ind w:left="720"/>
-        <w:rPr>
-          <w:sz w:val="20"/>
-          <w:szCs w:val="20"/>
-        </w:rPr>
-      </w:pPr>
-      <w:r>
-        <w:rPr>
-          <w:sz w:val="20"/>
-          <w:szCs w:val="20"/>
-        </w:rPr>
-        <w:t>Businesses: Businesses would be interested in a service that could help them to hire and retain the most talented employees.</w:t>
-      </w:r>
-    </w:p>
-    <w:p>
-      <w:pPr>
-        <w:ind w:left="720"/>
-        <w:rPr>
-          <w:sz w:val="20"/>
-          <w:szCs w:val="20"/>
-        </w:rPr>
-      </w:pPr>
-      <w:r>
-        <w:rPr>
-          <w:sz w:val="20"/>
-          <w:szCs w:val="20"/>
-        </w:rPr>
-        <w:t>Governments: Governments would be interested in a service that could help them to develop a more intelligent population.</w:t>
-      </w:r>
-    </w:p>
-    <w:p>
-      <w:pPr>
-        <w:ind w:left="720"/>
-        <w:rPr>
-          <w:sz w:val="20"/>
-          <w:szCs w:val="20"/>
-        </w:rPr>
-      </w:pPr>
-    </w:p>
-    <w:p>
-      <w:pPr>
-        <w:rPr>
-          <w:b/>
-          <w:bCs/>
-        </w:rPr>
-      </w:pPr>
-      <w:r>
-        <w:rPr>
-          <w:b/>
-          <w:bCs/>
-        </w:rPr>
-        <w:t>3.2 MARKET NEEDS</w:t>
-      </w:r>
-    </w:p>
-    <w:p>
-      <w:pPr>
-        <w:ind w:left="720"/>
-        <w:rPr>
-          <w:sz w:val="20"/>
-          <w:szCs w:val="20"/>
-        </w:rPr>
-      </w:pPr>
-      <w:r>
-        <w:rPr>
-          <w:sz w:val="20"/>
-          <w:szCs w:val="20"/>
-        </w:rPr>
-        <w:t>Education: Schools and universities are always looking for ways to identify and nurture gifted students. A company that could help to increase the number of geniuses would be of great interest to the education sector.</w:t>
-      </w:r>
-    </w:p>
-    <w:p>
-      <w:pPr>
-        <w:ind w:left="720"/>
-        <w:rPr>
-          <w:sz w:val="20"/>
-          <w:szCs w:val="20"/>
-        </w:rPr>
-      </w:pPr>
-      <w:r>
-        <w:rPr>
-          <w:sz w:val="20"/>
-          <w:szCs w:val="20"/>
-        </w:rPr>
-        <w:t>Business: Businesses are always looking for innovative and talented employees. A company that could help to increase the number of geniuses would be able to provide businesses with a valuable resource.</w:t>
-      </w:r>
-    </w:p>
-    <w:p>
-      <w:pPr>
-        <w:ind w:left="720"/>
-        <w:rPr>
-          <w:sz w:val="20"/>
-          <w:szCs w:val="20"/>
-        </w:rPr>
-      </w:pPr>
-      <w:r>
-        <w:rPr>
-          <w:sz w:val="20"/>
-          <w:szCs w:val="20"/>
-        </w:rPr>
-        <w:t>Government: Governments are also interested in supporting the development of geniuses. A company that could help to increase the number of geniuses would be able to provide governments with a way to invest in the future of their countries.</w:t>
-      </w:r>
-    </w:p>
-    <w:p>
-      <w:pPr>
-        <w:ind w:left="720"/>
-        <w:rPr>
-          <w:sz w:val="20"/>
-          <w:szCs w:val="20"/>
-        </w:rPr>
-      </w:pPr>
-      <w:r>
-        <w:rPr>
-          <w:sz w:val="20"/>
-          <w:szCs w:val="20"/>
-        </w:rPr>
-        <w:t>Here are some specific examples of how a company that could increase the rate of genii could be used:</w:t>
-      </w:r>
-    </w:p>
-    <w:p>
-      <w:pPr>
-        <w:ind w:left="720"/>
-        <w:rPr>
-          <w:sz w:val="20"/>
-          <w:szCs w:val="20"/>
-        </w:rPr>
-      </w:pPr>
-      <w:r>
-        <w:rPr>
-          <w:sz w:val="20"/>
-          <w:szCs w:val="20"/>
-        </w:rPr>
-        <w:t>To develop new technologies that could solve global problems such as climate change and disease.</w:t>
-      </w:r>
-    </w:p>
-    <w:p>
-      <w:pPr>
-        <w:ind w:left="720"/>
-        <w:rPr>
-          <w:sz w:val="20"/>
-          <w:szCs w:val="20"/>
-        </w:rPr>
-      </w:pPr>
-      <w:r>
-        <w:rPr>
-          <w:sz w:val="20"/>
-          <w:szCs w:val="20"/>
-        </w:rPr>
-        <w:t>To create new businesses and industries that could boost the economy.</w:t>
-      </w:r>
-    </w:p>
-    <w:p>
-      <w:pPr>
-        <w:ind w:left="720"/>
-        <w:rPr>
-          <w:sz w:val="20"/>
-          <w:szCs w:val="20"/>
-        </w:rPr>
-      </w:pPr>
-      <w:r>
-        <w:rPr>
-          <w:sz w:val="20"/>
-          <w:szCs w:val="20"/>
-        </w:rPr>
-        <w:t>To develop new forms of art and culture that could enrich our lives.</w:t>
-      </w:r>
-    </w:p>
-    <w:p>
-      <w:pPr>
-        <w:ind w:left="720"/>
-        <w:rPr>
-          <w:sz w:val="20"/>
-          <w:szCs w:val="20"/>
-        </w:rPr>
-      </w:pPr>
-      <w:r>
-        <w:rPr>
-          <w:sz w:val="20"/>
-          <w:szCs w:val="20"/>
-        </w:rPr>
-        <w:t>To help us better understand the universe and our place in it.</w:t>
-      </w:r>
-    </w:p>
-    <w:p>
-      <w:pPr>
-        <w:ind w:left="720"/>
-        <w:rPr>
-          <w:sz w:val="20"/>
-          <w:szCs w:val="20"/>
-        </w:rPr>
-      </w:pPr>
-    </w:p>
-    <w:p>
-      <w:pPr>
-        <w:rPr>
-          <w:b/>
-          <w:bCs/>
-        </w:rPr>
-      </w:pPr>
-      <w:r>
-        <w:rPr>
-          <w:b/>
-          <w:bCs/>
-        </w:rPr>
-        <w:t>3.3 Competition</w:t>
-      </w:r>
-    </w:p>
-    <w:p>
-      <w:pPr>
-        <w:ind w:left="720" w:firstLine="720"/>
-        <w:rPr>
-          <w:sz w:val="20"/>
-          <w:szCs w:val="20"/>
-        </w:rPr>
-      </w:pPr>
-      <w:r>
-        <w:rPr>
-          <w:sz w:val="20"/>
-          <w:szCs w:val="20"/>
-        </w:rPr>
-        <w:t>A company that increases the rate of genii by a factor of 10k would face significant competition from a variety of sources, including:</w:t>
-      </w:r>
-    </w:p>
-    <w:p>
-      <w:pPr>
-        <w:ind w:left="720" w:firstLine="720"/>
-        <w:rPr>
-          <w:sz w:val="20"/>
-          <w:szCs w:val="20"/>
-        </w:rPr>
-      </w:pPr>
-      <w:r>
-        <w:rPr>
-          <w:sz w:val="20"/>
-          <w:szCs w:val="20"/>
-        </w:rPr>
-        <w:t>Other companies developing similar technologies. There are a number of companies working on developing technologies to enhance human intelligence, such as neurofeedback, brain stimulation, and gene editing. These companies could pose a direct threat to the company's market share.</w:t>
-      </w:r>
-    </w:p>
-    <w:p>
-      <w:pPr>
-        <w:ind w:left="720" w:firstLine="720"/>
-        <w:rPr>
-          <w:sz w:val="20"/>
-          <w:szCs w:val="20"/>
-        </w:rPr>
-      </w:pPr>
-      <w:r>
-        <w:rPr>
-          <w:sz w:val="20"/>
-          <w:szCs w:val="20"/>
-        </w:rPr>
-        <w:t>Governments and militaries. Governments and militaries are also interested in developing technologies to enhance human intelligence. They could invest heavily in their own research and development, or they could acquire companies that are developing these technologies.</w:t>
-      </w:r>
-    </w:p>
-    <w:p>
-      <w:pPr>
-        <w:ind w:left="720" w:firstLine="720"/>
-        <w:rPr>
-          <w:sz w:val="20"/>
-          <w:szCs w:val="20"/>
-        </w:rPr>
-      </w:pPr>
-      <w:r>
-        <w:rPr>
-          <w:sz w:val="20"/>
-          <w:szCs w:val="20"/>
+        <w:ind w:firstLine="720"/>
+        <w:rPr>
+          <w:sz w:val="20"/>
+          <w:szCs w:val="20"/>
+        </w:rPr>
+      </w:pPr>
+      <w:r>
+        <w:rPr>
+          <w:sz w:val="20"/>
+          <w:szCs w:val="20"/>
+        </w:rPr>
+        <w:t>There are three tiers of this business:</w:t>
+      </w:r>
+    </w:p>
+    <w:p>
+      <w:pPr>
+        <w:ind w:firstLine="720"/>
+        <w:rPr>
+          <w:sz w:val="20"/>
+          <w:szCs w:val="20"/>
+        </w:rPr>
+      </w:pPr>
+      <w:r>
+        <w:rPr>
+          <w:sz w:val="20"/>
+          <w:szCs w:val="20"/>
+        </w:rPr>
+        <w:t>A: Meetups and rough draft Marketing.</w:t>
+      </w:r>
+    </w:p>
+    <w:p>
+      <w:pPr>
+        <w:ind w:firstLine="720"/>
+        <w:rPr>
+          <w:sz w:val="20"/>
+          <w:szCs w:val="20"/>
+        </w:rPr>
+      </w:pPr>
+      <w:r>
+        <w:rPr>
+          <w:sz w:val="20"/>
+          <w:szCs w:val="20"/>
+        </w:rPr>
+        <w:t>B: Summer camps | School modules.</w:t>
+      </w:r>
+    </w:p>
+    <w:p>
+      <w:pPr>
+        <w:ind w:firstLine="720"/>
+        <w:rPr>
+          <w:sz w:val="20"/>
+          <w:szCs w:val="20"/>
+        </w:rPr>
+      </w:pPr>
+      <w:r>
+        <w:rPr>
+          <w:sz w:val="20"/>
+          <w:szCs w:val="20"/>
+        </w:rPr>
+        <w:t xml:space="preserve">C: Longitudinal experiment as a Brick’n’Mortar School. </w:t>
+      </w:r>
+      <w:r>
+        <w:rPr>
+          <w:sz w:val="20"/>
+          <w:szCs w:val="20"/>
+        </w:rPr>
+        <w:t>Trans generational study</w:t>
+      </w:r>
+      <w:r>
+        <w:rPr>
+          <w:sz w:val="20"/>
+          <w:szCs w:val="20"/>
+        </w:rPr>
+        <w:t>.</w:t>
+      </w:r>
+    </w:p>
+    <w:p>
+      <w:pPr>
+        <w:rPr>
+          <w:sz w:val="20"/>
+          <w:szCs w:val="20"/>
+        </w:rPr>
+      </w:pPr>
+    </w:p>
+    <w:p>
+      <w:pPr>
+        <w:rPr>
+          <w:sz w:val="20"/>
+          <w:szCs w:val="20"/>
+        </w:rPr>
+      </w:pPr>
+    </w:p>
+    <w:p>
+      <w:pPr>
+        <w:rPr>
+          <w:b/>
+          <w:bCs/>
+        </w:rPr>
+      </w:pPr>
+      <w:r>
+        <w:rPr>
+          <w:b/>
+          <w:bCs/>
         </w:rPr>
         <w:lastRenderedPageBreak/>
-        <w:t>Ethical concerns. There are a number of ethical concerns surrounding the development and use of technologies to enhance human intelligence. For example, some people worry that these technologies could be used to create a new class of superhumans, or that they could be used to manipulate people's thoughts and behavior. These ethical concerns could make it difficult for the company to gain public acceptance for its technologies.</w:t>
-      </w:r>
-    </w:p>
-    <w:p>
-      <w:pPr>
-        <w:ind w:left="720" w:firstLine="720"/>
-        <w:rPr>
-          <w:sz w:val="20"/>
-          <w:szCs w:val="20"/>
-        </w:rPr>
-      </w:pPr>
-      <w:r>
-        <w:rPr>
-          <w:sz w:val="20"/>
-          <w:szCs w:val="20"/>
-        </w:rPr>
-        <w:t>In addition to these general sources of competition, the company would also face competition from specific companies that are developing technologies to enhance human intelligence. Some of these companies include:</w:t>
-      </w:r>
-    </w:p>
-    <w:p>
-      <w:pPr>
-        <w:rPr>
-          <w:sz w:val="20"/>
-          <w:szCs w:val="20"/>
-        </w:rPr>
-      </w:pPr>
-    </w:p>
-    <w:p>
-      <w:pPr>
-        <w:ind w:left="720"/>
-        <w:rPr>
-          <w:sz w:val="20"/>
-          <w:szCs w:val="20"/>
-        </w:rPr>
-      </w:pPr>
-      <w:r>
-        <w:rPr>
-          <w:sz w:val="20"/>
-          <w:szCs w:val="20"/>
-        </w:rPr>
-        <w:t>Neuralink: Neuralink is a company founded by Elon Musk that is developing brain-computer interfaces to connect the human brain to computers.</w:t>
-      </w:r>
-    </w:p>
-    <w:p>
-      <w:pPr>
-        <w:ind w:left="720"/>
-        <w:rPr>
-          <w:sz w:val="20"/>
-          <w:szCs w:val="20"/>
-        </w:rPr>
-      </w:pPr>
-      <w:r>
-        <w:rPr>
-          <w:sz w:val="20"/>
-          <w:szCs w:val="20"/>
-        </w:rPr>
-        <w:t>Kernel: Kernel is a company that is developing brain implants to record and stimulate neural activity.</w:t>
-      </w:r>
-    </w:p>
-    <w:p>
-      <w:pPr>
-        <w:ind w:left="720"/>
-        <w:rPr>
-          <w:sz w:val="20"/>
-          <w:szCs w:val="20"/>
-        </w:rPr>
-      </w:pPr>
-      <w:r>
-        <w:rPr>
-          <w:sz w:val="20"/>
-          <w:szCs w:val="20"/>
-        </w:rPr>
-        <w:t>Nootropics Depot: Nootropics Depot is a company that sells nootropics, which are drugs or supplements that are claimed to enhance cognitive function.</w:t>
+        <w:t>4.1 PROGRAM OFFERINGS</w:t>
+      </w:r>
+    </w:p>
+    <w:p>
+      <w:pPr>
+        <w:ind w:left="720"/>
+        <w:rPr>
+          <w:sz w:val="20"/>
+          <w:szCs w:val="20"/>
+        </w:rPr>
+      </w:pPr>
+      <w:r>
+        <w:rPr>
+          <w:sz w:val="20"/>
+          <w:szCs w:val="20"/>
+        </w:rPr>
+        <w:t>Each tier of service has different depths and complexities based on who is being taught, the Neuresthetic elements in their basic form will be the subject of lessons for A and B</w:t>
+      </w:r>
+      <w:r>
+        <w:rPr>
+          <w:sz w:val="20"/>
+          <w:szCs w:val="20"/>
+        </w:rPr>
+        <w:t>.</w:t>
+      </w:r>
+      <w:r>
+        <w:rPr>
+          <w:sz w:val="20"/>
+          <w:szCs w:val="20"/>
+        </w:rPr>
+        <w:t xml:space="preserve"> For C in particular, normal STEM will be extra to but also extend from neuresthetic schema engineering.</w:t>
+      </w:r>
+    </w:p>
+    <w:p>
+      <w:pPr>
+        <w:rPr>
+          <w:b/>
+          <w:bCs/>
+        </w:rPr>
+      </w:pPr>
+    </w:p>
+    <w:p>
+      <w:pPr>
+        <w:rPr>
+          <w:b/>
+          <w:bCs/>
+        </w:rPr>
+      </w:pPr>
+      <w:r>
+        <w:rPr>
+          <w:b/>
+          <w:bCs/>
+        </w:rPr>
+        <w:t>4.2 CIRRICULUM</w:t>
+      </w:r>
+    </w:p>
+    <w:p>
+      <w:pPr>
+        <w:rPr>
+          <w:sz w:val="20"/>
+          <w:szCs w:val="20"/>
+        </w:rPr>
+      </w:pPr>
+      <w:r>
+        <w:rPr>
+          <w:sz w:val="20"/>
+          <w:szCs w:val="20"/>
+        </w:rPr>
+        <w:t>A.</w:t>
+      </w:r>
+      <w:r>
+        <w:rPr>
+          <w:sz w:val="20"/>
+          <w:szCs w:val="20"/>
+        </w:rPr>
+        <w:t xml:space="preserve"> </w:t>
+      </w:r>
+    </w:p>
+    <w:p>
+      <w:pPr>
+        <w:rPr>
+          <w:sz w:val="20"/>
+          <w:szCs w:val="20"/>
+        </w:rPr>
+      </w:pPr>
+      <w:r>
+        <w:rPr>
+          <w:sz w:val="20"/>
+          <w:szCs w:val="20"/>
+        </w:rPr>
+        <w:t>B.</w:t>
+      </w:r>
+    </w:p>
+    <w:p>
+      <w:pPr>
+        <w:rPr>
+          <w:sz w:val="20"/>
+          <w:szCs w:val="20"/>
+        </w:rPr>
+      </w:pPr>
+      <w:r>
+        <w:rPr>
+          <w:sz w:val="20"/>
+          <w:szCs w:val="20"/>
+        </w:rPr>
+        <w:t>C</w:t>
+      </w:r>
+      <w:r>
+        <w:rPr>
+          <w:sz w:val="20"/>
+          <w:szCs w:val="20"/>
+        </w:rPr>
+        <w:t>.</w:t>
+      </w:r>
+    </w:p>
+    <w:p>
+      <w:pPr>
+        <w:rPr>
+          <w:b/>
+          <w:bCs/>
+        </w:rPr>
+      </w:pPr>
+    </w:p>
+    <w:p>
+      <w:pPr>
+        <w:rPr>
+          <w:b/>
+          <w:bCs/>
+        </w:rPr>
+      </w:pPr>
+      <w:r>
+        <w:rPr>
+          <w:b/>
+          <w:bCs/>
+        </w:rPr>
+        <w:t>5. MARKETING STRATEGY</w:t>
+      </w:r>
+    </w:p>
+    <w:p>
+      <w:pPr>
+        <w:rPr>
+          <w:sz w:val="20"/>
+          <w:szCs w:val="20"/>
+        </w:rPr>
+      </w:pPr>
+      <w:r>
+        <w:rPr>
+          <w:b/>
+          <w:bCs/>
+        </w:rPr>
+        <w:tab/>
+      </w:r>
+      <w:r>
+        <w:rPr>
+          <w:sz w:val="20"/>
+          <w:szCs w:val="20"/>
+        </w:rPr>
+        <w:t>Identify your target market (above).</w:t>
       </w:r>
     </w:p>
     <w:p>
@@ -1073,30 +1619,126 @@
           <w:sz w:val="20"/>
           <w:szCs w:val="20"/>
         </w:rPr>
-        <w:t>Genius Juice: Genius Juice is a company that sells a drink that is claimed to increase intelligence.</w:t>
-      </w:r>
-    </w:p>
-    <w:p>
-      <w:pPr>
-        <w:rPr>
-          <w:sz w:val="20"/>
-          <w:szCs w:val="20"/>
-        </w:rPr>
-      </w:pPr>
-    </w:p>
-    <w:p>
-      <w:pPr>
-        <w:rPr>
-          <w:b/>
-          <w:bCs/>
-        </w:rPr>
-      </w:pPr>
-      <w:r>
-        <w:rPr>
-          <w:b/>
-          <w:bCs/>
-        </w:rPr>
-        <w:t>4. SERVICES OFFERED</w:t>
+        <w:t>Highlight the benefits of your services.</w:t>
+      </w:r>
+    </w:p>
+    <w:p>
+      <w:pPr>
+        <w:ind w:left="720"/>
+        <w:rPr>
+          <w:sz w:val="20"/>
+          <w:szCs w:val="20"/>
+        </w:rPr>
+      </w:pPr>
+      <w:r>
+        <w:rPr>
+          <w:sz w:val="20"/>
+          <w:szCs w:val="20"/>
+        </w:rPr>
+        <w:t>Build credibility: publishing research, speaking at conferences, and getting testimonials from satisfied customers.</w:t>
+      </w:r>
+    </w:p>
+    <w:p>
+      <w:pPr>
+        <w:ind w:firstLine="720"/>
+        <w:rPr>
+          <w:sz w:val="20"/>
+          <w:szCs w:val="20"/>
+        </w:rPr>
+      </w:pPr>
+      <w:r>
+        <w:rPr>
+          <w:sz w:val="20"/>
+          <w:szCs w:val="20"/>
+        </w:rPr>
+        <w:t xml:space="preserve">Partner with other organizations: </w:t>
+      </w:r>
+      <w:r>
+        <w:rPr>
+          <w:sz w:val="20"/>
+          <w:szCs w:val="20"/>
+        </w:rPr>
+        <w:t>Neuralink</w:t>
+      </w:r>
+      <w:r>
+        <w:rPr>
+          <w:sz w:val="20"/>
+          <w:szCs w:val="20"/>
+        </w:rPr>
+        <w:t xml:space="preserve">, </w:t>
+      </w:r>
+      <w:r>
+        <w:rPr>
+          <w:sz w:val="20"/>
+          <w:szCs w:val="20"/>
+        </w:rPr>
+        <w:t>Kernel</w:t>
+      </w:r>
+      <w:r>
+        <w:rPr>
+          <w:sz w:val="20"/>
+          <w:szCs w:val="20"/>
+        </w:rPr>
+        <w:t xml:space="preserve">, </w:t>
+      </w:r>
+      <w:r>
+        <w:rPr>
+          <w:sz w:val="20"/>
+          <w:szCs w:val="20"/>
+        </w:rPr>
+        <w:t>Nootropics Depot</w:t>
+      </w:r>
+      <w:r>
+        <w:rPr>
+          <w:sz w:val="20"/>
+          <w:szCs w:val="20"/>
+        </w:rPr>
+        <w:t xml:space="preserve">, </w:t>
+      </w:r>
+      <w:r>
+        <w:rPr>
+          <w:sz w:val="20"/>
+          <w:szCs w:val="20"/>
+        </w:rPr>
+        <w:t>Genius Juice</w:t>
+      </w:r>
+      <w:r>
+        <w:rPr>
+          <w:sz w:val="20"/>
+          <w:szCs w:val="20"/>
+        </w:rPr>
+        <w:t>, Mathnasium.</w:t>
+      </w:r>
+    </w:p>
+    <w:p>
+      <w:pPr>
+        <w:rPr>
+          <w:b/>
+          <w:bCs/>
+        </w:rPr>
+      </w:pPr>
+    </w:p>
+    <w:p>
+      <w:pPr>
+        <w:rPr>
+          <w:b/>
+          <w:bCs/>
+        </w:rPr>
+      </w:pPr>
+    </w:p>
+    <w:p>
+      <w:pPr>
+        <w:rPr>
+          <w:b/>
+          <w:bCs/>
+        </w:rPr>
+      </w:pPr>
+      <w:r>
+        <w:rPr>
+          <w:b/>
+          <w:bCs/>
+        </w:rPr>
+        <w:t>5.1 PROMOTION</w:t>
       </w:r>
     </w:p>
     <w:p>
@@ -1118,14 +1760,74 @@
           <w:sz w:val="20"/>
           <w:szCs w:val="20"/>
         </w:rPr>
-        <w:t>Neuresthetics lessons</w:t>
-      </w:r>
-      <w:r>
-        <w:rPr>
-          <w:sz w:val="20"/>
-          <w:szCs w:val="20"/>
-        </w:rPr>
-        <w:t>.</w:t>
+        <w:t>Free lessons no the basic principles in terms of giving value to people, expecting nothing in return.</w:t>
+      </w:r>
+    </w:p>
+    <w:p>
+      <w:pPr>
+        <w:rPr>
+          <w:sz w:val="20"/>
+          <w:szCs w:val="20"/>
+        </w:rPr>
+      </w:pPr>
+      <w:r>
+        <w:rPr>
+          <w:sz w:val="20"/>
+          <w:szCs w:val="20"/>
+        </w:rPr>
+        <w:tab/>
+      </w:r>
+      <w:r>
+        <w:rPr>
+          <w:sz w:val="20"/>
+          <w:szCs w:val="20"/>
+        </w:rPr>
+        <w:t>Word of mouth by grape vine primarily.</w:t>
+      </w:r>
+    </w:p>
+    <w:p>
+      <w:pPr>
+        <w:rPr>
+          <w:b/>
+          <w:bCs/>
+        </w:rPr>
+      </w:pPr>
+    </w:p>
+    <w:p>
+      <w:pPr>
+        <w:rPr>
+          <w:b/>
+          <w:bCs/>
+        </w:rPr>
+      </w:pPr>
+      <w:r>
+        <w:rPr>
+          <w:b/>
+          <w:bCs/>
+        </w:rPr>
+        <w:t>5.2 PRICING</w:t>
+      </w:r>
+    </w:p>
+    <w:p>
+      <w:pPr>
+        <w:rPr>
+          <w:sz w:val="20"/>
+          <w:szCs w:val="20"/>
+        </w:rPr>
+      </w:pPr>
+      <w:r>
+        <w:rPr>
+          <w:b/>
+          <w:bCs/>
+        </w:rPr>
+        <w:tab/>
+      </w:r>
+      <w:r>
+        <w:rPr>
+          <w:sz w:val="20"/>
+          <w:szCs w:val="20"/>
+        </w:rPr>
+        <w:t>Free in small batches.</w:t>
       </w:r>
     </w:p>
     <w:p>
@@ -1141,7 +1843,7 @@
           <w:sz w:val="20"/>
           <w:szCs w:val="20"/>
         </w:rPr>
-        <w:t>There are three tiers of this business:</w:t>
+        <w:t>Standard summer camp pricing for summer camps.</w:t>
       </w:r>
     </w:p>
     <w:p>
@@ -1157,197 +1859,104 @@
           <w:sz w:val="20"/>
           <w:szCs w:val="20"/>
         </w:rPr>
-        <w:t>A: The fuze, so to speak. Meetups and rough draft Marketing.</w:t>
+        <w:t>Mean market fee for private school.</w:t>
+      </w:r>
+    </w:p>
+    <w:p>
+      <w:pPr>
+        <w:rPr>
+          <w:b/>
+          <w:bCs/>
+        </w:rPr>
+      </w:pPr>
+    </w:p>
+    <w:p>
+      <w:pPr>
+        <w:rPr>
+          <w:b/>
+          <w:bCs/>
+        </w:rPr>
+      </w:pPr>
+      <w:r>
+        <w:rPr>
+          <w:b/>
+          <w:bCs/>
+        </w:rPr>
+        <w:t>6 OPERATIONS PLAN</w:t>
+      </w:r>
+    </w:p>
+    <w:p>
+      <w:pPr>
+        <w:rPr>
+          <w:sz w:val="20"/>
+          <w:szCs w:val="20"/>
+        </w:rPr>
+      </w:pPr>
+      <w:r>
+        <w:rPr>
+          <w:b/>
+          <w:bCs/>
+        </w:rPr>
+        <w:tab/>
+      </w:r>
+      <w:r>
+        <w:rPr>
+          <w:sz w:val="20"/>
+          <w:szCs w:val="20"/>
+        </w:rPr>
+        <w:t xml:space="preserve">We will operate a network of </w:t>
+      </w:r>
+      <w:r>
+        <w:rPr>
+          <w:sz w:val="20"/>
+          <w:szCs w:val="20"/>
+        </w:rPr>
+        <w:t>schools</w:t>
+      </w:r>
+      <w:r>
+        <w:rPr>
+          <w:sz w:val="20"/>
+          <w:szCs w:val="20"/>
+        </w:rPr>
+        <w:t xml:space="preserve"> around the world.</w:t>
       </w:r>
     </w:p>
     <w:p>
       <w:pPr>
         <w:ind w:firstLine="720"/>
         <w:rPr>
-          <w:sz w:val="20"/>
-          <w:szCs w:val="20"/>
-        </w:rPr>
-      </w:pPr>
-      <w:r>
-        <w:rPr>
-          <w:sz w:val="20"/>
-          <w:szCs w:val="20"/>
-        </w:rPr>
-        <w:t>B: The ignitor, so to speak. Summer camps | School modules.</w:t>
-      </w:r>
-    </w:p>
-    <w:p>
-      <w:pPr>
-        <w:ind w:firstLine="720"/>
-        <w:rPr>
-          <w:sz w:val="20"/>
-          <w:szCs w:val="20"/>
-        </w:rPr>
-      </w:pPr>
-      <w:r>
-        <w:rPr>
-          <w:sz w:val="20"/>
-          <w:szCs w:val="20"/>
-        </w:rPr>
-        <w:t>C: The payload, so to speak. Longitudinal experiment as a Brick’n’Mortar School. School Modeling.</w:t>
-      </w:r>
-    </w:p>
-    <w:p>
-      <w:pPr>
-        <w:rPr>
-          <w:sz w:val="20"/>
-          <w:szCs w:val="20"/>
-        </w:rPr>
-      </w:pPr>
-    </w:p>
-    <w:p>
-      <w:pPr>
-        <w:rPr>
-          <w:sz w:val="20"/>
-          <w:szCs w:val="20"/>
-        </w:rPr>
-      </w:pPr>
-    </w:p>
-    <w:p>
-      <w:pPr>
-        <w:rPr>
-          <w:b/>
-          <w:bCs/>
-        </w:rPr>
-      </w:pPr>
-      <w:r>
-        <w:rPr>
-          <w:b/>
-          <w:bCs/>
-        </w:rPr>
-        <w:t>4.1 PROGRAM OFFERINGS</w:t>
-      </w:r>
-    </w:p>
-    <w:p>
-      <w:pPr>
-        <w:ind w:left="720"/>
-        <w:rPr>
-          <w:sz w:val="20"/>
-          <w:szCs w:val="20"/>
-        </w:rPr>
-      </w:pPr>
-      <w:r>
-        <w:rPr>
-          <w:sz w:val="20"/>
-          <w:szCs w:val="20"/>
-        </w:rPr>
-        <w:t>Each tier of service has different depths and complexities based on who is being taught, the Neuresthetic elements in their basic form will be the subject of lessons for A and B</w:t>
-      </w:r>
-      <w:r>
-        <w:rPr>
-          <w:sz w:val="20"/>
-          <w:szCs w:val="20"/>
-        </w:rPr>
-        <w:t>.</w:t>
-      </w:r>
-      <w:r>
-        <w:rPr>
-          <w:sz w:val="20"/>
-          <w:szCs w:val="20"/>
-        </w:rPr>
-        <w:t xml:space="preserve"> For C in particular, normal STEM will be extra to but also extend from neuresthetic schema engineering.</w:t>
-      </w:r>
-    </w:p>
-    <w:p>
-      <w:pPr>
-        <w:rPr>
-          <w:b/>
-          <w:bCs/>
-        </w:rPr>
-      </w:pPr>
-    </w:p>
-    <w:p>
-      <w:pPr>
-        <w:rPr>
-          <w:b/>
-          <w:bCs/>
-        </w:rPr>
-      </w:pPr>
-      <w:r>
-        <w:rPr>
-          <w:b/>
-          <w:bCs/>
-        </w:rPr>
-        <w:t>4.2 CIRRICULUM</w:t>
-      </w:r>
-    </w:p>
-    <w:p>
-      <w:pPr>
-        <w:rPr>
-          <w:sz w:val="20"/>
-          <w:szCs w:val="20"/>
-        </w:rPr>
-      </w:pPr>
-      <w:r>
-        <w:rPr>
-          <w:sz w:val="20"/>
-          <w:szCs w:val="20"/>
-        </w:rPr>
-        <w:t>A.</w:t>
-      </w:r>
-      <w:r>
-        <w:rPr>
-          <w:sz w:val="20"/>
-          <w:szCs w:val="20"/>
-        </w:rPr>
-        <w:t xml:space="preserve"> </w:t>
-      </w:r>
-    </w:p>
-    <w:p>
-      <w:pPr>
-        <w:rPr>
-          <w:sz w:val="20"/>
-          <w:szCs w:val="20"/>
-        </w:rPr>
-      </w:pPr>
-      <w:r>
-        <w:rPr>
-          <w:sz w:val="20"/>
-          <w:szCs w:val="20"/>
-        </w:rPr>
-        <w:t>B.</w:t>
-      </w:r>
-    </w:p>
-    <w:p>
-      <w:pPr>
-        <w:rPr>
-          <w:sz w:val="20"/>
-          <w:szCs w:val="20"/>
-        </w:rPr>
-      </w:pPr>
-      <w:r>
-        <w:rPr>
-          <w:sz w:val="20"/>
-          <w:szCs w:val="20"/>
-        </w:rPr>
-        <w:t>C</w:t>
-      </w:r>
-      <w:r>
-        <w:rPr>
-          <w:sz w:val="20"/>
-          <w:szCs w:val="20"/>
-        </w:rPr>
-        <w:t>.</w:t>
-      </w:r>
-    </w:p>
-    <w:p>
-      <w:pPr>
-        <w:rPr>
-          <w:b/>
-          <w:bCs/>
-        </w:rPr>
-      </w:pPr>
-    </w:p>
-    <w:p>
-      <w:pPr>
-        <w:rPr>
-          <w:b/>
-          <w:bCs/>
+          <w:b/>
+          <w:bCs/>
+        </w:rPr>
+      </w:pPr>
+      <w:r>
+        <w:rPr>
+          <w:sz w:val="20"/>
+          <w:szCs w:val="20"/>
+        </w:rPr>
+        <w:t>We will partner with organizations and governments to offer our services to their members and citizens.</w:t>
+      </w:r>
+    </w:p>
+    <w:p>
+      <w:pPr>
+        <w:rPr>
+          <w:b/>
+          <w:bCs/>
+        </w:rPr>
+      </w:pPr>
+      <w:r>
+        <w:rPr>
+          <w:b/>
+          <w:bCs/>
+        </w:rPr>
+        <w:t>7. FINANCIAL PROJECTIONS</w:t>
+      </w:r>
+    </w:p>
+    <w:p>
+      <w:pPr>
+        <w:rPr>
+          <w:sz w:val="20"/>
+          <w:szCs w:val="20"/>
         </w:rPr>
       </w:pPr>
       <w:r>
@@ -1356,389 +1965,6 @@
           <w:bCs/>
         </w:rPr>
         <w:lastRenderedPageBreak/>
-        <w:t>5. MARKETING STRATEGY</w:t>
-      </w:r>
-    </w:p>
-    <w:p>
-      <w:pPr>
-        <w:rPr>
-          <w:sz w:val="20"/>
-          <w:szCs w:val="20"/>
-        </w:rPr>
-      </w:pPr>
-      <w:r>
-        <w:rPr>
-          <w:b/>
-          <w:bCs/>
-        </w:rPr>
-        <w:tab/>
-      </w:r>
-      <w:r>
-        <w:rPr>
-          <w:sz w:val="20"/>
-          <w:szCs w:val="20"/>
-        </w:rPr>
-        <w:t>Identify your target market (above).</w:t>
-      </w:r>
-    </w:p>
-    <w:p>
-      <w:pPr>
-        <w:ind w:firstLine="720"/>
-        <w:rPr>
-          <w:sz w:val="20"/>
-          <w:szCs w:val="20"/>
-        </w:rPr>
-      </w:pPr>
-      <w:r>
-        <w:rPr>
-          <w:sz w:val="20"/>
-          <w:szCs w:val="20"/>
-        </w:rPr>
-        <w:t>Highlight the benefits of your services.</w:t>
-      </w:r>
-    </w:p>
-    <w:p>
-      <w:pPr>
-        <w:ind w:left="720"/>
-        <w:rPr>
-          <w:sz w:val="20"/>
-          <w:szCs w:val="20"/>
-        </w:rPr>
-      </w:pPr>
-      <w:r>
-        <w:rPr>
-          <w:sz w:val="20"/>
-          <w:szCs w:val="20"/>
-        </w:rPr>
-        <w:t>Build credibility: publishing research, speaking at conferences, and getting testimonials from satisfied customers.</w:t>
-      </w:r>
-    </w:p>
-    <w:p>
-      <w:pPr>
-        <w:ind w:firstLine="720"/>
-        <w:rPr>
-          <w:sz w:val="20"/>
-          <w:szCs w:val="20"/>
-        </w:rPr>
-      </w:pPr>
-      <w:r>
-        <w:rPr>
-          <w:sz w:val="20"/>
-          <w:szCs w:val="20"/>
-        </w:rPr>
-        <w:t xml:space="preserve">Partner with other organizations: </w:t>
-      </w:r>
-      <w:r>
-        <w:rPr>
-          <w:sz w:val="20"/>
-          <w:szCs w:val="20"/>
-        </w:rPr>
-        <w:t>Neuralink</w:t>
-      </w:r>
-      <w:r>
-        <w:rPr>
-          <w:sz w:val="20"/>
-          <w:szCs w:val="20"/>
-        </w:rPr>
-        <w:t xml:space="preserve">, </w:t>
-      </w:r>
-      <w:r>
-        <w:rPr>
-          <w:sz w:val="20"/>
-          <w:szCs w:val="20"/>
-        </w:rPr>
-        <w:t>Kernel</w:t>
-      </w:r>
-      <w:r>
-        <w:rPr>
-          <w:sz w:val="20"/>
-          <w:szCs w:val="20"/>
-        </w:rPr>
-        <w:t xml:space="preserve">, </w:t>
-      </w:r>
-      <w:r>
-        <w:rPr>
-          <w:sz w:val="20"/>
-          <w:szCs w:val="20"/>
-        </w:rPr>
-        <w:t>Nootropics Depot</w:t>
-      </w:r>
-      <w:r>
-        <w:rPr>
-          <w:sz w:val="20"/>
-          <w:szCs w:val="20"/>
-        </w:rPr>
-        <w:t xml:space="preserve">, </w:t>
-      </w:r>
-      <w:r>
-        <w:rPr>
-          <w:sz w:val="20"/>
-          <w:szCs w:val="20"/>
-        </w:rPr>
-        <w:t>Genius Juice</w:t>
-      </w:r>
-      <w:r>
-        <w:rPr>
-          <w:sz w:val="20"/>
-          <w:szCs w:val="20"/>
-        </w:rPr>
-        <w:t>, Mathnasium.</w:t>
-      </w:r>
-    </w:p>
-    <w:p>
-      <w:pPr>
-        <w:rPr>
-          <w:b/>
-          <w:bCs/>
-        </w:rPr>
-      </w:pPr>
-    </w:p>
-    <w:p>
-      <w:pPr>
-        <w:rPr>
-          <w:b/>
-          <w:bCs/>
-        </w:rPr>
-      </w:pPr>
-    </w:p>
-    <w:p>
-      <w:pPr>
-        <w:rPr>
-          <w:b/>
-          <w:bCs/>
-        </w:rPr>
-      </w:pPr>
-      <w:r>
-        <w:rPr>
-          <w:b/>
-          <w:bCs/>
-        </w:rPr>
-        <w:t>5.1 PROMOTION</w:t>
-      </w:r>
-    </w:p>
-    <w:p>
-      <w:pPr>
-        <w:rPr>
-          <w:sz w:val="20"/>
-          <w:szCs w:val="20"/>
-        </w:rPr>
-      </w:pPr>
-      <w:r>
-        <w:rPr>
-          <w:b/>
-          <w:bCs/>
-        </w:rPr>
-        <w:tab/>
-      </w:r>
-      <w:r>
-        <w:rPr>
-          <w:sz w:val="20"/>
-          <w:szCs w:val="20"/>
-        </w:rPr>
-        <w:t>Free lessons no the basic principles in terms of giving value to people, expecting nothing in return.</w:t>
-      </w:r>
-    </w:p>
-    <w:p>
-      <w:pPr>
-        <w:rPr>
-          <w:sz w:val="20"/>
-          <w:szCs w:val="20"/>
-        </w:rPr>
-      </w:pPr>
-      <w:r>
-        <w:rPr>
-          <w:sz w:val="20"/>
-          <w:szCs w:val="20"/>
-        </w:rPr>
-        <w:tab/>
-      </w:r>
-      <w:r>
-        <w:rPr>
-          <w:sz w:val="20"/>
-          <w:szCs w:val="20"/>
-        </w:rPr>
-        <w:t>Word of mouth by grape vine primarily.</w:t>
-      </w:r>
-    </w:p>
-    <w:p>
-      <w:pPr>
-        <w:rPr>
-          <w:b/>
-          <w:bCs/>
-        </w:rPr>
-      </w:pPr>
-    </w:p>
-    <w:p>
-      <w:pPr>
-        <w:rPr>
-          <w:b/>
-          <w:bCs/>
-        </w:rPr>
-      </w:pPr>
-      <w:r>
-        <w:rPr>
-          <w:b/>
-          <w:bCs/>
-        </w:rPr>
-        <w:t>5.2 PRICING</w:t>
-      </w:r>
-    </w:p>
-    <w:p>
-      <w:pPr>
-        <w:rPr>
-          <w:sz w:val="20"/>
-          <w:szCs w:val="20"/>
-        </w:rPr>
-      </w:pPr>
-      <w:r>
-        <w:rPr>
-          <w:b/>
-          <w:bCs/>
-        </w:rPr>
-        <w:tab/>
-      </w:r>
-      <w:r>
-        <w:rPr>
-          <w:sz w:val="20"/>
-          <w:szCs w:val="20"/>
-        </w:rPr>
-        <w:t>Free in small batches.</w:t>
-      </w:r>
-    </w:p>
-    <w:p>
-      <w:pPr>
-        <w:ind w:firstLine="720"/>
-        <w:rPr>
-          <w:sz w:val="20"/>
-          <w:szCs w:val="20"/>
-        </w:rPr>
-      </w:pPr>
-      <w:r>
-        <w:rPr>
-          <w:sz w:val="20"/>
-          <w:szCs w:val="20"/>
-        </w:rPr>
-        <w:t>Standard summer camp pricing for summer camps.</w:t>
-      </w:r>
-    </w:p>
-    <w:p>
-      <w:pPr>
-        <w:ind w:firstLine="720"/>
-        <w:rPr>
-          <w:sz w:val="20"/>
-          <w:szCs w:val="20"/>
-        </w:rPr>
-      </w:pPr>
-      <w:r>
-        <w:rPr>
-          <w:sz w:val="20"/>
-          <w:szCs w:val="20"/>
-        </w:rPr>
-        <w:t>Mean market fee for private school.</w:t>
-      </w:r>
-    </w:p>
-    <w:p>
-      <w:pPr>
-        <w:rPr>
-          <w:b/>
-          <w:bCs/>
-        </w:rPr>
-      </w:pPr>
-    </w:p>
-    <w:p>
-      <w:pPr>
-        <w:rPr>
-          <w:b/>
-          <w:bCs/>
-        </w:rPr>
-      </w:pPr>
-      <w:r>
-        <w:rPr>
-          <w:b/>
-          <w:bCs/>
-        </w:rPr>
-        <w:t>6 OPERATIONS PLAN</w:t>
-      </w:r>
-    </w:p>
-    <w:p>
-      <w:pPr>
-        <w:rPr>
-          <w:sz w:val="20"/>
-          <w:szCs w:val="20"/>
-        </w:rPr>
-      </w:pPr>
-      <w:r>
-        <w:rPr>
-          <w:b/>
-          <w:bCs/>
-        </w:rPr>
-        <w:tab/>
-      </w:r>
-      <w:r>
-        <w:rPr>
-          <w:sz w:val="20"/>
-          <w:szCs w:val="20"/>
-        </w:rPr>
-        <w:t xml:space="preserve">We will operate a network of </w:t>
-      </w:r>
-      <w:r>
-        <w:rPr>
-          <w:sz w:val="20"/>
-          <w:szCs w:val="20"/>
-        </w:rPr>
-        <w:t>schools</w:t>
-      </w:r>
-      <w:r>
-        <w:rPr>
-          <w:sz w:val="20"/>
-          <w:szCs w:val="20"/>
-        </w:rPr>
-        <w:t xml:space="preserve"> around the world.</w:t>
-      </w:r>
-    </w:p>
-    <w:p>
-      <w:pPr>
-        <w:ind w:firstLine="720"/>
-        <w:rPr>
-          <w:b/>
-          <w:bCs/>
-        </w:rPr>
-      </w:pPr>
-      <w:r>
-        <w:rPr>
-          <w:sz w:val="20"/>
-          <w:szCs w:val="20"/>
-        </w:rPr>
-        <w:t>We will partner with organizations and governments to offer our services to their members and citizens.</w:t>
-      </w:r>
-    </w:p>
-    <w:p>
-      <w:pPr>
-        <w:rPr>
-          <w:b/>
-          <w:bCs/>
-        </w:rPr>
-      </w:pPr>
-      <w:r>
-        <w:rPr>
-          <w:b/>
-          <w:bCs/>
-        </w:rPr>
-        <w:t>7. FINANCIAL PROJECTIONS</w:t>
-      </w:r>
-    </w:p>
-    <w:p>
-      <w:pPr>
-        <w:rPr>
-          <w:sz w:val="20"/>
-          <w:szCs w:val="20"/>
-        </w:rPr>
-      </w:pPr>
-      <w:r>
-        <w:rPr>
-          <w:b/>
-          <w:bCs/>
-        </w:rPr>
         <w:tab/>
       </w:r>
       <w:r>
@@ -1918,250 +2144,250 @@
           <w:sz w:val="20"/>
           <w:szCs w:val="20"/>
         </w:rPr>
+        <w:tab/>
+        <w:t xml:space="preserve">Stage three: physical schools as hosts of </w:t>
+      </w:r>
+      <w:r>
+        <w:rPr>
+          <w:sz w:val="20"/>
+          <w:szCs w:val="20"/>
+        </w:rPr>
+        <w:t>the longitudinal experiment. High.</w:t>
+      </w:r>
+    </w:p>
+    <w:p>
+      <w:pPr>
+        <w:rPr>
+          <w:sz w:val="20"/>
+          <w:szCs w:val="20"/>
+        </w:rPr>
+      </w:pPr>
+    </w:p>
+    <w:p>
+      <w:pPr>
+        <w:rPr>
+          <w:b/>
+          <w:bCs/>
+        </w:rPr>
+      </w:pPr>
+      <w:r>
+        <w:rPr>
+          <w:b/>
+          <w:bCs/>
+        </w:rPr>
+        <w:t>7.3 PROFIT MARGINS</w:t>
+      </w:r>
+    </w:p>
+    <w:p>
+      <w:pPr>
+        <w:rPr>
+          <w:sz w:val="20"/>
+          <w:szCs w:val="20"/>
+        </w:rPr>
+      </w:pPr>
+      <w:r>
+        <w:rPr>
+          <w:b/>
+          <w:bCs/>
+        </w:rPr>
+        <w:tab/>
+      </w:r>
+      <w:r>
+        <w:rPr>
+          <w:sz w:val="20"/>
+          <w:szCs w:val="20"/>
+        </w:rPr>
+        <w:t>The more you give, the more you get.</w:t>
+      </w:r>
+    </w:p>
+    <w:p>
+      <w:pPr>
+        <w:rPr>
+          <w:b/>
+          <w:bCs/>
+        </w:rPr>
+      </w:pPr>
+    </w:p>
+    <w:p>
+      <w:pPr>
+        <w:rPr>
+          <w:b/>
+          <w:bCs/>
+        </w:rPr>
+      </w:pPr>
+    </w:p>
+    <w:p>
+      <w:pPr>
+        <w:rPr>
+          <w:b/>
+          <w:bCs/>
+        </w:rPr>
+      </w:pPr>
+    </w:p>
+    <w:p>
+      <w:pPr>
+        <w:rPr>
+          <w:b/>
+          <w:bCs/>
+        </w:rPr>
+      </w:pPr>
+    </w:p>
+    <w:p>
+      <w:pPr>
+        <w:rPr>
+          <w:b/>
+          <w:bCs/>
+        </w:rPr>
+      </w:pPr>
+      <w:r>
+        <w:rPr>
+          <w:b/>
+          <w:bCs/>
+        </w:rPr>
+        <w:t>8. FUNDING REQUIREMENTS</w:t>
+      </w:r>
+    </w:p>
+    <w:p>
+      <w:pPr>
+        <w:rPr>
+          <w:sz w:val="20"/>
+          <w:szCs w:val="20"/>
+        </w:rPr>
+      </w:pPr>
+      <w:r>
+        <w:rPr>
+          <w:b/>
+          <w:bCs/>
+        </w:rPr>
+        <w:tab/>
+      </w:r>
+      <w:r>
+        <w:rPr>
+          <w:sz w:val="20"/>
+          <w:szCs w:val="20"/>
+        </w:rPr>
+        <w:t>1: 200$</w:t>
+      </w:r>
+    </w:p>
+    <w:p>
+      <w:pPr>
+        <w:rPr>
+          <w:sz w:val="20"/>
+          <w:szCs w:val="20"/>
+        </w:rPr>
+      </w:pPr>
+      <w:r>
+        <w:rPr>
+          <w:sz w:val="20"/>
+          <w:szCs w:val="20"/>
+        </w:rPr>
+        <w:tab/>
+        <w:t>2:</w:t>
+      </w:r>
+    </w:p>
+    <w:p>
+      <w:pPr>
+        <w:rPr>
+          <w:sz w:val="20"/>
+          <w:szCs w:val="20"/>
+        </w:rPr>
+      </w:pPr>
+      <w:r>
+        <w:rPr>
+          <w:sz w:val="20"/>
+          <w:szCs w:val="20"/>
+        </w:rPr>
+        <w:tab/>
+      </w:r>
+      <w:r>
+        <w:rPr>
+          <w:sz w:val="20"/>
+          <w:szCs w:val="20"/>
+        </w:rPr>
+        <w:t>Facility rental: If you do not have your own facility, you will need to rent space for your camp. This could be a school, community center, or other type of facility. The cost of facility rental will vary depending on the size and location of the facility.</w:t>
+      </w:r>
+    </w:p>
+    <w:p>
+      <w:pPr>
+        <w:rPr>
+          <w:sz w:val="20"/>
+          <w:szCs w:val="20"/>
+        </w:rPr>
+      </w:pPr>
+      <w:r>
+        <w:rPr>
+          <w:sz w:val="20"/>
+          <w:szCs w:val="20"/>
+        </w:rPr>
+        <w:t>Staffing: You will need to hire qualified staff to run your camp. This could include camp directors, counselors, and other support staff. The cost of staffing will vary depending on the size of your camp and the experience of your staff.</w:t>
+      </w:r>
+    </w:p>
+    <w:p>
+      <w:pPr>
+        <w:rPr>
+          <w:sz w:val="20"/>
+          <w:szCs w:val="20"/>
+        </w:rPr>
+      </w:pPr>
+      <w:r>
+        <w:rPr>
+          <w:sz w:val="20"/>
+          <w:szCs w:val="20"/>
+        </w:rPr>
+        <w:t>Supplies and activities: You will need to purchase supplies for your camp, such as craft supplies, sports equipment, and food. You will also need to plan and implement activities for your campers. The cost of supplies and activities will vary depending on the types of activities you offer.</w:t>
+      </w:r>
+    </w:p>
+    <w:p>
+      <w:pPr>
+        <w:rPr>
+          <w:sz w:val="20"/>
+          <w:szCs w:val="20"/>
+        </w:rPr>
+      </w:pPr>
+      <w:r>
+        <w:rPr>
+          <w:sz w:val="20"/>
+          <w:szCs w:val="20"/>
+        </w:rPr>
+        <w:t>Insurance: You will need to purchase liability insurance for your camp. This will protect you in the event of an accident or injury. The cost of insurance will vary depending on the size of your camp and the types of activities you offer.</w:t>
+      </w:r>
+    </w:p>
+    <w:p>
+      <w:pPr>
+        <w:rPr>
+          <w:sz w:val="20"/>
+          <w:szCs w:val="20"/>
+        </w:rPr>
+      </w:pPr>
+      <w:r>
+        <w:rPr>
+          <w:sz w:val="20"/>
+          <w:szCs w:val="20"/>
+        </w:rPr>
+        <w:tab/>
+      </w:r>
+      <w:r>
+        <w:rPr>
+          <w:sz w:val="20"/>
+          <w:szCs w:val="20"/>
+        </w:rPr>
+        <w:t>Plus, transportation, marketing.</w:t>
+      </w:r>
+    </w:p>
+    <w:p>
+      <w:pPr>
+        <w:rPr>
+          <w:sz w:val="20"/>
+          <w:szCs w:val="20"/>
+        </w:rPr>
+      </w:pPr>
+      <w:r>
+        <w:rPr>
+          <w:sz w:val="20"/>
+          <w:szCs w:val="20"/>
+        </w:rPr>
         <w:lastRenderedPageBreak/>
         <w:tab/>
-        <w:t xml:space="preserve">Stage three: physical schools as hosts of </w:t>
-      </w:r>
-      <w:r>
-        <w:rPr>
-          <w:sz w:val="20"/>
-          <w:szCs w:val="20"/>
-        </w:rPr>
-        <w:t>the longitudinal experiment. High.</w:t>
-      </w:r>
-    </w:p>
-    <w:p>
-      <w:pPr>
-        <w:rPr>
-          <w:sz w:val="20"/>
-          <w:szCs w:val="20"/>
-        </w:rPr>
-      </w:pPr>
-    </w:p>
-    <w:p>
-      <w:pPr>
-        <w:rPr>
-          <w:b/>
-          <w:bCs/>
-        </w:rPr>
-      </w:pPr>
-      <w:r>
-        <w:rPr>
-          <w:b/>
-          <w:bCs/>
-        </w:rPr>
-        <w:t>7.3 PROFIT MARGINS</w:t>
-      </w:r>
-    </w:p>
-    <w:p>
-      <w:pPr>
-        <w:rPr>
-          <w:sz w:val="20"/>
-          <w:szCs w:val="20"/>
-        </w:rPr>
-      </w:pPr>
-      <w:r>
-        <w:rPr>
-          <w:b/>
-          <w:bCs/>
-        </w:rPr>
-        <w:tab/>
-      </w:r>
-      <w:r>
-        <w:rPr>
-          <w:sz w:val="20"/>
-          <w:szCs w:val="20"/>
-        </w:rPr>
-        <w:t>The more you give, the more you get.</w:t>
-      </w:r>
-    </w:p>
-    <w:p>
-      <w:pPr>
-        <w:rPr>
-          <w:b/>
-          <w:bCs/>
-        </w:rPr>
-      </w:pPr>
-    </w:p>
-    <w:p>
-      <w:pPr>
-        <w:rPr>
-          <w:b/>
-          <w:bCs/>
-        </w:rPr>
-      </w:pPr>
-    </w:p>
-    <w:p>
-      <w:pPr>
-        <w:rPr>
-          <w:b/>
-          <w:bCs/>
-        </w:rPr>
-      </w:pPr>
-    </w:p>
-    <w:p>
-      <w:pPr>
-        <w:rPr>
-          <w:b/>
-          <w:bCs/>
-        </w:rPr>
-      </w:pPr>
-    </w:p>
-    <w:p>
-      <w:pPr>
-        <w:rPr>
-          <w:b/>
-          <w:bCs/>
-        </w:rPr>
-      </w:pPr>
-      <w:r>
-        <w:rPr>
-          <w:b/>
-          <w:bCs/>
-        </w:rPr>
-        <w:t>8. FUNDING REQUIREMENTS</w:t>
-      </w:r>
-    </w:p>
-    <w:p>
-      <w:pPr>
-        <w:rPr>
-          <w:sz w:val="20"/>
-          <w:szCs w:val="20"/>
-        </w:rPr>
-      </w:pPr>
-      <w:r>
-        <w:rPr>
-          <w:b/>
-          <w:bCs/>
-        </w:rPr>
-        <w:tab/>
-      </w:r>
-      <w:r>
-        <w:rPr>
-          <w:sz w:val="20"/>
-          <w:szCs w:val="20"/>
-        </w:rPr>
-        <w:t>1: 200$</w:t>
-      </w:r>
-    </w:p>
-    <w:p>
-      <w:pPr>
-        <w:rPr>
-          <w:sz w:val="20"/>
-          <w:szCs w:val="20"/>
-        </w:rPr>
-      </w:pPr>
-      <w:r>
-        <w:rPr>
-          <w:sz w:val="20"/>
-          <w:szCs w:val="20"/>
-        </w:rPr>
-        <w:tab/>
-        <w:t>2:</w:t>
-      </w:r>
-    </w:p>
-    <w:p>
-      <w:pPr>
-        <w:rPr>
-          <w:sz w:val="20"/>
-          <w:szCs w:val="20"/>
-        </w:rPr>
-      </w:pPr>
-      <w:r>
-        <w:rPr>
-          <w:sz w:val="20"/>
-          <w:szCs w:val="20"/>
-        </w:rPr>
-        <w:tab/>
-      </w:r>
-      <w:r>
-        <w:rPr>
-          <w:sz w:val="20"/>
-          <w:szCs w:val="20"/>
-        </w:rPr>
-        <w:t>Facility rental: If you do not have your own facility, you will need to rent space for your camp. This could be a school, community center, or other type of facility. The cost of facility rental will vary depending on the size and location of the facility.</w:t>
-      </w:r>
-    </w:p>
-    <w:p>
-      <w:pPr>
-        <w:rPr>
-          <w:sz w:val="20"/>
-          <w:szCs w:val="20"/>
-        </w:rPr>
-      </w:pPr>
-      <w:r>
-        <w:rPr>
-          <w:sz w:val="20"/>
-          <w:szCs w:val="20"/>
-        </w:rPr>
-        <w:t>Staffing: You will need to hire qualified staff to run your camp. This could include camp directors, counselors, and other support staff. The cost of staffing will vary depending on the size of your camp and the experience of your staff.</w:t>
-      </w:r>
-    </w:p>
-    <w:p>
-      <w:pPr>
-        <w:rPr>
-          <w:sz w:val="20"/>
-          <w:szCs w:val="20"/>
-        </w:rPr>
-      </w:pPr>
-      <w:r>
-        <w:rPr>
-          <w:sz w:val="20"/>
-          <w:szCs w:val="20"/>
-        </w:rPr>
-        <w:t>Supplies and activities: You will need to purchase supplies for your camp, such as craft supplies, sports equipment, and food. You will also need to plan and implement activities for your campers. The cost of supplies and activities will vary depending on the types of activities you offer.</w:t>
-      </w:r>
-    </w:p>
-    <w:p>
-      <w:pPr>
-        <w:rPr>
-          <w:sz w:val="20"/>
-          <w:szCs w:val="20"/>
-        </w:rPr>
-      </w:pPr>
-      <w:r>
-        <w:rPr>
-          <w:sz w:val="20"/>
-          <w:szCs w:val="20"/>
-        </w:rPr>
-        <w:t>Insurance: You will need to purchase liability insurance for your camp. This will protect you in the event of an accident or injury. The cost of insurance will vary depending on the size of your camp and the types of activities you offer.</w:t>
-      </w:r>
-    </w:p>
-    <w:p>
-      <w:pPr>
-        <w:rPr>
-          <w:sz w:val="20"/>
-          <w:szCs w:val="20"/>
-        </w:rPr>
-      </w:pPr>
-      <w:r>
-        <w:rPr>
-          <w:sz w:val="20"/>
-          <w:szCs w:val="20"/>
-        </w:rPr>
-        <w:tab/>
-      </w:r>
-      <w:r>
-        <w:rPr>
-          <w:sz w:val="20"/>
-          <w:szCs w:val="20"/>
-        </w:rPr>
-        <w:t>Plus, transportation, marketing.</w:t>
-      </w:r>
-    </w:p>
-    <w:p>
-      <w:pPr>
-        <w:rPr>
-          <w:sz w:val="20"/>
-          <w:szCs w:val="20"/>
-        </w:rPr>
-      </w:pPr>
-      <w:r>
-        <w:rPr>
-          <w:sz w:val="20"/>
-          <w:szCs w:val="20"/>
-        </w:rPr>
-        <w:tab/>
       </w:r>
     </w:p>
     <w:p>
@@ -2281,7 +2507,6 @@
           <w:b/>
           <w:bCs/>
         </w:rPr>
-        <w:lastRenderedPageBreak/>
         <w:t>9. RISK ANALYSIS</w:t>
       </w:r>
     </w:p>

--- a/papers/N business proposal.docx
+++ b/papers/N business proposal.docx
@@ -76,10 +76,16 @@
         <w:t xml:space="preserve"> </w:t>
       </w:r>
       <w:r>
-        <w:t>31</w:t>
-      </w:r>
-      <w:r>
-        <w:t xml:space="preserve"> OCT 2023</w:t>
+        <w:t>1</w:t>
+      </w:r>
+      <w:r>
+        <w:t xml:space="preserve"> </w:t>
+      </w:r>
+      <w:r>
+        <w:t>NOV</w:t>
+      </w:r>
+      <w:r>
+        <w:t xml:space="preserve"> 2023</w:t>
       </w:r>
     </w:p>
     <w:p>
@@ -216,8 +222,17 @@
           <w:sz w:val="20"/>
           <w:szCs w:val="20"/>
         </w:rPr>
-        <w:t>: word-forming element meaning “pertaining to a nerve or nerves or the nervous system,” from Greek neura</w:t>
-      </w:r>
+        <w:t xml:space="preserve">: word-forming element meaning “pertaining to a nerve or nerves or the nervous system,” from Greek </w:t>
+      </w:r>
+      <w:proofErr w:type="spellStart"/>
+      <w:r>
+        <w:rPr>
+          <w:sz w:val="20"/>
+          <w:szCs w:val="20"/>
+        </w:rPr>
+        <w:t>neura</w:t>
+      </w:r>
+      <w:proofErr w:type="spellEnd"/>
     </w:p>
     <w:p>
       <w:pPr>
@@ -253,7 +268,55 @@
           <w:sz w:val="20"/>
           <w:szCs w:val="20"/>
         </w:rPr>
-        <w:t>: (n.) 1798, from German Ästhetisch (mid-18c.) or French esthétique (which is from German), ultimately from Greek aisthetikos “of or for perception by the senses, perceptive,” of things, “perceptible”</w:t>
+        <w:t xml:space="preserve">: (n.) 1798, from German </w:t>
+      </w:r>
+      <w:proofErr w:type="spellStart"/>
+      <w:r>
+        <w:rPr>
+          <w:sz w:val="20"/>
+          <w:szCs w:val="20"/>
+        </w:rPr>
+        <w:t>Ästhetisch</w:t>
+      </w:r>
+      <w:proofErr w:type="spellEnd"/>
+      <w:r>
+        <w:rPr>
+          <w:sz w:val="20"/>
+          <w:szCs w:val="20"/>
+        </w:rPr>
+        <w:t xml:space="preserve"> (mid-18c.) or French </w:t>
+      </w:r>
+      <w:proofErr w:type="spellStart"/>
+      <w:r>
+        <w:rPr>
+          <w:sz w:val="20"/>
+          <w:szCs w:val="20"/>
+        </w:rPr>
+        <w:t>esthétique</w:t>
+      </w:r>
+      <w:proofErr w:type="spellEnd"/>
+      <w:r>
+        <w:rPr>
+          <w:sz w:val="20"/>
+          <w:szCs w:val="20"/>
+        </w:rPr>
+        <w:t xml:space="preserve"> (which is from German), ultimately from Greek </w:t>
+      </w:r>
+      <w:proofErr w:type="spellStart"/>
+      <w:r>
+        <w:rPr>
+          <w:sz w:val="20"/>
+          <w:szCs w:val="20"/>
+        </w:rPr>
+        <w:t>aisthetikos</w:t>
+      </w:r>
+      <w:proofErr w:type="spellEnd"/>
+      <w:r>
+        <w:rPr>
+          <w:sz w:val="20"/>
+          <w:szCs w:val="20"/>
+        </w:rPr>
+        <w:t xml:space="preserve"> “of or for perception by the senses, perceptive,” of things, “perceptible”</w:t>
       </w:r>
     </w:p>
     <w:p>
@@ -1325,12 +1388,37 @@
           <w:szCs w:val="20"/>
         </w:rPr>
       </w:pPr>
-      <w:r>
-        <w:rPr>
-          <w:sz w:val="20"/>
-          <w:szCs w:val="20"/>
-        </w:rPr>
-        <w:t>Neuralink: Neuralink is a company founded by Elon Musk that is developing brain-computer interfaces to connect the human brain to computers.</w:t>
+      <w:proofErr w:type="spellStart"/>
+      <w:r>
+        <w:rPr>
+          <w:sz w:val="20"/>
+          <w:szCs w:val="20"/>
+        </w:rPr>
+        <w:t>Neuralink</w:t>
+      </w:r>
+      <w:proofErr w:type="spellEnd"/>
+      <w:r>
+        <w:rPr>
+          <w:sz w:val="20"/>
+          <w:szCs w:val="20"/>
+        </w:rPr>
+        <w:t xml:space="preserve">: </w:t>
+      </w:r>
+      <w:proofErr w:type="spellStart"/>
+      <w:r>
+        <w:rPr>
+          <w:sz w:val="20"/>
+          <w:szCs w:val="20"/>
+        </w:rPr>
+        <w:t>Neuralink</w:t>
+      </w:r>
+      <w:proofErr w:type="spellEnd"/>
+      <w:r>
+        <w:rPr>
+          <w:sz w:val="20"/>
+          <w:szCs w:val="20"/>
+        </w:rPr>
+        <w:t xml:space="preserve"> is a company founded by Elon Musk that is developing brain-computer interfaces to connect the human brain to computers.</w:t>
       </w:r>
     </w:p>
     <w:p>
@@ -1430,8 +1518,306 @@
           <w:sz w:val="20"/>
           <w:szCs w:val="20"/>
         </w:rPr>
+        <w:t xml:space="preserve"> at age-appropriate levels.</w:t>
+      </w:r>
+    </w:p>
+    <w:p>
+      <w:pPr>
+        <w:ind w:firstLine="720"/>
+        <w:rPr>
+          <w:sz w:val="20"/>
+          <w:szCs w:val="20"/>
+        </w:rPr>
+      </w:pPr>
+      <w:r>
+        <w:rPr>
+          <w:sz w:val="20"/>
+          <w:szCs w:val="20"/>
+        </w:rPr>
+        <w:t>There are three tiers of this business:</w:t>
+      </w:r>
+    </w:p>
+    <w:p>
+      <w:pPr>
+        <w:ind w:firstLine="720"/>
+        <w:rPr>
+          <w:sz w:val="20"/>
+          <w:szCs w:val="20"/>
+        </w:rPr>
+      </w:pPr>
+      <w:r>
+        <w:rPr>
+          <w:b/>
+          <w:bCs/>
+          <w:sz w:val="20"/>
+          <w:szCs w:val="20"/>
+        </w:rPr>
+        <w:t>A:</w:t>
+      </w:r>
+      <w:r>
+        <w:rPr>
+          <w:sz w:val="20"/>
+          <w:szCs w:val="20"/>
+        </w:rPr>
+        <w:t xml:space="preserve"> Meetups and rough draft Marketing.</w:t>
+      </w:r>
+    </w:p>
+    <w:p>
+      <w:pPr>
+        <w:ind w:firstLine="720"/>
+        <w:rPr>
+          <w:sz w:val="20"/>
+          <w:szCs w:val="20"/>
+        </w:rPr>
+      </w:pPr>
+      <w:r>
+        <w:rPr>
+          <w:b/>
+          <w:bCs/>
+          <w:sz w:val="20"/>
+          <w:szCs w:val="20"/>
+        </w:rPr>
+        <w:t>B:</w:t>
+      </w:r>
+      <w:r>
+        <w:rPr>
+          <w:sz w:val="20"/>
+          <w:szCs w:val="20"/>
+        </w:rPr>
+        <w:t xml:space="preserve"> Summer camps | School modules.</w:t>
+      </w:r>
+    </w:p>
+    <w:p>
+      <w:pPr>
+        <w:ind w:firstLine="720"/>
+        <w:rPr>
+          <w:sz w:val="20"/>
+          <w:szCs w:val="20"/>
+        </w:rPr>
+      </w:pPr>
+      <w:r>
+        <w:rPr>
+          <w:b/>
+          <w:bCs/>
+          <w:sz w:val="20"/>
+          <w:szCs w:val="20"/>
+        </w:rPr>
+        <w:lastRenderedPageBreak/>
+        <w:t>C:</w:t>
+      </w:r>
+    </w:p>
+    <w:p>
+      <w:pPr>
+        <w:ind w:firstLine="720"/>
+        <w:rPr>
+          <w:sz w:val="20"/>
+          <w:szCs w:val="20"/>
+        </w:rPr>
+      </w:pPr>
+      <w:r>
+        <w:rPr>
+          <w:sz w:val="20"/>
+          <w:szCs w:val="20"/>
+        </w:rPr>
+        <w:t>NEURESTHETC SCHOOL METHOD</w:t>
+      </w:r>
+    </w:p>
+    <w:p>
+      <w:pPr>
+        <w:ind w:firstLine="720"/>
+        <w:rPr>
+          <w:sz w:val="20"/>
+          <w:szCs w:val="20"/>
+        </w:rPr>
+      </w:pPr>
+      <w:r>
+        <w:rPr>
+          <w:sz w:val="20"/>
+          <w:szCs w:val="20"/>
+        </w:rPr>
+        <w:t>Child development is the foundation of a prosperous community.</w:t>
+      </w:r>
+    </w:p>
+    <w:p>
+      <w:pPr>
+        <w:ind w:left="720"/>
+        <w:rPr>
+          <w:sz w:val="20"/>
+          <w:szCs w:val="20"/>
+        </w:rPr>
+      </w:pPr>
+      <w:r>
+        <w:rPr>
+          <w:sz w:val="20"/>
+          <w:szCs w:val="20"/>
+        </w:rPr>
+        <w:t>As teacher and parents, we give the best we can to developing children. There are many factors in child development, some chance, some choice, some genetic, some environmental. Our mission is to move factors of genius propagation from what has been traditionally chance, into choice. Our innovative approach harnesses the plasticity of the brain's network connectivity, fostering advanced cognitive development and creative thinking. Our unique approach uses behavioral brain network theory, BBNT, to redefine education through an extraordinary fusion between pantheism, and ambidexterity, underlaid to a neo classical liberal arts curriculum in an open Montessori setting.</w:t>
+      </w:r>
+    </w:p>
+    <w:p>
+      <w:pPr>
+        <w:ind w:left="720"/>
+        <w:rPr>
+          <w:sz w:val="20"/>
+          <w:szCs w:val="20"/>
+        </w:rPr>
+      </w:pPr>
+      <w:r>
+        <w:rPr>
+          <w:sz w:val="20"/>
+          <w:szCs w:val="20"/>
+        </w:rPr>
+        <w:t>Pantheistic Awareness: We celebrate the interconnectedness of all knowledge, drawing inspiration from Pantheism to promote a reverence for the universe and a deep understanding of the world's complexities. This allows us to offer the spiritual insight of a religious school, without violating scientific literacy or engaging in politics. Exercises are directed towards strengthening and optimizing the Posterior Cingulate Cortex which is a structurally and metabolically central region divided/limited across the Corpus Callosum.</w:t>
+      </w:r>
+    </w:p>
+    <w:p>
+      <w:pPr>
+        <w:ind w:left="720"/>
+        <w:rPr>
+          <w:sz w:val="20"/>
+          <w:szCs w:val="20"/>
+        </w:rPr>
+      </w:pPr>
+      <w:r>
+        <w:rPr>
+          <w:sz w:val="20"/>
+          <w:szCs w:val="20"/>
+        </w:rPr>
+        <w:t>Corpus Callosum Fitness: We embrace ambidexterity as an allegory for balance and versatility in learning and life, but also, we teach and train the normalization of ambidextrous and mixed handedness in the likes of Tesla, DaVinci, Einstein, Turing, Newton... Although Einstein’s handedness is a debate for example, his physical brain does not lie about the matter of having a larger corpus callosum than most people, which ambidexterity or mixed handedness practice creates.</w:t>
+      </w:r>
+    </w:p>
+    <w:p>
+      <w:pPr>
+        <w:ind w:left="720"/>
+        <w:rPr>
+          <w:sz w:val="20"/>
+          <w:szCs w:val="20"/>
+        </w:rPr>
+      </w:pPr>
+      <w:r>
+        <w:rPr>
+          <w:sz w:val="20"/>
+          <w:szCs w:val="20"/>
+        </w:rPr>
+        <w:t>A proportionally high ratio of famous genii had both superior corpus callosum size as a matter of their handedness on top of being Pantheistic; combined not only as a product of their intelligence, but as a process of it, and we know why that is the case in structural and functional connectivity. We know from BBNT that this combination is not only behaviorally statistically significant, but structurally and functionally compounding in capitalizing on the principles of global total potential connections and interhemispheric cortico-cortical functionality.</w:t>
+      </w:r>
+    </w:p>
+    <w:p>
+      <w:pPr>
+        <w:ind w:left="720"/>
+        <w:rPr>
+          <w:sz w:val="20"/>
+          <w:szCs w:val="20"/>
+        </w:rPr>
+      </w:pPr>
+      <w:r>
+        <w:rPr>
+          <w:sz w:val="20"/>
+          <w:szCs w:val="20"/>
+        </w:rPr>
+        <w:t>Pantheism and ambidexterity are quite rare on their own, let alone together, and so this is what is meant by moving chance into choice. With a theoretical combinatorial rate of one in ten thousand, the application of them together intentionally among groups of people will theoretically raise the appearance of genius level thinkers by a rate of about that amount. The rest is hard work, intuition, and whatever other factors our students bring to the table.</w:t>
+      </w:r>
+    </w:p>
+    <w:p>
+      <w:pPr>
+        <w:rPr>
+          <w:sz w:val="20"/>
+          <w:szCs w:val="20"/>
+        </w:rPr>
+      </w:pPr>
+    </w:p>
+    <w:p>
+      <w:pPr>
+        <w:rPr>
+          <w:b/>
+          <w:bCs/>
+        </w:rPr>
+      </w:pPr>
+      <w:r>
+        <w:rPr>
+          <w:b/>
+          <w:bCs/>
+        </w:rPr>
+        <w:t>4.1 PROGRAM OFFERINGS</w:t>
+      </w:r>
+    </w:p>
+    <w:p>
+      <w:pPr>
+        <w:ind w:left="720"/>
+        <w:rPr>
+          <w:sz w:val="20"/>
+          <w:szCs w:val="20"/>
+        </w:rPr>
+      </w:pPr>
+      <w:r>
+        <w:rPr>
+          <w:sz w:val="20"/>
+          <w:szCs w:val="20"/>
+        </w:rPr>
+        <w:t>Each tier of service has different depths and complexities based on who is being taught, the Neuresthetic elements in their basic form will be the subject of lessons for A and B</w:t>
+      </w:r>
+      <w:r>
+        <w:rPr>
+          <w:sz w:val="20"/>
+          <w:szCs w:val="20"/>
+        </w:rPr>
         <w:t>.</w:t>
       </w:r>
+      <w:r>
+        <w:rPr>
+          <w:sz w:val="20"/>
+          <w:szCs w:val="20"/>
+        </w:rPr>
+        <w:t xml:space="preserve"> For C in particular, normal STEM will be extra to but also extend from neuresthetic schema engineering.</w:t>
+      </w:r>
+    </w:p>
+    <w:p>
+      <w:pPr>
+        <w:rPr>
+          <w:b/>
+          <w:bCs/>
+        </w:rPr>
+      </w:pPr>
+    </w:p>
+    <w:p>
+      <w:pPr>
+        <w:rPr>
+          <w:b/>
+          <w:bCs/>
+        </w:rPr>
+      </w:pPr>
+    </w:p>
+    <w:p>
+      <w:pPr>
+        <w:rPr>
+          <w:b/>
+          <w:bCs/>
+        </w:rPr>
+      </w:pPr>
+    </w:p>
+    <w:p>
+      <w:pPr>
+        <w:rPr>
+          <w:b/>
+          <w:bCs/>
+        </w:rPr>
+      </w:pPr>
+    </w:p>
+    <w:p>
+      <w:pPr>
+        <w:rPr>
+          <w:b/>
+          <w:bCs/>
+        </w:rPr>
+      </w:pPr>
+      <w:r>
+        <w:rPr>
+          <w:b/>
+          <w:bCs/>
+        </w:rPr>
+        <w:lastRenderedPageBreak/>
+        <w:t>5. MARKETING STRATEGY</w:t>
+      </w:r>
     </w:p>
     <w:p>
       <w:pPr>
@@ -1446,103 +1832,534 @@
           <w:sz w:val="20"/>
           <w:szCs w:val="20"/>
         </w:rPr>
-        <w:t>There are three tiers of this business:</w:t>
-      </w:r>
-    </w:p>
-    <w:p>
-      <w:pPr>
-        <w:ind w:firstLine="720"/>
-        <w:rPr>
-          <w:sz w:val="20"/>
-          <w:szCs w:val="20"/>
-        </w:rPr>
-      </w:pPr>
-      <w:r>
-        <w:rPr>
-          <w:sz w:val="20"/>
-          <w:szCs w:val="20"/>
-        </w:rPr>
-        <w:t>A: Meetups and rough draft Marketing.</w:t>
-      </w:r>
-    </w:p>
-    <w:p>
-      <w:pPr>
-        <w:ind w:firstLine="720"/>
-        <w:rPr>
-          <w:sz w:val="20"/>
-          <w:szCs w:val="20"/>
-        </w:rPr>
-      </w:pPr>
-      <w:r>
-        <w:rPr>
-          <w:sz w:val="20"/>
-          <w:szCs w:val="20"/>
-        </w:rPr>
-        <w:t>B: Summer camps | School modules.</w:t>
-      </w:r>
-    </w:p>
-    <w:p>
-      <w:pPr>
-        <w:ind w:firstLine="720"/>
-        <w:rPr>
-          <w:sz w:val="20"/>
-          <w:szCs w:val="20"/>
-        </w:rPr>
-      </w:pPr>
-      <w:r>
-        <w:rPr>
-          <w:sz w:val="20"/>
-          <w:szCs w:val="20"/>
+        <w:t>If neuresthetics is true, who would not want the advantage?</w:t>
+      </w:r>
+    </w:p>
+    <w:p>
+      <w:pPr>
+        <w:ind w:left="720"/>
+        <w:rPr>
+          <w:sz w:val="20"/>
+          <w:szCs w:val="20"/>
+        </w:rPr>
+      </w:pPr>
+      <w:r>
+        <w:rPr>
+          <w:sz w:val="20"/>
+          <w:szCs w:val="20"/>
+        </w:rPr>
+        <w:t>Build Credit</w:t>
+      </w:r>
+      <w:r>
+        <w:rPr>
+          <w:sz w:val="20"/>
+          <w:szCs w:val="20"/>
+        </w:rPr>
+        <w:t xml:space="preserve">: publishing </w:t>
+      </w:r>
+      <w:r>
+        <w:rPr>
+          <w:sz w:val="20"/>
+          <w:szCs w:val="20"/>
+        </w:rPr>
+        <w:t xml:space="preserve">more </w:t>
+      </w:r>
+      <w:r>
+        <w:rPr>
+          <w:sz w:val="20"/>
+          <w:szCs w:val="20"/>
+        </w:rPr>
+        <w:t>research, speaking at conferences, and getting testimonials from satisfied customers.</w:t>
+      </w:r>
+    </w:p>
+    <w:p>
+      <w:pPr>
+        <w:rPr>
+          <w:sz w:val="20"/>
+          <w:szCs w:val="20"/>
+        </w:rPr>
+      </w:pPr>
+    </w:p>
+    <w:p>
+      <w:pPr>
+        <w:rPr>
+          <w:b/>
+          <w:bCs/>
+          <w:sz w:val="20"/>
+          <w:szCs w:val="20"/>
+        </w:rPr>
+      </w:pPr>
+      <w:r>
+        <w:rPr>
+          <w:b/>
+          <w:bCs/>
+          <w:sz w:val="20"/>
+          <w:szCs w:val="20"/>
+        </w:rPr>
+        <w:t>5.</w:t>
+      </w:r>
+      <w:r>
+        <w:rPr>
+          <w:b/>
+          <w:bCs/>
+          <w:sz w:val="20"/>
+          <w:szCs w:val="20"/>
+        </w:rPr>
+        <w:t>1</w:t>
+      </w:r>
+      <w:r>
+        <w:rPr>
+          <w:b/>
+          <w:bCs/>
+          <w:sz w:val="20"/>
+          <w:szCs w:val="20"/>
+        </w:rPr>
+        <w:t xml:space="preserve"> </w:t>
+      </w:r>
+      <w:r>
+        <w:rPr>
+          <w:b/>
+          <w:bCs/>
+          <w:sz w:val="20"/>
+          <w:szCs w:val="20"/>
+        </w:rPr>
+        <w:t>POTENTIAL</w:t>
+      </w:r>
+      <w:r>
+        <w:rPr>
+          <w:b/>
+          <w:bCs/>
+          <w:sz w:val="20"/>
+          <w:szCs w:val="20"/>
+        </w:rPr>
+        <w:t xml:space="preserve"> PARTNERS</w:t>
+      </w:r>
+    </w:p>
+    <w:p>
+      <w:pPr>
+        <w:ind w:left="720"/>
+        <w:rPr>
+          <w:sz w:val="20"/>
+          <w:szCs w:val="20"/>
+        </w:rPr>
+      </w:pPr>
+      <w:proofErr w:type="spellStart"/>
+      <w:r>
+        <w:rPr>
+          <w:sz w:val="20"/>
+          <w:szCs w:val="20"/>
+        </w:rPr>
+        <w:t>Neuralink</w:t>
+      </w:r>
+      <w:proofErr w:type="spellEnd"/>
+    </w:p>
+    <w:p>
+      <w:pPr>
+        <w:ind w:left="720"/>
+        <w:rPr>
+          <w:sz w:val="20"/>
+          <w:szCs w:val="20"/>
+        </w:rPr>
+      </w:pPr>
+      <w:r>
+        <w:rPr>
+          <w:sz w:val="20"/>
+          <w:szCs w:val="20"/>
+        </w:rPr>
+        <w:t>Kernel</w:t>
+      </w:r>
+    </w:p>
+    <w:p>
+      <w:pPr>
+        <w:ind w:left="720"/>
+        <w:rPr>
+          <w:sz w:val="20"/>
+          <w:szCs w:val="20"/>
+        </w:rPr>
+      </w:pPr>
+      <w:r>
+        <w:rPr>
+          <w:sz w:val="20"/>
+          <w:szCs w:val="20"/>
+        </w:rPr>
+        <w:t>Nootropics Depot</w:t>
+      </w:r>
+    </w:p>
+    <w:p>
+      <w:pPr>
+        <w:ind w:left="720"/>
+        <w:rPr>
+          <w:sz w:val="20"/>
+          <w:szCs w:val="20"/>
+        </w:rPr>
+      </w:pPr>
+      <w:r>
+        <w:rPr>
+          <w:sz w:val="20"/>
+          <w:szCs w:val="20"/>
+        </w:rPr>
+        <w:t>Genius Juice</w:t>
+      </w:r>
+    </w:p>
+    <w:p>
+      <w:pPr>
+        <w:ind w:left="720"/>
+        <w:rPr>
+          <w:sz w:val="20"/>
+          <w:szCs w:val="20"/>
+        </w:rPr>
+      </w:pPr>
+      <w:r>
+        <w:rPr>
+          <w:sz w:val="20"/>
+          <w:szCs w:val="20"/>
+        </w:rPr>
+        <w:t>Mathnasium</w:t>
+      </w:r>
+    </w:p>
+    <w:p>
+      <w:pPr>
+        <w:rPr>
+          <w:b/>
+          <w:bCs/>
+        </w:rPr>
+      </w:pPr>
+    </w:p>
+    <w:p>
+      <w:pPr>
+        <w:rPr>
+          <w:b/>
+          <w:bCs/>
+        </w:rPr>
+      </w:pPr>
+      <w:r>
+        <w:rPr>
+          <w:b/>
+          <w:bCs/>
+        </w:rPr>
+        <w:t>5.2 PRICING</w:t>
+      </w:r>
+    </w:p>
+    <w:p>
+      <w:r>
+        <w:rPr>
+          <w:b/>
+          <w:bCs/>
+        </w:rPr>
+        <w:tab/>
+      </w:r>
+      <w:r>
+        <w:t>Free to attend</w:t>
+      </w:r>
+      <w:r>
+        <w:t xml:space="preserve"> meetup.</w:t>
+      </w:r>
+    </w:p>
+    <w:p>
+      <w:r>
+        <w:tab/>
+        <w:t>The lowest possible for school modules, until the highest bidder.</w:t>
+      </w:r>
+    </w:p>
+    <w:p>
+      <w:r>
+        <w:tab/>
+        <w:t xml:space="preserve"> Private school, elite pricing.</w:t>
+      </w:r>
+    </w:p>
+    <w:p>
+      <w:pPr>
+        <w:rPr>
+          <w:b/>
+          <w:bCs/>
+        </w:rPr>
+      </w:pPr>
+      <w:r>
+        <w:rPr>
+          <w:b/>
+          <w:bCs/>
+        </w:rPr>
+        <w:t>6 OPERATIONS PLAN</w:t>
+      </w:r>
+    </w:p>
+    <w:p>
+      <w:pPr>
+        <w:rPr>
+          <w:sz w:val="20"/>
+          <w:szCs w:val="20"/>
+        </w:rPr>
+      </w:pPr>
+      <w:r>
+        <w:rPr>
+          <w:sz w:val="20"/>
+          <w:szCs w:val="20"/>
+        </w:rPr>
+        <w:tab/>
+        <w:t>Confidential.</w:t>
+      </w:r>
+    </w:p>
+    <w:p>
+      <w:pPr>
+        <w:rPr>
+          <w:sz w:val="20"/>
+          <w:szCs w:val="20"/>
+        </w:rPr>
+      </w:pPr>
+    </w:p>
+    <w:p>
+      <w:pPr>
+        <w:rPr>
+          <w:b/>
+          <w:bCs/>
+        </w:rPr>
+      </w:pPr>
+      <w:r>
+        <w:rPr>
+          <w:b/>
+          <w:bCs/>
+        </w:rPr>
+        <w:t>7. FINANCIAL PROJECTIONS</w:t>
+      </w:r>
+    </w:p>
+    <w:p>
+      <w:r>
+        <w:rPr>
+          <w:b/>
+          <w:bCs/>
+        </w:rPr>
+        <w:tab/>
+      </w:r>
+      <w:r>
+        <w:t>Unknown</w:t>
+      </w:r>
+    </w:p>
+    <w:p/>
+    <w:p>
+      <w:pPr>
+        <w:rPr>
+          <w:b/>
+          <w:bCs/>
+        </w:rPr>
+      </w:pPr>
+      <w:r>
+        <w:rPr>
+          <w:b/>
+          <w:bCs/>
+        </w:rPr>
+        <w:t>7.1 STARTUP COSTS</w:t>
+      </w:r>
+    </w:p>
+    <w:p>
+      <w:r>
+        <w:rPr>
+          <w:b/>
+          <w:bCs/>
+        </w:rPr>
+        <w:tab/>
+      </w:r>
+      <w:r>
+        <w:t xml:space="preserve">$20 a </w:t>
+      </w:r>
+      <w:r>
+        <w:t>m</w:t>
+      </w:r>
+      <w:r>
+        <w:t>onth for meetup hosting</w:t>
+      </w:r>
+      <w:r>
+        <w:t>.</w:t>
+      </w:r>
+    </w:p>
+    <w:p>
+      <w:r>
+        <w:tab/>
+        <w:t>$25 a month for meetup food and drink.</w:t>
+      </w:r>
+    </w:p>
+    <w:p>
+      <w:r>
+        <w:tab/>
+        <w:t>Gas.</w:t>
+      </w:r>
+    </w:p>
+    <w:p>
+      <w:pPr>
+        <w:rPr>
+          <w:b/>
+          <w:bCs/>
+        </w:rPr>
+      </w:pPr>
+      <w:r>
+        <w:rPr>
+          <w:b/>
+          <w:bCs/>
+        </w:rPr>
+        <w:t>7.2 REVENUE PROJECTIONS</w:t>
+      </w:r>
+    </w:p>
+    <w:p>
+      <w:pPr>
+        <w:rPr>
+          <w:sz w:val="20"/>
+          <w:szCs w:val="20"/>
+        </w:rPr>
+      </w:pPr>
+      <w:r>
+        <w:rPr>
+          <w:sz w:val="20"/>
+          <w:szCs w:val="20"/>
+        </w:rPr>
+        <w:tab/>
+        <w:t>Unknown</w:t>
+      </w:r>
+    </w:p>
+    <w:p>
+      <w:pPr>
+        <w:rPr>
+          <w:sz w:val="20"/>
+          <w:szCs w:val="20"/>
+        </w:rPr>
+      </w:pPr>
+    </w:p>
+    <w:p>
+      <w:pPr>
+        <w:rPr>
+          <w:b/>
+          <w:bCs/>
+        </w:rPr>
+      </w:pPr>
+    </w:p>
+    <w:p>
+      <w:pPr>
+        <w:rPr>
+          <w:b/>
+          <w:bCs/>
+        </w:rPr>
+      </w:pPr>
+      <w:r>
+        <w:rPr>
+          <w:b/>
+          <w:bCs/>
         </w:rPr>
         <w:lastRenderedPageBreak/>
-        <w:t>C: Longitudinal experiment as a Brick’n’Mortar School.</w:t>
-      </w:r>
-    </w:p>
-    <w:p>
-      <w:pPr>
-        <w:rPr>
-          <w:sz w:val="20"/>
-          <w:szCs w:val="20"/>
-        </w:rPr>
-      </w:pPr>
-    </w:p>
-    <w:p>
-      <w:pPr>
-        <w:rPr>
-          <w:sz w:val="20"/>
-          <w:szCs w:val="20"/>
-        </w:rPr>
-      </w:pPr>
-    </w:p>
-    <w:p>
-      <w:pPr>
-        <w:rPr>
-          <w:b/>
-          <w:bCs/>
-        </w:rPr>
-      </w:pPr>
-      <w:r>
-        <w:rPr>
-          <w:b/>
-          <w:bCs/>
-        </w:rPr>
-        <w:t>4.1 PROGRAM OFFERINGS</w:t>
-      </w:r>
-    </w:p>
-    <w:p>
-      <w:pPr>
-        <w:ind w:left="720"/>
-        <w:rPr>
-          <w:sz w:val="20"/>
-          <w:szCs w:val="20"/>
-        </w:rPr>
-      </w:pPr>
-      <w:r>
-        <w:rPr>
-          <w:sz w:val="20"/>
-          <w:szCs w:val="20"/>
-        </w:rPr>
-        <w:t>Each tier of service has different depths and complexities based on who is being taught, the Neuresthetic elements in their basic form will be the subject of lessons for A and B</w:t>
+        <w:t>7.3 PROFIT MARGINS</w:t>
+      </w:r>
+    </w:p>
+    <w:p>
+      <w:r>
+        <w:rPr>
+          <w:b/>
+          <w:bCs/>
+        </w:rPr>
+        <w:tab/>
+      </w:r>
+      <w:r>
+        <w:t>Unknown</w:t>
+      </w:r>
+    </w:p>
+    <w:p/>
+    <w:p>
+      <w:pPr>
+        <w:rPr>
+          <w:b/>
+          <w:bCs/>
+        </w:rPr>
+      </w:pPr>
+      <w:r>
+        <w:rPr>
+          <w:b/>
+          <w:bCs/>
+        </w:rPr>
+        <w:t>8. FUNDING REQUIREMENTS</w:t>
+      </w:r>
+    </w:p>
+    <w:p>
+      <w:r>
+        <w:rPr>
+          <w:b/>
+          <w:bCs/>
+        </w:rPr>
+        <w:tab/>
+      </w:r>
+      <w:r>
+        <w:t>Monthly mee</w:t>
+      </w:r>
+      <w:r>
+        <w:t>t</w:t>
+      </w:r>
+      <w:r>
+        <w:t>up costs and time.</w:t>
+      </w:r>
+    </w:p>
+    <w:p/>
+    <w:p>
+      <w:pPr>
+        <w:rPr>
+          <w:b/>
+          <w:bCs/>
+        </w:rPr>
+      </w:pPr>
+      <w:r>
+        <w:rPr>
+          <w:b/>
+          <w:bCs/>
+        </w:rPr>
+        <w:t>9. RISK ANALYSIS</w:t>
+      </w:r>
+    </w:p>
+    <w:p>
+      <w:pPr>
+        <w:ind w:left="720"/>
+        <w:rPr>
+          <w:sz w:val="20"/>
+          <w:szCs w:val="20"/>
+        </w:rPr>
+      </w:pPr>
+      <w:r>
+        <w:rPr>
+          <w:sz w:val="20"/>
+          <w:szCs w:val="20"/>
+        </w:rPr>
+        <w:t>T</w:t>
+      </w:r>
+      <w:r>
+        <w:rPr>
+          <w:sz w:val="20"/>
+          <w:szCs w:val="20"/>
+        </w:rPr>
+        <w:t>op two concerns for people taking on neuresthetics are past trauma and age.</w:t>
+      </w:r>
+    </w:p>
+    <w:p>
+      <w:pPr>
+        <w:ind w:left="720"/>
+        <w:rPr>
+          <w:sz w:val="20"/>
+          <w:szCs w:val="20"/>
+        </w:rPr>
+      </w:pPr>
+      <w:r>
+        <w:rPr>
+          <w:sz w:val="20"/>
+          <w:szCs w:val="20"/>
+        </w:rPr>
+        <w:t>In regards to trauma, because neuresthetics open the structurally central paths like an iris so to speak, suppressed memories can leak, so to speak. In this case, they can be encouraged that the obstacle is the way.</w:t>
+      </w:r>
+    </w:p>
+    <w:p>
+      <w:pPr>
+        <w:ind w:left="720"/>
+        <w:rPr>
+          <w:sz w:val="20"/>
+          <w:szCs w:val="20"/>
+        </w:rPr>
+      </w:pPr>
+      <w:r>
+        <w:rPr>
+          <w:sz w:val="20"/>
+          <w:szCs w:val="20"/>
+        </w:rPr>
+        <w:t>In regards to age, because the longer someone lives the more traumas they have accumulated on top of loss in plasticity with aging</w:t>
       </w:r>
       <w:r>
         <w:rPr>
@@ -1551,602 +2368,6 @@
         </w:rPr>
         <w:t>.</w:t>
       </w:r>
-      <w:r>
-        <w:rPr>
-          <w:sz w:val="20"/>
-          <w:szCs w:val="20"/>
-        </w:rPr>
-        <w:t xml:space="preserve"> For C in particular, normal STEM will be extra to but also extend from neuresthetic schema engineering.</w:t>
-      </w:r>
-    </w:p>
-    <w:p>
-      <w:pPr>
-        <w:rPr>
-          <w:b/>
-          <w:bCs/>
-        </w:rPr>
-      </w:pPr>
-    </w:p>
-    <w:p>
-      <w:pPr>
-        <w:rPr>
-          <w:b/>
-          <w:bCs/>
-        </w:rPr>
-      </w:pPr>
-      <w:r>
-        <w:rPr>
-          <w:b/>
-          <w:bCs/>
-        </w:rPr>
-        <w:t>4.2 CIRRICULUM</w:t>
-      </w:r>
-    </w:p>
-    <w:p>
-      <w:pPr>
-        <w:rPr>
-          <w:sz w:val="20"/>
-          <w:szCs w:val="20"/>
-        </w:rPr>
-      </w:pPr>
-      <w:r>
-        <w:rPr>
-          <w:sz w:val="20"/>
-          <w:szCs w:val="20"/>
-        </w:rPr>
-        <w:t>A.</w:t>
-      </w:r>
-      <w:r>
-        <w:rPr>
-          <w:sz w:val="20"/>
-          <w:szCs w:val="20"/>
-        </w:rPr>
-        <w:t xml:space="preserve"> </w:t>
-      </w:r>
-    </w:p>
-    <w:p>
-      <w:pPr>
-        <w:rPr>
-          <w:sz w:val="20"/>
-          <w:szCs w:val="20"/>
-        </w:rPr>
-      </w:pPr>
-      <w:r>
-        <w:rPr>
-          <w:sz w:val="20"/>
-          <w:szCs w:val="20"/>
-        </w:rPr>
-        <w:t>B.</w:t>
-      </w:r>
-    </w:p>
-    <w:p>
-      <w:pPr>
-        <w:rPr>
-          <w:sz w:val="20"/>
-          <w:szCs w:val="20"/>
-        </w:rPr>
-      </w:pPr>
-      <w:r>
-        <w:rPr>
-          <w:sz w:val="20"/>
-          <w:szCs w:val="20"/>
-        </w:rPr>
-        <w:t>C</w:t>
-      </w:r>
-      <w:r>
-        <w:rPr>
-          <w:sz w:val="20"/>
-          <w:szCs w:val="20"/>
-        </w:rPr>
-        <w:t>.</w:t>
-      </w:r>
-    </w:p>
-    <w:p>
-      <w:pPr>
-        <w:rPr>
-          <w:b/>
-          <w:bCs/>
-        </w:rPr>
-      </w:pPr>
-    </w:p>
-    <w:p>
-      <w:pPr>
-        <w:rPr>
-          <w:b/>
-          <w:bCs/>
-        </w:rPr>
-      </w:pPr>
-      <w:r>
-        <w:rPr>
-          <w:b/>
-          <w:bCs/>
-        </w:rPr>
-        <w:t>5. MARKETING STRATEGY</w:t>
-      </w:r>
-    </w:p>
-    <w:p>
-      <w:pPr>
-        <w:ind w:firstLine="720"/>
-        <w:rPr>
-          <w:sz w:val="20"/>
-          <w:szCs w:val="20"/>
-        </w:rPr>
-      </w:pPr>
-      <w:r>
-        <w:rPr>
-          <w:sz w:val="20"/>
-          <w:szCs w:val="20"/>
-        </w:rPr>
-        <w:t>If neuresthetics is true, who would not want the advantage?</w:t>
-      </w:r>
-    </w:p>
-    <w:p>
-      <w:pPr>
-        <w:ind w:left="720"/>
-        <w:rPr>
-          <w:sz w:val="20"/>
-          <w:szCs w:val="20"/>
-        </w:rPr>
-      </w:pPr>
-      <w:r>
-        <w:rPr>
-          <w:sz w:val="20"/>
-          <w:szCs w:val="20"/>
-        </w:rPr>
-        <w:t xml:space="preserve">Build </w:t>
-      </w:r>
-      <w:r>
-        <w:rPr>
-          <w:sz w:val="20"/>
-          <w:szCs w:val="20"/>
-        </w:rPr>
-        <w:t>street cred yo</w:t>
-      </w:r>
-      <w:r>
-        <w:rPr>
-          <w:sz w:val="20"/>
-          <w:szCs w:val="20"/>
-        </w:rPr>
-        <w:t>: publishing research, speaking at conferences, and getting testimonials from satisfied customers.</w:t>
-      </w:r>
-    </w:p>
-    <w:p>
-      <w:pPr>
-        <w:rPr>
-          <w:b/>
-          <w:bCs/>
-        </w:rPr>
-      </w:pPr>
-    </w:p>
-    <w:p>
-      <w:pPr>
-        <w:rPr>
-          <w:b/>
-          <w:bCs/>
-        </w:rPr>
-      </w:pPr>
-      <w:r>
-        <w:rPr>
-          <w:b/>
-          <w:bCs/>
-        </w:rPr>
-        <w:t>5.1 PROMOTION</w:t>
-      </w:r>
-    </w:p>
-    <w:p>
-      <w:pPr>
-        <w:ind w:firstLine="720"/>
-      </w:pPr>
-      <w:r>
-        <w:rPr>
-          <w:sz w:val="20"/>
-          <w:szCs w:val="20"/>
-        </w:rPr>
-        <w:t>A: Meetup fun.</w:t>
-      </w:r>
-    </w:p>
-    <w:p>
-      <w:pPr>
-        <w:ind w:left="1440"/>
-        <w:rPr>
-          <w:sz w:val="20"/>
-          <w:szCs w:val="20"/>
-        </w:rPr>
-      </w:pPr>
-      <w:r>
-        <w:rPr>
-          <w:sz w:val="20"/>
-          <w:szCs w:val="20"/>
-        </w:rPr>
-        <w:t xml:space="preserve">Free lessons </w:t>
-      </w:r>
-      <w:r>
-        <w:rPr>
-          <w:sz w:val="20"/>
-          <w:szCs w:val="20"/>
-        </w:rPr>
-        <w:t>on</w:t>
-      </w:r>
-      <w:r>
-        <w:rPr>
-          <w:sz w:val="20"/>
-          <w:szCs w:val="20"/>
-        </w:rPr>
-        <w:t xml:space="preserve"> the basic principles in terms of giving value to people, expecting nothing in return.</w:t>
-      </w:r>
-    </w:p>
-    <w:p>
-      <w:pPr>
-        <w:rPr>
-          <w:sz w:val="20"/>
-          <w:szCs w:val="20"/>
-        </w:rPr>
-      </w:pPr>
-      <w:r>
-        <w:rPr>
-          <w:sz w:val="20"/>
-          <w:szCs w:val="20"/>
-        </w:rPr>
-        <w:tab/>
-      </w:r>
-      <w:r>
-        <w:rPr>
-          <w:sz w:val="20"/>
-          <w:szCs w:val="20"/>
-        </w:rPr>
-        <w:tab/>
-      </w:r>
-      <w:r>
-        <w:rPr>
-          <w:sz w:val="20"/>
-          <w:szCs w:val="20"/>
-        </w:rPr>
-        <w:t>Word of mouth by grape vine primarily.</w:t>
-      </w:r>
-    </w:p>
-    <w:p>
-      <w:pPr>
-        <w:rPr>
-          <w:sz w:val="20"/>
-          <w:szCs w:val="20"/>
-        </w:rPr>
-      </w:pPr>
-      <w:r>
-        <w:rPr>
-          <w:sz w:val="20"/>
-          <w:szCs w:val="20"/>
-        </w:rPr>
-        <w:tab/>
-        <w:t>B: Day Camp | After School Program | Module</w:t>
-      </w:r>
-    </w:p>
-    <w:p>
-      <w:pPr>
-        <w:ind w:left="1440"/>
-        <w:rPr>
-          <w:sz w:val="20"/>
-          <w:szCs w:val="20"/>
-        </w:rPr>
-      </w:pPr>
-      <w:r>
-        <w:rPr>
-          <w:sz w:val="20"/>
-          <w:szCs w:val="20"/>
-        </w:rPr>
-        <w:t>Paid lessons for setting kids on the path. The earlier someone adopts the method; the less chance there is for emergent trauma. Read Caveats.</w:t>
-      </w:r>
-    </w:p>
-    <w:p>
-      <w:pPr>
-        <w:rPr>
-          <w:b/>
-          <w:bCs/>
-          <w:sz w:val="20"/>
-          <w:szCs w:val="20"/>
-        </w:rPr>
-      </w:pPr>
-      <w:r>
-        <w:rPr>
-          <w:b/>
-          <w:bCs/>
-          <w:sz w:val="20"/>
-          <w:szCs w:val="20"/>
-        </w:rPr>
-        <w:t xml:space="preserve">5.2 </w:t>
-      </w:r>
-      <w:r>
-        <w:rPr>
-          <w:b/>
-          <w:bCs/>
-          <w:sz w:val="20"/>
-          <w:szCs w:val="20"/>
-        </w:rPr>
-        <w:t>POTENTIAL</w:t>
-      </w:r>
-      <w:r>
-        <w:rPr>
-          <w:b/>
-          <w:bCs/>
-          <w:sz w:val="20"/>
-          <w:szCs w:val="20"/>
-        </w:rPr>
-        <w:t xml:space="preserve"> PARTNERS</w:t>
-      </w:r>
-    </w:p>
-    <w:p>
-      <w:pPr>
-        <w:ind w:left="720"/>
-        <w:rPr>
-          <w:sz w:val="20"/>
-          <w:szCs w:val="20"/>
-        </w:rPr>
-      </w:pPr>
-      <w:r>
-        <w:rPr>
-          <w:sz w:val="20"/>
-          <w:szCs w:val="20"/>
-        </w:rPr>
-        <w:t>Neuralink</w:t>
-      </w:r>
-    </w:p>
-    <w:p>
-      <w:pPr>
-        <w:ind w:left="720"/>
-        <w:rPr>
-          <w:sz w:val="20"/>
-          <w:szCs w:val="20"/>
-        </w:rPr>
-      </w:pPr>
-      <w:r>
-        <w:rPr>
-          <w:sz w:val="20"/>
-          <w:szCs w:val="20"/>
-        </w:rPr>
-        <w:t>Kernel</w:t>
-      </w:r>
-    </w:p>
-    <w:p>
-      <w:pPr>
-        <w:ind w:left="720"/>
-        <w:rPr>
-          <w:sz w:val="20"/>
-          <w:szCs w:val="20"/>
-        </w:rPr>
-      </w:pPr>
-      <w:r>
-        <w:rPr>
-          <w:sz w:val="20"/>
-          <w:szCs w:val="20"/>
-        </w:rPr>
-        <w:t>Nootropics Depot</w:t>
-      </w:r>
-    </w:p>
-    <w:p>
-      <w:pPr>
-        <w:ind w:left="720"/>
-        <w:rPr>
-          <w:sz w:val="20"/>
-          <w:szCs w:val="20"/>
-        </w:rPr>
-      </w:pPr>
-      <w:r>
-        <w:rPr>
-          <w:sz w:val="20"/>
-          <w:szCs w:val="20"/>
-        </w:rPr>
-        <w:t>Genius Juice</w:t>
-      </w:r>
-    </w:p>
-    <w:p>
-      <w:pPr>
-        <w:ind w:left="720"/>
-        <w:rPr>
-          <w:sz w:val="20"/>
-          <w:szCs w:val="20"/>
-        </w:rPr>
-      </w:pPr>
-      <w:r>
-        <w:rPr>
-          <w:sz w:val="20"/>
-          <w:szCs w:val="20"/>
-        </w:rPr>
-        <w:t>Mathnasium</w:t>
-      </w:r>
-    </w:p>
-    <w:p>
-      <w:pPr>
-        <w:rPr>
-          <w:b/>
-          <w:bCs/>
-        </w:rPr>
-      </w:pPr>
-    </w:p>
-    <w:p>
-      <w:pPr>
-        <w:rPr>
-          <w:b/>
-          <w:bCs/>
-        </w:rPr>
-      </w:pPr>
-      <w:r>
-        <w:rPr>
-          <w:b/>
-          <w:bCs/>
-        </w:rPr>
-        <w:t>5.2 PRICING</w:t>
-      </w:r>
-    </w:p>
-    <w:p>
-      <w:pPr>
-        <w:rPr>
-          <w:b/>
-          <w:bCs/>
-        </w:rPr>
-      </w:pPr>
-    </w:p>
-    <w:p>
-      <w:pPr>
-        <w:rPr>
-          <w:b/>
-          <w:bCs/>
-        </w:rPr>
-      </w:pPr>
-      <w:r>
-        <w:rPr>
-          <w:b/>
-          <w:bCs/>
-        </w:rPr>
-        <w:t>6 OPERATIONS PLAN</w:t>
-      </w:r>
-    </w:p>
-    <w:p>
-      <w:pPr>
-        <w:rPr>
-          <w:sz w:val="20"/>
-          <w:szCs w:val="20"/>
-        </w:rPr>
-      </w:pPr>
-    </w:p>
-    <w:p>
-      <w:pPr>
-        <w:rPr>
-          <w:b/>
-          <w:bCs/>
-        </w:rPr>
-      </w:pPr>
-      <w:r>
-        <w:rPr>
-          <w:b/>
-          <w:bCs/>
-        </w:rPr>
-        <w:t>7. FINANCIAL PROJECTIONS</w:t>
-      </w:r>
-    </w:p>
-    <w:p>
-      <w:pPr>
-        <w:rPr>
-          <w:b/>
-          <w:bCs/>
-        </w:rPr>
-      </w:pPr>
-    </w:p>
-    <w:p>
-      <w:pPr>
-        <w:rPr>
-          <w:b/>
-          <w:bCs/>
-        </w:rPr>
-      </w:pPr>
-      <w:r>
-        <w:rPr>
-          <w:b/>
-          <w:bCs/>
-        </w:rPr>
-        <w:t>7.1 STARTUP COSTS</w:t>
-      </w:r>
-    </w:p>
-    <w:p>
-      <w:pPr>
-        <w:rPr>
-          <w:b/>
-          <w:bCs/>
-        </w:rPr>
-      </w:pPr>
-    </w:p>
-    <w:p>
-      <w:pPr>
-        <w:rPr>
-          <w:b/>
-          <w:bCs/>
-        </w:rPr>
-      </w:pPr>
-      <w:r>
-        <w:rPr>
-          <w:b/>
-          <w:bCs/>
-        </w:rPr>
-        <w:t>7.2 REVENUE PROJECTIONS</w:t>
-      </w:r>
-    </w:p>
-    <w:p>
-      <w:pPr>
-        <w:rPr>
-          <w:sz w:val="20"/>
-          <w:szCs w:val="20"/>
-        </w:rPr>
-      </w:pPr>
-    </w:p>
-    <w:p>
-      <w:pPr>
-        <w:rPr>
-          <w:b/>
-          <w:bCs/>
-        </w:rPr>
-      </w:pPr>
-      <w:r>
-        <w:rPr>
-          <w:b/>
-          <w:bCs/>
-        </w:rPr>
-        <w:t>7.3 PROFIT MARGINS</w:t>
-      </w:r>
-    </w:p>
-    <w:p>
-      <w:pPr>
-        <w:rPr>
-          <w:b/>
-          <w:bCs/>
-        </w:rPr>
-      </w:pPr>
-    </w:p>
-    <w:p>
-      <w:pPr>
-        <w:rPr>
-          <w:b/>
-          <w:bCs/>
-        </w:rPr>
-      </w:pPr>
-      <w:r>
-        <w:rPr>
-          <w:b/>
-          <w:bCs/>
-        </w:rPr>
-        <w:t>8. FUNDING REQUIREMENTS</w:t>
-      </w:r>
-    </w:p>
-    <w:p>
-      <w:pPr>
-        <w:rPr>
-          <w:b/>
-          <w:bCs/>
-        </w:rPr>
-      </w:pPr>
-    </w:p>
-    <w:p>
-      <w:pPr>
-        <w:rPr>
-          <w:b/>
-          <w:bCs/>
-        </w:rPr>
-      </w:pPr>
-      <w:r>
-        <w:rPr>
-          <w:b/>
-          <w:bCs/>
-        </w:rPr>
-        <w:t>9. RISK ANALYSIS</w:t>
-      </w:r>
-    </w:p>
-    <w:p>
-      <w:pPr>
-        <w:ind w:left="720"/>
-        <w:rPr>
-          <w:b/>
-          <w:bCs/>
-          <w:sz w:val="20"/>
-          <w:szCs w:val="20"/>
-        </w:rPr>
-      </w:pPr>
     </w:p>
     <w:sectPr>
       <w:pgSz w:w="12240" w:h="15840"/>
